--- a/pr-preview/pr-438/logistic-inference-handout.docx
+++ b/pr-preview/pr-438/logistic-inference-handout.docx
@@ -15,7 +15,7 @@
         <w:pStyle w:val="Date"/>
       </w:pPr>
       <w:r>
-        <w:t xml:space="preserve">Last modified: 2026-10-22 15:07:28 (PDT)</w:t>
+        <w:t xml:space="preserve">Last modified: 2026-10-26 12:25:07 (PDT)</w:t>
       </w:r>
     </w:p>
     <w:bookmarkStart w:id="14" w:name="introduction"/>
@@ -244,9 +244,9 @@
       <w:r>
         <w:t xml:space="preserve">$$
     {\Pr\mathopen{}\left(Y_i= 1 \mid \mathord{\smash[b]{\underset{\raise.3ex\hbox{$\scriptstyle\sim$}}{x}}\vphantom{x}}_i\right)\mathclose{}} = \pi_i
-    = {\sigma\mathopen{}\left(\mathord{\smash[b]{\underset{\raise.3ex\hbox{$\scriptstyle\sim$}}{\beta}}\vphantom{\beta}} \cdot \mathord{\smash[b]{\underset{\raise.3ex\hbox{$\scriptstyle\sim$}}{x}}\vphantom{x}}_i\right)\mathclose{}},
+    = {\operatorname{expit}\mathopen{}\left(\mathord{\smash[b]{\underset{\raise.3ex\hbox{$\scriptstyle\sim$}}{\beta}}\vphantom{\beta}} \cdot \mathord{\smash[b]{\underset{\raise.3ex\hbox{$\scriptstyle\sim$}}{x}}\vphantom{x}}_i\right)\mathclose{}},
     \qquad
-    {\sigma\mathopen{}\left(u\right)\mathclose{}} = \frac{1}{1 + e^{-u}},
+    {\operatorname{expit}\mathopen{}\left(u\right)\mathclose{}} = \frac{1}{1 + e^{-u}},
      \qquad(1)$$</w:t>
       </w:r>
       <w:bookmarkEnd w:id="11"/>
@@ -981,16 +981,709 @@
     </w:p>
     <w:bookmarkEnd w:id="13"/>
     <w:bookmarkEnd w:id="14"/>
-    <w:bookmarkStart w:id="32" w:name="deviance"/>
+    <w:bookmarkStart w:id="38" w:name="X8300d6e69932a351f6fc342930877eb877429de"/>
     <w:p>
       <w:pPr>
         <w:pStyle w:val="Heading2"/>
       </w:pPr>
       <w:r>
-        <w:t xml:space="preserve">2 Deviance</w:t>
+        <w:t xml:space="preserve">2 Fitting by iteratively reweighted least squares</w:t>
       </w:r>
     </w:p>
-    <w:bookmarkStart w:id="16" w:name="def-deviance"/>
+    <w:tbl>
+      <w:tblPr>
+        <w:tblStyle w:val="Table"/>
+        <w:tblInd w:w="164" w:type="dxa"/>
+        <w:tblBorders>
+          <w:left w:val="single" w:sz="24" w:space="0" w:color="0758E5"/>
+        </w:tblBorders>
+        <w:tblCellMar>
+          <w:left w:w="0" w:type="dxa"/>
+          <w:right w:w="0" w:type="dxa"/>
+        </w:tblCellMar>
+        <w:tblLook w:firstRow="0" w:lastRow="0" w:firstColumn="0" w:lastColumn="0" w:noHBand="0" w:noVBand="0" w:val="0000"/>
+      </w:tblPr>
+      <w:tblGrid>
+        <w:gridCol w:w="7920"/>
+      </w:tblGrid>
+      <w:tr>
+        <w:trPr>
+          <w:cantSplit/>
+        </w:trPr>
+        <w:tc>
+          <w:tcPr>
+            <w:tcMar>
+              <w:left w:w="144" w:type="dxa"/>
+              <w:right w:w="144" w:type="dxa"/>
+            </w:tcMar>
+          </w:tcPr>
+          <w:p>
+            <w:pPr>
+              <w:pStyle w:val="FirstParagraph"/>
+            </w:pPr>
+            <w:pPr>
+              <w:spacing w:before="0" w:after="8"/>
+              <w:jc w:val="center"/>
+            </w:pPr>
+            <w:r>
+              <w:drawing>
+                <wp:inline>
+                  <wp:extent cx="152400" cy="152400"/>
+                  <wp:effectExtent b="0" l="0" r="0" t="0"/>
+                  <wp:docPr descr="" title="" id="16" name="Picture"/>
+                  <a:graphic>
+                    <a:graphicData uri="http://schemas.openxmlformats.org/drawingml/2006/picture">
+                      <pic:pic>
+                        <pic:nvPicPr>
+                          <pic:cNvPr descr="/opt/quarto/share/formats/docx/note.png" id="17" name="Picture"/>
+                          <pic:cNvPicPr>
+                            <a:picLocks noChangeArrowheads="1" noChangeAspect="1"/>
+                          </pic:cNvPicPr>
+                        </pic:nvPicPr>
+                        <pic:blipFill>
+                          <a:blip r:embed="rId15"/>
+                          <a:stretch>
+                            <a:fillRect/>
+                          </a:stretch>
+                        </pic:blipFill>
+                        <pic:spPr bwMode="auto">
+                          <a:xfrm>
+                            <a:off x="0" y="0"/>
+                            <a:ext cx="152400" cy="152400"/>
+                          </a:xfrm>
+                          <a:prstGeom prst="rect">
+                            <a:avLst/>
+                          </a:prstGeom>
+                          <a:noFill/>
+                          <a:ln w="9525">
+                            <a:noFill/>
+                            <a:headEnd/>
+                            <a:tailEnd/>
+                          </a:ln>
+                        </pic:spPr>
+                      </pic:pic>
+                    </a:graphicData>
+                  </a:graphic>
+                </wp:inline>
+              </w:drawing>
+            </w:r>
+          </w:p>
+        </w:tc>
+        <w:tc>
+          <w:p>
+            <w:pPr>
+              <w:pStyle w:val="BodyText"/>
+            </w:pPr>
+            <w:pPr>
+              <w:spacing w:before="16" w:after="64"/>
+            </w:pPr>
+            <w:r>
+              <w:rPr>
+                <w:b/>
+                <w:bCs/>
+              </w:rPr>
+              <w:t xml:space="preserve">Note 1: Source and license: iteratively reweighted least squares</w:t>
+            </w:r>
+          </w:p>
+          <w:p>
+            <w:pPr>
+              <w:pStyle w:val="BodyText"/>
+            </w:pPr>
+            <w:pPr>
+              <w:spacing w:before="16"/>
+            </w:pPr>
+            <w:r>
+              <w:t xml:space="preserve">This section is adapted from the generalized linear model part of the Newton’s method lecture of</w:t>
+            </w:r>
+            <w:r>
+              <w:t xml:space="preserve"> </w:t>
+            </w:r>
+            <w:r>
+              <w:t xml:space="preserve">Zhou [3]</w:t>
+            </w:r>
+            <w:r>
+              <w:t xml:space="preserve">,</w:t>
+            </w:r>
+            <w:r>
+              <w:t xml:space="preserve"> </w:t>
+            </w:r>
+            <w:r>
+              <w:t xml:space="preserve">used under the MIT License.</w:t>
+            </w:r>
+            <w:r>
+              <w:t xml:space="preserve"> </w:t>
+            </w:r>
+            <w:r>
+              <w:t xml:space="preserve">The license text is:</w:t>
+            </w:r>
+          </w:p>
+          <w:p>
+            <w:pPr>
+              <w:pStyle w:val="SourceCode"/>
+            </w:pPr>
+            <w:r>
+              <w:rPr>
+                <w:rStyle w:val="VerbatimChar"/>
+              </w:rPr>
+              <w:t xml:space="preserve">Copyright (c) 2025 ucla-biostat-257</w:t>
+            </w:r>
+            <w:r>
+              <w:br/>
+            </w:r>
+            <w:r>
+              <w:br/>
+            </w:r>
+            <w:r>
+              <w:rPr>
+                <w:rStyle w:val="VerbatimChar"/>
+              </w:rPr>
+              <w:t xml:space="preserve">Permission is hereby granted, free of charge, to any person obtaining a copy</w:t>
+            </w:r>
+            <w:r>
+              <w:br/>
+            </w:r>
+            <w:r>
+              <w:rPr>
+                <w:rStyle w:val="VerbatimChar"/>
+              </w:rPr>
+              <w:t xml:space="preserve">of this software and associated documentation files (the "Software"), to deal</w:t>
+            </w:r>
+            <w:r>
+              <w:br/>
+            </w:r>
+            <w:r>
+              <w:rPr>
+                <w:rStyle w:val="VerbatimChar"/>
+              </w:rPr>
+              <w:t xml:space="preserve">in the Software without restriction, including without limitation the rights</w:t>
+            </w:r>
+            <w:r>
+              <w:br/>
+            </w:r>
+            <w:r>
+              <w:rPr>
+                <w:rStyle w:val="VerbatimChar"/>
+              </w:rPr>
+              <w:t xml:space="preserve">to use, copy, modify, merge, publish, distribute, sublicense, and/or sell</w:t>
+            </w:r>
+            <w:r>
+              <w:br/>
+            </w:r>
+            <w:r>
+              <w:rPr>
+                <w:rStyle w:val="VerbatimChar"/>
+              </w:rPr>
+              <w:t xml:space="preserve">copies of the Software, and to permit persons to whom the Software is</w:t>
+            </w:r>
+            <w:r>
+              <w:br/>
+            </w:r>
+            <w:r>
+              <w:rPr>
+                <w:rStyle w:val="VerbatimChar"/>
+              </w:rPr>
+              <w:t xml:space="preserve">furnished to do so, subject to the following conditions:</w:t>
+            </w:r>
+            <w:r>
+              <w:br/>
+            </w:r>
+            <w:r>
+              <w:br/>
+            </w:r>
+            <w:r>
+              <w:rPr>
+                <w:rStyle w:val="VerbatimChar"/>
+              </w:rPr>
+              <w:t xml:space="preserve">The above copyright notice and this permission notice shall be included in all</w:t>
+            </w:r>
+            <w:r>
+              <w:br/>
+            </w:r>
+            <w:r>
+              <w:rPr>
+                <w:rStyle w:val="VerbatimChar"/>
+              </w:rPr>
+              <w:t xml:space="preserve">copies or substantial portions of the Software.</w:t>
+            </w:r>
+            <w:r>
+              <w:br/>
+            </w:r>
+            <w:r>
+              <w:br/>
+            </w:r>
+            <w:r>
+              <w:rPr>
+                <w:rStyle w:val="VerbatimChar"/>
+              </w:rPr>
+              <w:t xml:space="preserve">THE SOFTWARE IS PROVIDED "AS IS", WITHOUT WARRANTY OF ANY KIND, EXPRESS OR</w:t>
+            </w:r>
+            <w:r>
+              <w:br/>
+            </w:r>
+            <w:r>
+              <w:rPr>
+                <w:rStyle w:val="VerbatimChar"/>
+              </w:rPr>
+              <w:t xml:space="preserve">IMPLIED, INCLUDING BUT NOT LIMITED TO THE WARRANTIES OF MERCHANTABILITY,</w:t>
+            </w:r>
+            <w:r>
+              <w:br/>
+            </w:r>
+            <w:r>
+              <w:rPr>
+                <w:rStyle w:val="VerbatimChar"/>
+              </w:rPr>
+              <w:t xml:space="preserve">FITNESS FOR A PARTICULAR PURPOSE AND NONINFRINGEMENT.</w:t>
+            </w:r>
+            <w:r>
+              <w:br/>
+            </w:r>
+            <w:r>
+              <w:rPr>
+                <w:rStyle w:val="VerbatimChar"/>
+              </w:rPr>
+              <w:t xml:space="preserve">IN NO EVENT SHALL THE</w:t>
+            </w:r>
+            <w:r>
+              <w:br/>
+            </w:r>
+            <w:r>
+              <w:rPr>
+                <w:rStyle w:val="VerbatimChar"/>
+              </w:rPr>
+              <w:t xml:space="preserve">AUTHORS OR COPYRIGHT HOLDERS BE LIABLE FOR ANY CLAIM, DAMAGES OR OTHER</w:t>
+            </w:r>
+            <w:r>
+              <w:br/>
+            </w:r>
+            <w:r>
+              <w:rPr>
+                <w:rStyle w:val="VerbatimChar"/>
+              </w:rPr>
+              <w:t xml:space="preserve">LIABILITY, WHETHER IN AN ACTION OF CONTRACT, TORT OR OTHERWISE, ARISING FROM,</w:t>
+            </w:r>
+            <w:r>
+              <w:br/>
+            </w:r>
+            <w:r>
+              <w:rPr>
+                <w:rStyle w:val="VerbatimChar"/>
+              </w:rPr>
+              <w:t xml:space="preserve">OUT OF OR IN CONNECTION WITH THE SOFTWARE OR THE USE OR OTHER DEALINGS IN THE</w:t>
+            </w:r>
+            <w:r>
+              <w:br/>
+            </w:r>
+            <w:r>
+              <w:rPr>
+                <w:rStyle w:val="VerbatimChar"/>
+              </w:rPr>
+              <w:t xml:space="preserve">SOFTWARE.</w:t>
+            </w:r>
+          </w:p>
+          <w:p>
+            <w:pPr>
+              <w:pStyle w:val="FirstParagraph"/>
+            </w:pPr>
+            <w:pPr>
+              <w:spacing w:after="16"/>
+            </w:pPr>
+            <w:r>
+              <w:t xml:space="preserve">The source writes the logistic</w:t>
+            </w:r>
+            <w:r>
+              <w:t xml:space="preserve"> </w:t>
+            </w:r>
+            <w:hyperlink r:id="rId18">
+              <w:r>
+                <w:rPr>
+                  <w:rStyle w:val="Hyperlink"/>
+                </w:rPr>
+                <w:t xml:space="preserve">score</w:t>
+              </w:r>
+            </w:hyperlink>
+            <w:r>
+              <w:t xml:space="preserve"> </w:t>
+            </w:r>
+            <w:r>
+              <w:t xml:space="preserve">and information, notes that Newton’s method and</w:t>
+            </w:r>
+            <w:r>
+              <w:t xml:space="preserve"> </w:t>
+            </w:r>
+            <w:hyperlink r:id="rId19">
+              <w:r>
+                <w:rPr>
+                  <w:rStyle w:val="Hyperlink"/>
+                </w:rPr>
+                <w:t xml:space="preserve">Fisher scoring</w:t>
+              </w:r>
+            </w:hyperlink>
+            <w:r>
+              <w:t xml:space="preserve"> </w:t>
+            </w:r>
+            <w:r>
+              <w:t xml:space="preserve">coincide, and rewrites the step as a weighted least squares fit.</w:t>
+            </w:r>
+            <w:r>
+              <w:t xml:space="preserve"> </w:t>
+            </w:r>
+            <w:r>
+              <w:t xml:space="preserve">Here the step is stated as a theorem and proved, with the step length fixed at</w:t>
+            </w:r>
+            <w:r>
+              <w:t xml:space="preserve"> </w:t>
+            </w:r>
+            <m:oMath>
+              <m:r>
+                <m:t>1</m:t>
+              </m:r>
+            </m:oMath>
+            <w:r>
+              <w:t xml:space="preserve">.</w:t>
+            </w:r>
+            <w:r>
+              <w:t xml:space="preserve"> </w:t>
+            </w:r>
+            <w:r>
+              <w:t xml:space="preserve">The example, using the six-patient trial, is new.</w:t>
+            </w:r>
+            <w:r>
+              <w:t xml:space="preserve"> </w:t>
+            </w:r>
+            <w:r>
+              <w:t xml:space="preserve">The source’s treatment of general generalized linear models, Gauss-Newton and Levenberg-Marquardt is not part of this section.</w:t>
+            </w:r>
+            <w:r>
+              <w:t xml:space="preserve"> </w:t>
+            </w:r>
+            <w:r>
+              <w:t xml:space="preserve">The general optimization methods behind</w:t>
+            </w:r>
+            <w:r>
+              <w:t xml:space="preserve"> </w:t>
+            </w:r>
+            <w:hyperlink w:anchor="def-irls">
+              <w:r>
+                <w:rPr>
+                  <w:rStyle w:val="Hyperlink"/>
+                </w:rPr>
+                <w:t xml:space="preserve">IRLS</w:t>
+              </w:r>
+            </w:hyperlink>
+            <w:r>
+              <w:t xml:space="preserve"> </w:t>
+            </w:r>
+            <w:r>
+              <w:t xml:space="preserve">are on the</w:t>
+            </w:r>
+            <w:r>
+              <w:t xml:space="preserve"> </w:t>
+            </w:r>
+            <w:hyperlink r:id="rId20">
+              <w:r>
+                <w:rPr>
+                  <w:rStyle w:val="Hyperlink"/>
+                </w:rPr>
+                <w:t xml:space="preserve">Optimization</w:t>
+              </w:r>
+            </w:hyperlink>
+            <w:r>
+              <w:t xml:space="preserve"> </w:t>
+            </w:r>
+            <w:r>
+              <w:t xml:space="preserve">page of the math notes.</w:t>
+            </w:r>
+          </w:p>
+        </w:tc>
+      </w:tr>
+    </w:tbl>
+    <w:bookmarkStart w:id="23" w:name="def-irls"/>
+    <w:p>
+      <w:pPr>
+        <w:pStyle w:val="BodyText"/>
+      </w:pPr>
+      <w:r>
+        <w:rPr>
+          <w:b/>
+          <w:bCs/>
+        </w:rPr>
+        <w:t xml:space="preserve">Definition 2 (Iteratively reweighted least squares (IRLS))</w:t>
+      </w:r>
+      <w:r>
+        <w:t xml:space="preserve"> </w:t>
+      </w:r>
+      <w:r>
+        <w:t xml:space="preserve">Suppose the outcomes follow the</w:t>
+      </w:r>
+      <w:r>
+        <w:t xml:space="preserve"> </w:t>
+      </w:r>
+      <w:hyperlink w:anchor="def-logistic-regression">
+        <w:r>
+          <w:rPr>
+            <w:rStyle w:val="Hyperlink"/>
+          </w:rPr>
+          <w:t xml:space="preserve">logistic regression model</w:t>
+        </w:r>
+      </w:hyperlink>
+      <w:r>
+        <w:t xml:space="preserve">.</w:t>
+      </w:r>
+      <w:r>
+        <w:t xml:space="preserve"> </w:t>
+      </w:r>
+      <w:r>
+        <w:t xml:space="preserve">Let</w:t>
+      </w:r>
+      <w:r>
+        <w:t xml:space="preserve"> </w:t>
+      </w:r>
+      <m:oMath>
+        <m:r>
+          <m:t>X</m:t>
+        </m:r>
+      </m:oMath>
+      <w:r>
+        <w:t xml:space="preserve"> </w:t>
+      </w:r>
+      <w:r>
+        <w:t xml:space="preserve">be the matrix whose rows are</w:t>
+      </w:r>
+      <w:r>
+        <w:t xml:space="preserve"> </w:t>
+      </w:r>
+      <w:r>
+        <w:t xml:space="preserve">${\mathord{\smash[b]{\underset{\raise.3ex\hbox{$\scriptstyle\sim$}}{x}}\vphantom{x}}_{i}}^{\top}$</w:t>
+      </w:r>
+      <w:r>
+        <w:t xml:space="preserve">.</w:t>
+      </w:r>
+      <w:r>
+        <w:t xml:space="preserve"> </w:t>
+      </w:r>
+      <w:r>
+        <w:t xml:space="preserve">From a current</w:t>
+      </w:r>
+      <w:r>
+        <w:t xml:space="preserve"> </w:t>
+      </w:r>
+      <w:hyperlink r:id="rId21">
+        <w:r>
+          <w:rPr>
+            <w:rStyle w:val="Hyperlink"/>
+          </w:rPr>
+          <w:t xml:space="preserve">estimate</w:t>
+        </w:r>
+      </w:hyperlink>
+      <w:r>
+        <w:t xml:space="preserve"> </w:t>
+      </w:r>
+      <w:r>
+        <w:t xml:space="preserve">$\mathord{\smash[b]{\underset{\raise.3ex\hbox{$\scriptstyle\sim$}}{\beta}}\vphantom{\beta}}^*$</w:t>
+      </w:r>
+      <w:r>
+        <w:t xml:space="preserve"> </w:t>
+      </w:r>
+      <w:r>
+        <w:t xml:space="preserve">with fitted</w:t>
+      </w:r>
+      <w:r>
+        <w:t xml:space="preserve"> </w:t>
+      </w:r>
+      <w:hyperlink r:id="rId22">
+        <w:r>
+          <w:rPr>
+            <w:rStyle w:val="Hyperlink"/>
+          </w:rPr>
+          <w:t xml:space="preserve">probabilities</w:t>
+        </w:r>
+      </w:hyperlink>
+      <w:r>
+        <w:t xml:space="preserve"> </w:t>
+      </w:r>
+      <m:oMath>
+        <m:sSubSup>
+          <m:e>
+            <m:r>
+              <m:t>π</m:t>
+            </m:r>
+          </m:e>
+          <m:sub>
+            <m:r>
+              <m:t>i</m:t>
+            </m:r>
+          </m:sub>
+          <m:sup>
+            <m:r>
+              <m:rPr>
+                <m:sty m:val="p"/>
+              </m:rPr>
+              <m:t>*</m:t>
+            </m:r>
+          </m:sup>
+        </m:sSubSup>
+      </m:oMath>
+      <w:r>
+        <w:t xml:space="preserve"> </w:t>
+      </w:r>
+      <w:r>
+        <w:t xml:space="preserve">(collected in</w:t>
+      </w:r>
+      <w:r>
+        <w:t xml:space="preserve"> </w:t>
+      </w:r>
+      <w:r>
+        <w:t xml:space="preserve">$\mathord{\smash[b]{\underset{\raise.3ex\hbox{$\scriptstyle\sim$}}{\pi}}\vphantom{\pi}}^*$</w:t>
+      </w:r>
+      <w:r>
+        <w:t xml:space="preserve">), form</w:t>
+      </w:r>
+    </w:p>
+    <w:p>
+      <w:pPr>
+        <w:pStyle w:val="Compact"/>
+        <w:numPr>
+          <w:ilvl w:val="0"/>
+          <w:numId w:val="1001"/>
+        </w:numPr>
+      </w:pPr>
+      <w:r>
+        <w:t xml:space="preserve">the weights</w:t>
+      </w:r>
+      <w:r>
+        <w:t xml:space="preserve"> </w:t>
+      </w:r>
+      <m:oMath>
+        <m:sSub>
+          <m:e>
+            <m:r>
+              <m:t>w</m:t>
+            </m:r>
+          </m:e>
+          <m:sub>
+            <m:r>
+              <m:t>i</m:t>
+            </m:r>
+          </m:sub>
+        </m:sSub>
+        <m:r>
+          <m:rPr>
+            <m:sty m:val="p"/>
+          </m:rPr>
+          <m:t>=</m:t>
+        </m:r>
+        <m:sSubSup>
+          <m:e>
+            <m:r>
+              <m:t>π</m:t>
+            </m:r>
+          </m:e>
+          <m:sub>
+            <m:r>
+              <m:t>i</m:t>
+            </m:r>
+          </m:sub>
+          <m:sup>
+            <m:r>
+              <m:rPr>
+                <m:sty m:val="p"/>
+              </m:rPr>
+              <m:t>*</m:t>
+            </m:r>
+          </m:sup>
+        </m:sSubSup>
+        <m:r>
+          <m:t>​</m:t>
+        </m:r>
+        <m:d>
+          <m:dPr>
+            <m:begChr m:val="("/>
+            <m:sepChr m:val=""/>
+            <m:endChr m:val=")"/>
+            <m:grow/>
+          </m:dPr>
+          <m:e>
+            <m:r>
+              <m:t>1</m:t>
+            </m:r>
+            <m:r>
+              <m:rPr>
+                <m:sty m:val="p"/>
+              </m:rPr>
+              <m:t>−</m:t>
+            </m:r>
+            <m:sSubSup>
+              <m:e>
+                <m:r>
+                  <m:t>π</m:t>
+                </m:r>
+              </m:e>
+              <m:sub>
+                <m:r>
+                  <m:t>i</m:t>
+                </m:r>
+              </m:sub>
+              <m:sup>
+                <m:r>
+                  <m:rPr>
+                    <m:sty m:val="p"/>
+                  </m:rPr>
+                  <m:t>*</m:t>
+                </m:r>
+              </m:sup>
+            </m:sSubSup>
+          </m:e>
+        </m:d>
+        <m:r>
+          <m:t>​</m:t>
+        </m:r>
+      </m:oMath>
+      <w:r>
+        <w:t xml:space="preserve">, collected in the diagonal matrix</w:t>
+      </w:r>
+      <w:r>
+        <w:t xml:space="preserve"> </w:t>
+      </w:r>
+      <m:oMath>
+        <m:r>
+          <m:t>W</m:t>
+        </m:r>
+      </m:oMath>
+      <w:r>
+        <w:t xml:space="preserve">;</w:t>
+      </w:r>
+    </w:p>
+    <w:p>
+      <w:pPr>
+        <w:pStyle w:val="Compact"/>
+        <w:numPr>
+          <w:ilvl w:val="0"/>
+          <w:numId w:val="1001"/>
+        </w:numPr>
+      </w:pPr>
+      <w:r>
+        <w:t xml:space="preserve">the working responses</w:t>
+      </w:r>
+      <w:r>
+        <w:t xml:space="preserve"> </w:t>
+      </w:r>
+      <w:r>
+        <w:t xml:space="preserve">$z_{i} = \mathord{\smash[b]{\underset{\raise.3ex\hbox{$\scriptstyle\sim$}}{\beta}}\vphantom{\beta}}^* \cdot \mathord{\smash[b]{\underset{\raise.3ex\hbox{$\scriptstyle\sim$}}{x}}\vphantom{x}}_{i} + \mathopen{}\left(y_{i} - \pi_{i}^*\right)\mathclose{} / w_{i}$</w:t>
+      </w:r>
+      <w:r>
+        <w:t xml:space="preserve">, collected in</w:t>
+      </w:r>
+      <w:r>
+        <w:t xml:space="preserve"> </w:t>
+      </w:r>
+      <w:r>
+        <w:t xml:space="preserve">$\mathord{\smash[b]{\underset{\raise.3ex\hbox{$\scriptstyle\sim$}}{z}}\vphantom{z}}$</w:t>
+      </w:r>
+      <w:r>
+        <w:t xml:space="preserve">.</w:t>
+      </w:r>
+    </w:p>
     <w:p>
       <w:pPr>
         <w:pStyle w:val="FirstParagraph"/>
@@ -1000,7 +1693,3559 @@
           <w:b/>
           <w:bCs/>
         </w:rPr>
-        <w:t xml:space="preserve">Definition 2 (Deviance)</w:t>
+        <w:t xml:space="preserve">Iteratively reweighted least squares</w:t>
+      </w:r>
+      <w:r>
+        <w:t xml:space="preserve"> </w:t>
+      </w:r>
+      <w:r>
+        <w:t xml:space="preserve">replaces</w:t>
+      </w:r>
+      <w:r>
+        <w:t xml:space="preserve"> </w:t>
+      </w:r>
+      <w:r>
+        <w:t xml:space="preserve">$\mathord{\smash[b]{\underset{\raise.3ex\hbox{$\scriptstyle\sim$}}{\beta}}\vphantom{\beta}}^*$</w:t>
+      </w:r>
+      <w:r>
+        <w:t xml:space="preserve"> </w:t>
+      </w:r>
+      <w:r>
+        <w:t xml:space="preserve">by the weighted least squares fit of</w:t>
+      </w:r>
+      <w:r>
+        <w:t xml:space="preserve"> </w:t>
+      </w:r>
+      <w:r>
+        <w:t xml:space="preserve">$\mathord{\smash[b]{\underset{\raise.3ex\hbox{$\scriptstyle\sim$}}{z}}\vphantom{z}}$</w:t>
+      </w:r>
+      <w:r>
+        <w:t xml:space="preserve"> </w:t>
+      </w:r>
+      <w:r>
+        <w:t xml:space="preserve">on</w:t>
+      </w:r>
+      <w:r>
+        <w:t xml:space="preserve"> </w:t>
+      </w:r>
+      <m:oMath>
+        <m:r>
+          <m:t>X</m:t>
+        </m:r>
+      </m:oMath>
+      <w:r>
+        <w:t xml:space="preserve">,</w:t>
+      </w:r>
+      <w:r>
+        <w:t xml:space="preserve"> </w:t>
+      </w:r>
+      <w:r>
+        <w:t xml:space="preserve">the minimizer of</w:t>
+      </w:r>
+      <w:r>
+        <w:t xml:space="preserve"> </w:t>
+      </w:r>
+      <w:r>
+        <w:t xml:space="preserve">$\sum_{i=1}^{n} w_{i} \mathopen{}\left(z_{i} - \mathord{\smash[b]{\underset{\raise.3ex\hbox{$\scriptstyle\sim$}}{\beta}}\vphantom{\beta}} \cdot \mathord{\smash[b]{\underset{\raise.3ex\hbox{$\scriptstyle\sim$}}{x}}\vphantom{x}}_{i}\right)\mathclose{}^2$</w:t>
+      </w:r>
+      <w:r>
+        <w:t xml:space="preserve">,</w:t>
+      </w:r>
+      <w:r>
+        <w:t xml:space="preserve"> </w:t>
+      </w:r>
+      <w:r>
+        <w:t xml:space="preserve">which is</w:t>
+      </w:r>
+    </w:p>
+    <w:p>
+      <w:pPr>
+        <w:pStyle w:val="BodyText"/>
+      </w:pPr>
+      <w:r>
+        <w:t xml:space="preserve">$$
+    {\mathopen{}\left(\mathopen{}\left({X}^{\top} W X\right)\mathclose{}\right)\mathclose{}}^{-1} {X}^{\top} W \mathord{\smash[b]{\underset{\raise.3ex\hbox{$\scriptstyle\sim$}}{z}}\vphantom{z}},
+    $$</w:t>
+      </w:r>
+    </w:p>
+    <w:p>
+      <w:pPr>
+        <w:pStyle w:val="FirstParagraph"/>
+      </w:pPr>
+      <w:r>
+        <w:t xml:space="preserve">and repeats until the estimate stops changing.</w:t>
+      </w:r>
+    </w:p>
+    <w:bookmarkEnd w:id="23"/>
+    <w:bookmarkStart w:id="24" w:name="exr-irls-step"/>
+    <w:p>
+      <w:pPr>
+        <w:pStyle w:val="BodyText"/>
+      </w:pPr>
+      <w:r>
+        <w:rPr>
+          <w:b/>
+          <w:bCs/>
+        </w:rPr>
+        <w:t xml:space="preserve">Exercise 1 (One IRLS step for the six-patient trial)</w:t>
+      </w:r>
+      <w:r>
+        <w:t xml:space="preserve"> </w:t>
+      </w:r>
+      <w:r>
+        <w:t xml:space="preserve">In the</w:t>
+      </w:r>
+      <w:r>
+        <w:t xml:space="preserve"> </w:t>
+      </w:r>
+      <w:hyperlink w:anchor="exm-logistic-regression">
+        <w:r>
+          <w:rPr>
+            <w:rStyle w:val="Hyperlink"/>
+          </w:rPr>
+          <w:t xml:space="preserve">six-patient trial</w:t>
+        </w:r>
+      </w:hyperlink>
+      <w:r>
+        <w:t xml:space="preserve">, start from</w:t>
+      </w:r>
+      <w:r>
+        <w:t xml:space="preserve"> </w:t>
+      </w:r>
+      <w:r>
+        <w:t xml:space="preserve">$\mathord{\smash[b]{\underset{\raise.3ex\hbox{$\scriptstyle\sim$}}{\beta}}\vphantom{\beta}}^* = \mathord{\smash[b]{\underset{\raise.3ex\hbox{$\scriptstyle\sim$}}{0}}\vphantom{0}}$</w:t>
+      </w:r>
+      <w:r>
+        <w:t xml:space="preserve">.</w:t>
+      </w:r>
+    </w:p>
+    <w:p>
+      <w:pPr>
+        <w:pStyle w:val="Compact"/>
+        <w:numPr>
+          <w:ilvl w:val="0"/>
+          <w:numId w:val="1002"/>
+        </w:numPr>
+      </w:pPr>
+      <w:r>
+        <w:t xml:space="preserve">Find the fitted</w:t>
+      </w:r>
+      <w:r>
+        <w:t xml:space="preserve"> </w:t>
+      </w:r>
+      <w:hyperlink r:id="rId22">
+        <w:r>
+          <w:rPr>
+            <w:rStyle w:val="Hyperlink"/>
+          </w:rPr>
+          <w:t xml:space="preserve">probabilities</w:t>
+        </w:r>
+      </w:hyperlink>
+      <w:r>
+        <w:t xml:space="preserve">, the weights and the working responses.</w:t>
+      </w:r>
+    </w:p>
+    <w:p>
+      <w:pPr>
+        <w:pStyle w:val="Compact"/>
+        <w:numPr>
+          <w:ilvl w:val="0"/>
+          <w:numId w:val="1002"/>
+        </w:numPr>
+      </w:pPr>
+      <w:r>
+        <w:t xml:space="preserve">Compute</w:t>
+      </w:r>
+      <w:r>
+        <w:t xml:space="preserve"> </w:t>
+      </w:r>
+      <m:oMath>
+        <m:sSup>
+          <m:e>
+            <m:r>
+              <m:t>X</m:t>
+            </m:r>
+          </m:e>
+          <m:sup>
+            <m:r>
+              <m:rPr>
+                <m:sty m:val="p"/>
+              </m:rPr>
+              <m:t>⊤</m:t>
+            </m:r>
+          </m:sup>
+        </m:sSup>
+        <m:r>
+          <m:t>W</m:t>
+        </m:r>
+        <m:r>
+          <m:t>X</m:t>
+        </m:r>
+      </m:oMath>
+      <w:r>
+        <w:t xml:space="preserve"> </w:t>
+      </w:r>
+      <w:r>
+        <w:t xml:space="preserve">and</w:t>
+      </w:r>
+      <w:r>
+        <w:t xml:space="preserve"> </w:t>
+      </w:r>
+      <w:r>
+        <w:t xml:space="preserve">${X}^{\top} W \mathord{\smash[b]{\underset{\raise.3ex\hbox{$\scriptstyle\sim$}}{z}}\vphantom{z}}$</w:t>
+      </w:r>
+      <w:r>
+        <w:t xml:space="preserve">.</w:t>
+      </w:r>
+    </w:p>
+    <w:p>
+      <w:pPr>
+        <w:pStyle w:val="Compact"/>
+        <w:numPr>
+          <w:ilvl w:val="0"/>
+          <w:numId w:val="1002"/>
+        </w:numPr>
+      </w:pPr>
+      <w:r>
+        <w:t xml:space="preserve">Compute the updated coefficients</w:t>
+      </w:r>
+      <w:r>
+        <w:t xml:space="preserve"> </w:t>
+      </w:r>
+      <w:r>
+        <w:t xml:space="preserve">${\mathopen{}\left(\mathopen{}\left({X}^{\top} W X\right)\mathclose{}\right)\mathclose{}}^{-1} {X}^{\top} W \mathord{\smash[b]{\underset{\raise.3ex\hbox{$\scriptstyle\sim$}}{z}}\vphantom{z}}$</w:t>
+      </w:r>
+      <w:r>
+        <w:t xml:space="preserve">.</w:t>
+      </w:r>
+    </w:p>
+    <w:bookmarkEnd w:id="24"/>
+    <w:bookmarkStart w:id="27" w:name="sol-irls-step"/>
+    <w:p>
+      <w:pPr>
+        <w:pStyle w:val="FirstParagraph"/>
+      </w:pPr>
+      <w:r>
+        <w:rPr>
+          <w:i/>
+          <w:iCs/>
+        </w:rPr>
+        <w:t xml:space="preserve">Solution 1</w:t>
+      </w:r>
+      <w:r>
+        <w:t xml:space="preserve">. </w:t>
+      </w:r>
+      <w:r>
+        <w:t xml:space="preserve">Here the rows of</w:t>
+      </w:r>
+      <w:r>
+        <w:t xml:space="preserve"> </w:t>
+      </w:r>
+      <m:oMath>
+        <m:r>
+          <m:t>X</m:t>
+        </m:r>
+      </m:oMath>
+      <w:r>
+        <w:t xml:space="preserve"> </w:t>
+      </w:r>
+      <w:r>
+        <w:t xml:space="preserve">are</w:t>
+      </w:r>
+      <w:r>
+        <w:t xml:space="preserve"> </w:t>
+      </w:r>
+      <m:oMath>
+        <m:r>
+          <m:rPr>
+            <m:sty m:val="p"/>
+          </m:rPr>
+          <m:t>(</m:t>
+        </m:r>
+        <m:r>
+          <m:t>1</m:t>
+        </m:r>
+        <m:r>
+          <m:rPr>
+            <m:sty m:val="p"/>
+          </m:rPr>
+          <m:t>,</m:t>
+        </m:r>
+        <m:r>
+          <m:rPr>
+            <m:sty m:val="p"/>
+          </m:rPr>
+          <m:t>−</m:t>
+        </m:r>
+        <m:r>
+          <m:t>1</m:t>
+        </m:r>
+        <m:r>
+          <m:rPr>
+            <m:sty m:val="p"/>
+          </m:rPr>
+          <m:t>)</m:t>
+        </m:r>
+      </m:oMath>
+      <w:r>
+        <w:t xml:space="preserve"> </w:t>
+      </w:r>
+      <w:r>
+        <w:t xml:space="preserve">for the three patients in the group coded</w:t>
+      </w:r>
+      <w:r>
+        <w:t xml:space="preserve"> </w:t>
+      </w:r>
+      <m:oMath>
+        <m:r>
+          <m:rPr>
+            <m:sty m:val="p"/>
+          </m:rPr>
+          <m:t>−</m:t>
+        </m:r>
+        <m:r>
+          <m:t>1</m:t>
+        </m:r>
+      </m:oMath>
+      <w:r>
+        <w:t xml:space="preserve"> </w:t>
+      </w:r>
+      <w:r>
+        <w:t xml:space="preserve">and</w:t>
+      </w:r>
+      <w:r>
+        <w:t xml:space="preserve"> </w:t>
+      </w:r>
+      <m:oMath>
+        <m:r>
+          <m:rPr>
+            <m:sty m:val="p"/>
+          </m:rPr>
+          <m:t>(</m:t>
+        </m:r>
+        <m:r>
+          <m:t>1</m:t>
+        </m:r>
+        <m:r>
+          <m:rPr>
+            <m:sty m:val="p"/>
+          </m:rPr>
+          <m:t>,</m:t>
+        </m:r>
+        <m:r>
+          <m:t>1</m:t>
+        </m:r>
+        <m:r>
+          <m:rPr>
+            <m:sty m:val="p"/>
+          </m:rPr>
+          <m:t>)</m:t>
+        </m:r>
+      </m:oMath>
+      <w:r>
+        <w:t xml:space="preserve"> </w:t>
+      </w:r>
+      <w:r>
+        <w:t xml:space="preserve">for the three treated patients,</w:t>
+      </w:r>
+      <w:r>
+        <w:t xml:space="preserve"> </w:t>
+      </w:r>
+      <w:r>
+        <w:t xml:space="preserve">and</w:t>
+      </w:r>
+      <w:r>
+        <w:t xml:space="preserve"> </w:t>
+      </w:r>
+      <w:r>
+        <w:t xml:space="preserve">$\mathord{\smash[b]{\underset{\raise.3ex\hbox{$\scriptstyle\sim$}}{y}}\vphantom{y}}= {(0, 0, 1, 0, 1, 1)}^{\top}$</w:t>
+      </w:r>
+      <w:r>
+        <w:t xml:space="preserve">.</w:t>
+      </w:r>
+    </w:p>
+    <w:p>
+      <w:pPr>
+        <w:pStyle w:val="BodyText"/>
+      </w:pPr>
+      <w:r>
+        <w:rPr>
+          <w:b/>
+          <w:bCs/>
+        </w:rPr>
+        <w:t xml:space="preserve">1.</w:t>
+      </w:r>
+      <w:r>
+        <w:t xml:space="preserve"> </w:t>
+      </w:r>
+      <w:r>
+        <w:t xml:space="preserve">At</w:t>
+      </w:r>
+      <w:r>
+        <w:t xml:space="preserve"> </w:t>
+      </w:r>
+      <w:r>
+        <w:t xml:space="preserve">$\mathord{\smash[b]{\underset{\raise.3ex\hbox{$\scriptstyle\sim$}}{\beta}}\vphantom{\beta}}^* = \mathord{\smash[b]{\underset{\raise.3ex\hbox{$\scriptstyle\sim$}}{0}}\vphantom{0}}$</w:t>
+      </w:r>
+      <w:r>
+        <w:t xml:space="preserve"> </w:t>
+      </w:r>
+      <w:r>
+        <w:t xml:space="preserve">every fitted</w:t>
+      </w:r>
+      <w:r>
+        <w:t xml:space="preserve"> </w:t>
+      </w:r>
+      <w:hyperlink r:id="rId22">
+        <w:r>
+          <w:rPr>
+            <w:rStyle w:val="Hyperlink"/>
+          </w:rPr>
+          <w:t xml:space="preserve">probability</w:t>
+        </w:r>
+      </w:hyperlink>
+      <w:r>
+        <w:t xml:space="preserve"> </w:t>
+      </w:r>
+      <w:r>
+        <w:t xml:space="preserve">is</w:t>
+      </w:r>
+      <w:r>
+        <w:t xml:space="preserve"> </w:t>
+      </w:r>
+      <m:oMath>
+        <m:r>
+          <m:rPr>
+            <m:sty m:val="p"/>
+          </m:rPr>
+          <m:t>expit</m:t>
+        </m:r>
+        <m:r>
+          <m:t>​</m:t>
+        </m:r>
+        <m:d>
+          <m:dPr>
+            <m:begChr m:val="("/>
+            <m:sepChr m:val=""/>
+            <m:endChr m:val=")"/>
+            <m:grow/>
+          </m:dPr>
+          <m:e>
+            <m:r>
+              <m:t>0</m:t>
+            </m:r>
+          </m:e>
+        </m:d>
+        <m:r>
+          <m:t>​</m:t>
+        </m:r>
+        <m:r>
+          <m:rPr>
+            <m:sty m:val="p"/>
+          </m:rPr>
+          <m:t>=</m:t>
+        </m:r>
+        <m:r>
+          <m:t>1</m:t>
+        </m:r>
+        <m:r>
+          <m:rPr>
+            <m:sty m:val="p"/>
+          </m:rPr>
+          <m:t>/</m:t>
+        </m:r>
+        <m:r>
+          <m:t>2</m:t>
+        </m:r>
+      </m:oMath>
+      <w:r>
+        <w:t xml:space="preserve">,</w:t>
+      </w:r>
+      <w:r>
+        <w:t xml:space="preserve"> </w:t>
+      </w:r>
+      <w:r>
+        <w:t xml:space="preserve">so every weight is</w:t>
+      </w:r>
+      <w:r>
+        <w:t xml:space="preserve"> </w:t>
+      </w:r>
+      <m:oMath>
+        <m:sSub>
+          <m:e>
+            <m:r>
+              <m:t>w</m:t>
+            </m:r>
+          </m:e>
+          <m:sub>
+            <m:r>
+              <m:t>i</m:t>
+            </m:r>
+          </m:sub>
+        </m:sSub>
+        <m:r>
+          <m:rPr>
+            <m:sty m:val="p"/>
+          </m:rPr>
+          <m:t>=</m:t>
+        </m:r>
+        <m:r>
+          <m:rPr>
+            <m:sty m:val="p"/>
+          </m:rPr>
+          <m:t>(</m:t>
+        </m:r>
+        <m:r>
+          <m:t>1</m:t>
+        </m:r>
+        <m:r>
+          <m:rPr>
+            <m:sty m:val="p"/>
+          </m:rPr>
+          <m:t>/</m:t>
+        </m:r>
+        <m:r>
+          <m:t>2</m:t>
+        </m:r>
+        <m:r>
+          <m:rPr>
+            <m:sty m:val="p"/>
+          </m:rPr>
+          <m:t>)</m:t>
+        </m:r>
+        <m:r>
+          <m:rPr>
+            <m:sty m:val="p"/>
+          </m:rPr>
+          <m:t>(</m:t>
+        </m:r>
+        <m:r>
+          <m:t>1</m:t>
+        </m:r>
+        <m:r>
+          <m:rPr>
+            <m:sty m:val="p"/>
+          </m:rPr>
+          <m:t>/</m:t>
+        </m:r>
+        <m:r>
+          <m:t>2</m:t>
+        </m:r>
+        <m:r>
+          <m:rPr>
+            <m:sty m:val="p"/>
+          </m:rPr>
+          <m:t>)</m:t>
+        </m:r>
+        <m:r>
+          <m:rPr>
+            <m:sty m:val="p"/>
+          </m:rPr>
+          <m:t>=</m:t>
+        </m:r>
+        <m:r>
+          <m:t>1</m:t>
+        </m:r>
+        <m:r>
+          <m:rPr>
+            <m:sty m:val="p"/>
+          </m:rPr>
+          <m:t>/</m:t>
+        </m:r>
+        <m:r>
+          <m:t>4</m:t>
+        </m:r>
+      </m:oMath>
+      <w:r>
+        <w:t xml:space="preserve">.</w:t>
+      </w:r>
+      <w:r>
+        <w:t xml:space="preserve"> </w:t>
+      </w:r>
+      <w:r>
+        <w:t xml:space="preserve">The working responses are</w:t>
+      </w:r>
+      <w:r>
+        <w:t xml:space="preserve"> </w:t>
+      </w:r>
+      <m:oMath>
+        <m:sSub>
+          <m:e>
+            <m:r>
+              <m:t>z</m:t>
+            </m:r>
+          </m:e>
+          <m:sub>
+            <m:r>
+              <m:t>i</m:t>
+            </m:r>
+          </m:sub>
+        </m:sSub>
+        <m:r>
+          <m:rPr>
+            <m:sty m:val="p"/>
+          </m:rPr>
+          <m:t>=</m:t>
+        </m:r>
+        <m:r>
+          <m:t>0</m:t>
+        </m:r>
+        <m:r>
+          <m:rPr>
+            <m:sty m:val="p"/>
+          </m:rPr>
+          <m:t>+</m:t>
+        </m:r>
+        <m:r>
+          <m:t>​</m:t>
+        </m:r>
+        <m:d>
+          <m:dPr>
+            <m:begChr m:val="("/>
+            <m:sepChr m:val=""/>
+            <m:endChr m:val=")"/>
+            <m:grow/>
+          </m:dPr>
+          <m:e>
+            <m:sSub>
+              <m:e>
+                <m:r>
+                  <m:t>y</m:t>
+                </m:r>
+              </m:e>
+              <m:sub>
+                <m:r>
+                  <m:t>i</m:t>
+                </m:r>
+              </m:sub>
+            </m:sSub>
+            <m:r>
+              <m:rPr>
+                <m:sty m:val="p"/>
+              </m:rPr>
+              <m:t>−</m:t>
+            </m:r>
+            <m:r>
+              <m:t>1</m:t>
+            </m:r>
+            <m:r>
+              <m:rPr>
+                <m:sty m:val="p"/>
+              </m:rPr>
+              <m:t>/</m:t>
+            </m:r>
+            <m:r>
+              <m:t>2</m:t>
+            </m:r>
+          </m:e>
+        </m:d>
+        <m:r>
+          <m:t>​</m:t>
+        </m:r>
+        <m:r>
+          <m:rPr>
+            <m:sty m:val="p"/>
+          </m:rPr>
+          <m:t>/</m:t>
+        </m:r>
+        <m:r>
+          <m:rPr>
+            <m:sty m:val="p"/>
+          </m:rPr>
+          <m:t>(</m:t>
+        </m:r>
+        <m:r>
+          <m:t>1</m:t>
+        </m:r>
+        <m:r>
+          <m:rPr>
+            <m:sty m:val="p"/>
+          </m:rPr>
+          <m:t>/</m:t>
+        </m:r>
+        <m:r>
+          <m:t>4</m:t>
+        </m:r>
+        <m:r>
+          <m:rPr>
+            <m:sty m:val="p"/>
+          </m:rPr>
+          <m:t>)</m:t>
+        </m:r>
+        <m:r>
+          <m:rPr>
+            <m:sty m:val="p"/>
+          </m:rPr>
+          <m:t>=</m:t>
+        </m:r>
+        <m:r>
+          <m:t>4</m:t>
+        </m:r>
+        <m:sSub>
+          <m:e>
+            <m:r>
+              <m:t>y</m:t>
+            </m:r>
+          </m:e>
+          <m:sub>
+            <m:r>
+              <m:t>i</m:t>
+            </m:r>
+          </m:sub>
+        </m:sSub>
+        <m:r>
+          <m:rPr>
+            <m:sty m:val="p"/>
+          </m:rPr>
+          <m:t>−</m:t>
+        </m:r>
+        <m:r>
+          <m:t>2</m:t>
+        </m:r>
+      </m:oMath>
+      <w:r>
+        <w:t xml:space="preserve">:</w:t>
+      </w:r>
+    </w:p>
+    <w:p>
+      <w:pPr>
+        <w:pStyle w:val="BodyText"/>
+      </w:pPr>
+      <w:r>
+        <w:t xml:space="preserve">$$
+    \mathord{\smash[b]{\underset{\raise.3ex\hbox{$\scriptstyle\sim$}}{z}}\vphantom{z}} = {(-2, -2, 2, -2, 2, 2)}^{\top}.
+    $$</w:t>
+      </w:r>
+    </w:p>
+    <w:p>
+      <w:pPr>
+        <w:pStyle w:val="FirstParagraph"/>
+      </w:pPr>
+      <w:r>
+        <w:rPr>
+          <w:b/>
+          <w:bCs/>
+        </w:rPr>
+        <w:t xml:space="preserve">2.</w:t>
+      </w:r>
+      <w:r>
+        <w:t xml:space="preserve"> </w:t>
+      </w:r>
+      <w:r>
+        <w:t xml:space="preserve">With</w:t>
+      </w:r>
+      <w:r>
+        <w:t xml:space="preserve"> </w:t>
+      </w:r>
+      <m:oMath>
+        <m:r>
+          <m:t>W</m:t>
+        </m:r>
+        <m:r>
+          <m:rPr>
+            <m:sty m:val="p"/>
+          </m:rPr>
+          <m:t>=</m:t>
+        </m:r>
+        <m:f>
+          <m:fPr>
+            <m:type m:val="lin"/>
+          </m:fPr>
+          <m:num>
+            <m:r>
+              <m:t>1</m:t>
+            </m:r>
+          </m:num>
+          <m:den>
+            <m:r>
+              <m:t>4</m:t>
+            </m:r>
+          </m:den>
+        </m:f>
+        <m:sSub>
+          <m:e>
+            <m:r>
+              <m:rPr>
+                <m:sty m:val="bi"/>
+              </m:rPr>
+              <m:t>I</m:t>
+            </m:r>
+          </m:e>
+          <m:sub>
+            <m:r>
+              <m:t>6</m:t>
+            </m:r>
+          </m:sub>
+        </m:sSub>
+      </m:oMath>
+      <w:r>
+        <w:t xml:space="preserve">,</w:t>
+      </w:r>
+    </w:p>
+    <w:p>
+      <w:pPr>
+        <w:pStyle w:val="BodyText"/>
+      </w:pPr>
+      <m:oMathPara>
+        <m:oMathParaPr>
+          <m:jc m:val="center"/>
+        </m:oMathParaPr>
+        <m:oMath>
+          <m:sSup>
+            <m:e>
+              <m:r>
+                <m:t>X</m:t>
+              </m:r>
+            </m:e>
+            <m:sup>
+              <m:r>
+                <m:rPr>
+                  <m:sty m:val="p"/>
+                </m:rPr>
+                <m:t>⊤</m:t>
+              </m:r>
+            </m:sup>
+          </m:sSup>
+          <m:r>
+            <m:t>W</m:t>
+          </m:r>
+          <m:r>
+            <m:t>X</m:t>
+          </m:r>
+          <m:r>
+            <m:rPr>
+              <m:sty m:val="p"/>
+            </m:rPr>
+            <m:t>=</m:t>
+          </m:r>
+          <m:f>
+            <m:fPr>
+              <m:type m:val="lin"/>
+            </m:fPr>
+            <m:num>
+              <m:r>
+                <m:t>1</m:t>
+              </m:r>
+            </m:num>
+            <m:den>
+              <m:r>
+                <m:t>4</m:t>
+              </m:r>
+            </m:den>
+          </m:f>
+          <m:d>
+            <m:dPr>
+              <m:begChr m:val="["/>
+              <m:sepChr m:val=""/>
+              <m:endChr m:val="]"/>
+              <m:grow/>
+            </m:dPr>
+            <m:e>
+              <m:m>
+                <m:mPr>
+                  <m:baseJc m:val="center"/>
+                  <m:plcHide m:val="on"/>
+                  <m:mcs>
+                    <m:mc>
+                      <m:mcPr>
+                        <m:mcJc m:val="center"/>
+                        <m:count m:val="1"/>
+                      </m:mcPr>
+                    </m:mc>
+                    <m:mc>
+                      <m:mcPr>
+                        <m:mcJc m:val="center"/>
+                        <m:count m:val="1"/>
+                      </m:mcPr>
+                    </m:mc>
+                  </m:mcs>
+                </m:mPr>
+                <m:mr>
+                  <m:e>
+                    <m:r>
+                      <m:t>6</m:t>
+                    </m:r>
+                  </m:e>
+                  <m:e>
+                    <m:r>
+                      <m:t>0</m:t>
+                    </m:r>
+                  </m:e>
+                </m:mr>
+                <m:mr>
+                  <m:e>
+                    <m:r>
+                      <m:t>0</m:t>
+                    </m:r>
+                  </m:e>
+                  <m:e>
+                    <m:r>
+                      <m:t>6</m:t>
+                    </m:r>
+                  </m:e>
+                </m:mr>
+              </m:m>
+            </m:e>
+          </m:d>
+          <m:r>
+            <m:rPr>
+              <m:sty m:val="p"/>
+            </m:rPr>
+            <m:t>=</m:t>
+          </m:r>
+          <m:d>
+            <m:dPr>
+              <m:begChr m:val="["/>
+              <m:sepChr m:val=""/>
+              <m:endChr m:val="]"/>
+              <m:grow/>
+            </m:dPr>
+            <m:e>
+              <m:m>
+                <m:mPr>
+                  <m:baseJc m:val="center"/>
+                  <m:plcHide m:val="on"/>
+                  <m:mcs>
+                    <m:mc>
+                      <m:mcPr>
+                        <m:mcJc m:val="center"/>
+                        <m:count m:val="1"/>
+                      </m:mcPr>
+                    </m:mc>
+                    <m:mc>
+                      <m:mcPr>
+                        <m:mcJc m:val="center"/>
+                        <m:count m:val="1"/>
+                      </m:mcPr>
+                    </m:mc>
+                  </m:mcs>
+                </m:mPr>
+                <m:mr>
+                  <m:e>
+                    <m:r>
+                      <m:t>3</m:t>
+                    </m:r>
+                    <m:r>
+                      <m:rPr>
+                        <m:sty m:val="p"/>
+                      </m:rPr>
+                      <m:t>/</m:t>
+                    </m:r>
+                    <m:r>
+                      <m:t>2</m:t>
+                    </m:r>
+                  </m:e>
+                  <m:e>
+                    <m:r>
+                      <m:t>0</m:t>
+                    </m:r>
+                  </m:e>
+                </m:mr>
+                <m:mr>
+                  <m:e>
+                    <m:r>
+                      <m:t>0</m:t>
+                    </m:r>
+                  </m:e>
+                  <m:e>
+                    <m:r>
+                      <m:t>3</m:t>
+                    </m:r>
+                    <m:r>
+                      <m:rPr>
+                        <m:sty m:val="p"/>
+                      </m:rPr>
+                      <m:t>/</m:t>
+                    </m:r>
+                    <m:r>
+                      <m:t>2</m:t>
+                    </m:r>
+                  </m:e>
+                </m:mr>
+              </m:m>
+            </m:e>
+          </m:d>
+          <m:r>
+            <m:rPr>
+              <m:sty m:val="p"/>
+            </m:rPr>
+            <m:t>,</m:t>
+          </m:r>
+        </m:oMath>
+      </m:oMathPara>
+    </w:p>
+    <w:p>
+      <w:pPr>
+        <w:pStyle w:val="FirstParagraph"/>
+      </w:pPr>
+      <w:r>
+        <w:t xml:space="preserve">because the entries of the first column of</w:t>
+      </w:r>
+      <w:r>
+        <w:t xml:space="preserve"> </w:t>
+      </w:r>
+      <m:oMath>
+        <m:r>
+          <m:t>X</m:t>
+        </m:r>
+      </m:oMath>
+      <w:r>
+        <w:t xml:space="preserve"> </w:t>
+      </w:r>
+      <w:r>
+        <w:t xml:space="preserve">sum to</w:t>
+      </w:r>
+      <w:r>
+        <w:t xml:space="preserve"> </w:t>
+      </w:r>
+      <m:oMath>
+        <m:r>
+          <m:t>6</m:t>
+        </m:r>
+      </m:oMath>
+      <w:r>
+        <w:t xml:space="preserve">, the squares in the second column sum to</w:t>
+      </w:r>
+      <w:r>
+        <w:t xml:space="preserve"> </w:t>
+      </w:r>
+      <m:oMath>
+        <m:r>
+          <m:t>6</m:t>
+        </m:r>
+      </m:oMath>
+      <w:r>
+        <w:t xml:space="preserve">,</w:t>
+      </w:r>
+      <w:r>
+        <w:t xml:space="preserve"> </w:t>
+      </w:r>
+      <w:r>
+        <w:t xml:space="preserve">and the two columns multiply to a sum of</w:t>
+      </w:r>
+      <w:r>
+        <w:t xml:space="preserve"> </w:t>
+      </w:r>
+      <m:oMath>
+        <m:r>
+          <m:rPr>
+            <m:sty m:val="p"/>
+          </m:rPr>
+          <m:t>−</m:t>
+        </m:r>
+        <m:r>
+          <m:t>3</m:t>
+        </m:r>
+        <m:r>
+          <m:rPr>
+            <m:sty m:val="p"/>
+          </m:rPr>
+          <m:t>+</m:t>
+        </m:r>
+        <m:r>
+          <m:t>3</m:t>
+        </m:r>
+        <m:r>
+          <m:rPr>
+            <m:sty m:val="p"/>
+          </m:rPr>
+          <m:t>=</m:t>
+        </m:r>
+        <m:r>
+          <m:t>0</m:t>
+        </m:r>
+      </m:oMath>
+      <w:r>
+        <w:t xml:space="preserve">.</w:t>
+      </w:r>
+      <w:r>
+        <w:t xml:space="preserve"> </w:t>
+      </w:r>
+      <w:r>
+        <w:t xml:space="preserve">The first entry of</w:t>
+      </w:r>
+      <w:r>
+        <w:t xml:space="preserve"> </w:t>
+      </w:r>
+      <w:r>
+        <w:t xml:space="preserve">${X}^{\top} W \mathord{\smash[b]{\underset{\raise.3ex\hbox{$\scriptstyle\sim$}}{z}}\vphantom{z}}$</w:t>
+      </w:r>
+      <w:r>
+        <w:t xml:space="preserve"> </w:t>
+      </w:r>
+      <w:r>
+        <w:t xml:space="preserve">is</w:t>
+      </w:r>
+      <w:r>
+        <w:t xml:space="preserve"> </w:t>
+      </w:r>
+      <m:oMath>
+        <m:f>
+          <m:fPr>
+            <m:type m:val="lin"/>
+          </m:fPr>
+          <m:num>
+            <m:r>
+              <m:t>1</m:t>
+            </m:r>
+          </m:num>
+          <m:den>
+            <m:r>
+              <m:t>4</m:t>
+            </m:r>
+          </m:den>
+        </m:f>
+        <m:r>
+          <m:rPr>
+            <m:sty m:val="p"/>
+          </m:rPr>
+          <m:t>(</m:t>
+        </m:r>
+        <m:r>
+          <m:rPr>
+            <m:sty m:val="p"/>
+          </m:rPr>
+          <m:t>−</m:t>
+        </m:r>
+        <m:r>
+          <m:t>2</m:t>
+        </m:r>
+        <m:r>
+          <m:rPr>
+            <m:sty m:val="p"/>
+          </m:rPr>
+          <m:t>−</m:t>
+        </m:r>
+        <m:r>
+          <m:t>2</m:t>
+        </m:r>
+        <m:r>
+          <m:rPr>
+            <m:sty m:val="p"/>
+          </m:rPr>
+          <m:t>+</m:t>
+        </m:r>
+        <m:r>
+          <m:t>2</m:t>
+        </m:r>
+        <m:r>
+          <m:rPr>
+            <m:sty m:val="p"/>
+          </m:rPr>
+          <m:t>−</m:t>
+        </m:r>
+        <m:r>
+          <m:t>2</m:t>
+        </m:r>
+        <m:r>
+          <m:rPr>
+            <m:sty m:val="p"/>
+          </m:rPr>
+          <m:t>+</m:t>
+        </m:r>
+        <m:r>
+          <m:t>2</m:t>
+        </m:r>
+        <m:r>
+          <m:rPr>
+            <m:sty m:val="p"/>
+          </m:rPr>
+          <m:t>+</m:t>
+        </m:r>
+        <m:r>
+          <m:t>2</m:t>
+        </m:r>
+        <m:r>
+          <m:rPr>
+            <m:sty m:val="p"/>
+          </m:rPr>
+          <m:t>)</m:t>
+        </m:r>
+        <m:r>
+          <m:rPr>
+            <m:sty m:val="p"/>
+          </m:rPr>
+          <m:t>=</m:t>
+        </m:r>
+        <m:r>
+          <m:t>0</m:t>
+        </m:r>
+      </m:oMath>
+      <w:r>
+        <w:t xml:space="preserve">,</w:t>
+      </w:r>
+      <w:r>
+        <w:t xml:space="preserve"> </w:t>
+      </w:r>
+      <w:r>
+        <w:t xml:space="preserve">and the second is</w:t>
+      </w:r>
+      <w:r>
+        <w:t xml:space="preserve"> </w:t>
+      </w:r>
+      <m:oMath>
+        <m:f>
+          <m:fPr>
+            <m:type m:val="lin"/>
+          </m:fPr>
+          <m:num>
+            <m:r>
+              <m:t>1</m:t>
+            </m:r>
+          </m:num>
+          <m:den>
+            <m:r>
+              <m:t>4</m:t>
+            </m:r>
+          </m:den>
+        </m:f>
+        <m:r>
+          <m:t>​</m:t>
+        </m:r>
+        <m:d>
+          <m:dPr>
+            <m:begChr m:val="("/>
+            <m:sepChr m:val=""/>
+            <m:endChr m:val=")"/>
+            <m:grow/>
+          </m:dPr>
+          <m:e>
+            <m:r>
+              <m:rPr>
+                <m:sty m:val="p"/>
+              </m:rPr>
+              <m:t>(</m:t>
+            </m:r>
+            <m:r>
+              <m:rPr>
+                <m:sty m:val="p"/>
+              </m:rPr>
+              <m:t>−</m:t>
+            </m:r>
+            <m:r>
+              <m:t>1</m:t>
+            </m:r>
+            <m:r>
+              <m:rPr>
+                <m:sty m:val="p"/>
+              </m:rPr>
+              <m:t>)</m:t>
+            </m:r>
+            <m:r>
+              <m:rPr>
+                <m:sty m:val="p"/>
+              </m:rPr>
+              <m:t>(</m:t>
+            </m:r>
+            <m:r>
+              <m:rPr>
+                <m:sty m:val="p"/>
+              </m:rPr>
+              <m:t>−</m:t>
+            </m:r>
+            <m:r>
+              <m:t>2</m:t>
+            </m:r>
+            <m:r>
+              <m:rPr>
+                <m:sty m:val="p"/>
+              </m:rPr>
+              <m:t>−</m:t>
+            </m:r>
+            <m:r>
+              <m:t>2</m:t>
+            </m:r>
+            <m:r>
+              <m:rPr>
+                <m:sty m:val="p"/>
+              </m:rPr>
+              <m:t>+</m:t>
+            </m:r>
+            <m:r>
+              <m:t>2</m:t>
+            </m:r>
+            <m:r>
+              <m:rPr>
+                <m:sty m:val="p"/>
+              </m:rPr>
+              <m:t>)</m:t>
+            </m:r>
+            <m:r>
+              <m:rPr>
+                <m:sty m:val="p"/>
+              </m:rPr>
+              <m:t>+</m:t>
+            </m:r>
+            <m:r>
+              <m:rPr>
+                <m:sty m:val="p"/>
+              </m:rPr>
+              <m:t>(</m:t>
+            </m:r>
+            <m:r>
+              <m:t>1</m:t>
+            </m:r>
+            <m:r>
+              <m:rPr>
+                <m:sty m:val="p"/>
+              </m:rPr>
+              <m:t>)</m:t>
+            </m:r>
+            <m:r>
+              <m:rPr>
+                <m:sty m:val="p"/>
+              </m:rPr>
+              <m:t>(</m:t>
+            </m:r>
+            <m:r>
+              <m:rPr>
+                <m:sty m:val="p"/>
+              </m:rPr>
+              <m:t>−</m:t>
+            </m:r>
+            <m:r>
+              <m:t>2</m:t>
+            </m:r>
+            <m:r>
+              <m:rPr>
+                <m:sty m:val="p"/>
+              </m:rPr>
+              <m:t>+</m:t>
+            </m:r>
+            <m:r>
+              <m:t>2</m:t>
+            </m:r>
+            <m:r>
+              <m:rPr>
+                <m:sty m:val="p"/>
+              </m:rPr>
+              <m:t>+</m:t>
+            </m:r>
+            <m:r>
+              <m:t>2</m:t>
+            </m:r>
+            <m:r>
+              <m:rPr>
+                <m:sty m:val="p"/>
+              </m:rPr>
+              <m:t>)</m:t>
+            </m:r>
+          </m:e>
+        </m:d>
+        <m:r>
+          <m:t>​</m:t>
+        </m:r>
+        <m:r>
+          <m:rPr>
+            <m:sty m:val="p"/>
+          </m:rPr>
+          <m:t>=</m:t>
+        </m:r>
+        <m:f>
+          <m:fPr>
+            <m:type m:val="lin"/>
+          </m:fPr>
+          <m:num>
+            <m:r>
+              <m:t>1</m:t>
+            </m:r>
+          </m:num>
+          <m:den>
+            <m:r>
+              <m:t>4</m:t>
+            </m:r>
+          </m:den>
+        </m:f>
+        <m:r>
+          <m:rPr>
+            <m:sty m:val="p"/>
+          </m:rPr>
+          <m:t>(</m:t>
+        </m:r>
+        <m:r>
+          <m:t>2</m:t>
+        </m:r>
+        <m:r>
+          <m:rPr>
+            <m:sty m:val="p"/>
+          </m:rPr>
+          <m:t>+</m:t>
+        </m:r>
+        <m:r>
+          <m:t>2</m:t>
+        </m:r>
+        <m:r>
+          <m:rPr>
+            <m:sty m:val="p"/>
+          </m:rPr>
+          <m:t>)</m:t>
+        </m:r>
+        <m:r>
+          <m:rPr>
+            <m:sty m:val="p"/>
+          </m:rPr>
+          <m:t>=</m:t>
+        </m:r>
+        <m:r>
+          <m:t>1</m:t>
+        </m:r>
+      </m:oMath>
+      <w:r>
+        <w:t xml:space="preserve">,</w:t>
+      </w:r>
+      <w:r>
+        <w:t xml:space="preserve"> </w:t>
+      </w:r>
+      <w:r>
+        <w:t xml:space="preserve">so</w:t>
+      </w:r>
+      <w:r>
+        <w:t xml:space="preserve"> </w:t>
+      </w:r>
+      <w:r>
+        <w:t xml:space="preserve">${X}^{\top} W \mathord{\smash[b]{\underset{\raise.3ex\hbox{$\scriptstyle\sim$}}{z}}\vphantom{z}} = {(0, 1)}^{\top}$</w:t>
+      </w:r>
+      <w:r>
+        <w:t xml:space="preserve">.</w:t>
+      </w:r>
+    </w:p>
+    <w:p>
+      <w:pPr>
+        <w:pStyle w:val="BodyText"/>
+      </w:pPr>
+      <w:r>
+        <w:rPr>
+          <w:b/>
+          <w:bCs/>
+        </w:rPr>
+        <w:t xml:space="preserve">3.</w:t>
+      </w:r>
+      <w:r>
+        <w:t xml:space="preserve"> </w:t>
+      </w:r>
+      <w:r>
+        <w:t xml:space="preserve">The updated coefficients are</w:t>
+      </w:r>
+    </w:p>
+    <w:p>
+      <w:pPr>
+        <w:pStyle w:val="BodyText"/>
+      </w:pPr>
+      <m:oMathPara>
+        <m:oMathParaPr>
+          <m:jc m:val="center"/>
+        </m:oMathParaPr>
+        <m:oMath>
+          <m:d>
+            <m:dPr>
+              <m:begChr m:val="["/>
+              <m:sepChr m:val=""/>
+              <m:endChr m:val="]"/>
+              <m:grow/>
+            </m:dPr>
+            <m:e>
+              <m:m>
+                <m:mPr>
+                  <m:baseJc m:val="center"/>
+                  <m:plcHide m:val="on"/>
+                  <m:mcs>
+                    <m:mc>
+                      <m:mcPr>
+                        <m:mcJc m:val="center"/>
+                        <m:count m:val="1"/>
+                      </m:mcPr>
+                    </m:mc>
+                    <m:mc>
+                      <m:mcPr>
+                        <m:mcJc m:val="center"/>
+                        <m:count m:val="1"/>
+                      </m:mcPr>
+                    </m:mc>
+                  </m:mcs>
+                </m:mPr>
+                <m:mr>
+                  <m:e>
+                    <m:r>
+                      <m:t>2</m:t>
+                    </m:r>
+                    <m:r>
+                      <m:rPr>
+                        <m:sty m:val="p"/>
+                      </m:rPr>
+                      <m:t>/</m:t>
+                    </m:r>
+                    <m:r>
+                      <m:t>3</m:t>
+                    </m:r>
+                  </m:e>
+                  <m:e>
+                    <m:r>
+                      <m:t>0</m:t>
+                    </m:r>
+                  </m:e>
+                </m:mr>
+                <m:mr>
+                  <m:e>
+                    <m:r>
+                      <m:t>0</m:t>
+                    </m:r>
+                  </m:e>
+                  <m:e>
+                    <m:r>
+                      <m:t>2</m:t>
+                    </m:r>
+                    <m:r>
+                      <m:rPr>
+                        <m:sty m:val="p"/>
+                      </m:rPr>
+                      <m:t>/</m:t>
+                    </m:r>
+                    <m:r>
+                      <m:t>3</m:t>
+                    </m:r>
+                  </m:e>
+                </m:mr>
+              </m:m>
+            </m:e>
+          </m:d>
+          <m:d>
+            <m:dPr>
+              <m:begChr m:val="["/>
+              <m:sepChr m:val=""/>
+              <m:endChr m:val="]"/>
+              <m:grow/>
+            </m:dPr>
+            <m:e>
+              <m:m>
+                <m:mPr>
+                  <m:baseJc m:val="center"/>
+                  <m:plcHide m:val="on"/>
+                  <m:mcs>
+                    <m:mc>
+                      <m:mcPr>
+                        <m:mcJc m:val="center"/>
+                        <m:count m:val="1"/>
+                      </m:mcPr>
+                    </m:mc>
+                  </m:mcs>
+                </m:mPr>
+                <m:mr>
+                  <m:e>
+                    <m:r>
+                      <m:t>0</m:t>
+                    </m:r>
+                  </m:e>
+                </m:mr>
+                <m:mr>
+                  <m:e>
+                    <m:r>
+                      <m:t>1</m:t>
+                    </m:r>
+                  </m:e>
+                </m:mr>
+              </m:m>
+            </m:e>
+          </m:d>
+          <m:r>
+            <m:rPr>
+              <m:sty m:val="p"/>
+            </m:rPr>
+            <m:t>=</m:t>
+          </m:r>
+          <m:d>
+            <m:dPr>
+              <m:begChr m:val="["/>
+              <m:sepChr m:val=""/>
+              <m:endChr m:val="]"/>
+              <m:grow/>
+            </m:dPr>
+            <m:e>
+              <m:m>
+                <m:mPr>
+                  <m:baseJc m:val="center"/>
+                  <m:plcHide m:val="on"/>
+                  <m:mcs>
+                    <m:mc>
+                      <m:mcPr>
+                        <m:mcJc m:val="center"/>
+                        <m:count m:val="1"/>
+                      </m:mcPr>
+                    </m:mc>
+                  </m:mcs>
+                </m:mPr>
+                <m:mr>
+                  <m:e>
+                    <m:r>
+                      <m:t>0</m:t>
+                    </m:r>
+                  </m:e>
+                </m:mr>
+                <m:mr>
+                  <m:e>
+                    <m:r>
+                      <m:t>2</m:t>
+                    </m:r>
+                    <m:r>
+                      <m:rPr>
+                        <m:sty m:val="p"/>
+                      </m:rPr>
+                      <m:t>/</m:t>
+                    </m:r>
+                    <m:r>
+                      <m:t>3</m:t>
+                    </m:r>
+                  </m:e>
+                </m:mr>
+              </m:m>
+            </m:e>
+          </m:d>
+          <m:r>
+            <m:rPr>
+              <m:sty m:val="p"/>
+            </m:rPr>
+            <m:t>.</m:t>
+          </m:r>
+        </m:oMath>
+      </m:oMathPara>
+    </w:p>
+    <w:p>
+      <w:pPr>
+        <w:pStyle w:val="FirstParagraph"/>
+      </w:pPr>
+      <w:r>
+        <w:t xml:space="preserve">The</w:t>
+      </w:r>
+      <w:r>
+        <w:t xml:space="preserve"> </w:t>
+      </w:r>
+      <w:hyperlink r:id="rId25">
+        <w:r>
+          <w:rPr>
+            <w:rStyle w:val="Hyperlink"/>
+          </w:rPr>
+          <w:t xml:space="preserve">intercept</w:t>
+        </w:r>
+      </w:hyperlink>
+      <w:r>
+        <w:t xml:space="preserve"> </w:t>
+      </w:r>
+      <w:r>
+        <w:t xml:space="preserve">stays at</w:t>
+      </w:r>
+      <w:r>
+        <w:t xml:space="preserve"> </w:t>
+      </w:r>
+      <m:oMath>
+        <m:r>
+          <m:t>0</m:t>
+        </m:r>
+      </m:oMath>
+      <w:r>
+        <w:t xml:space="preserve"> </w:t>
+      </w:r>
+      <w:r>
+        <w:t xml:space="preserve">and the</w:t>
+      </w:r>
+      <w:r>
+        <w:t xml:space="preserve"> </w:t>
+      </w:r>
+      <w:hyperlink r:id="rId26">
+        <w:r>
+          <w:rPr>
+            <w:rStyle w:val="Hyperlink"/>
+          </w:rPr>
+          <w:t xml:space="preserve">slope</w:t>
+        </w:r>
+      </w:hyperlink>
+      <w:r>
+        <w:t xml:space="preserve"> </w:t>
+      </w:r>
+      <w:r>
+        <w:t xml:space="preserve">moves from</w:t>
+      </w:r>
+      <w:r>
+        <w:t xml:space="preserve"> </w:t>
+      </w:r>
+      <m:oMath>
+        <m:r>
+          <m:t>0</m:t>
+        </m:r>
+      </m:oMath>
+      <w:r>
+        <w:t xml:space="preserve"> </w:t>
+      </w:r>
+      <w:r>
+        <w:t xml:space="preserve">to</w:t>
+      </w:r>
+      <w:r>
+        <w:t xml:space="preserve"> </w:t>
+      </w:r>
+      <m:oMath>
+        <m:r>
+          <m:t>2</m:t>
+        </m:r>
+        <m:r>
+          <m:rPr>
+            <m:sty m:val="p"/>
+          </m:rPr>
+          <m:t>/</m:t>
+        </m:r>
+        <m:r>
+          <m:t>3</m:t>
+        </m:r>
+      </m:oMath>
+      <w:r>
+        <w:t xml:space="preserve">.</w:t>
+      </w:r>
+    </w:p>
+    <w:bookmarkEnd w:id="27"/>
+    <w:bookmarkStart w:id="31" w:name="thm-irls-newton"/>
+    <w:p>
+      <w:pPr>
+        <w:pStyle w:val="BodyText"/>
+      </w:pPr>
+      <w:r>
+        <w:rPr>
+          <w:b/>
+          <w:bCs/>
+        </w:rPr>
+        <w:t xml:space="preserve">Theorem 1 (An IRLS step is a Newton-Raphson step and a Fisher scoring step)</w:t>
+      </w:r>
+      <w:r>
+        <w:t xml:space="preserve"> </w:t>
+      </w:r>
+      <w:r>
+        <w:t xml:space="preserve">Suppose the outcomes follow the</w:t>
+      </w:r>
+      <w:r>
+        <w:t xml:space="preserve"> </w:t>
+      </w:r>
+      <w:hyperlink w:anchor="def-logistic-regression">
+        <w:r>
+          <w:rPr>
+            <w:rStyle w:val="Hyperlink"/>
+          </w:rPr>
+          <w:t xml:space="preserve">logistic regression model</w:t>
+        </w:r>
+      </w:hyperlink>
+      <w:r>
+        <w:t xml:space="preserve">.</w:t>
+      </w:r>
+      <w:r>
+        <w:t xml:space="preserve"> </w:t>
+      </w:r>
+      <w:r>
+        <w:t xml:space="preserve">One step of</w:t>
+      </w:r>
+      <w:r>
+        <w:t xml:space="preserve"> </w:t>
+      </w:r>
+      <w:hyperlink w:anchor="def-irls">
+        <w:r>
+          <w:rPr>
+            <w:rStyle w:val="Hyperlink"/>
+          </w:rPr>
+          <w:t xml:space="preserve">iteratively reweighted least squares</w:t>
+        </w:r>
+      </w:hyperlink>
+      <w:r>
+        <w:t xml:space="preserve"> </w:t>
+      </w:r>
+      <w:r>
+        <w:t xml:space="preserve">from</w:t>
+      </w:r>
+      <w:r>
+        <w:t xml:space="preserve"> </w:t>
+      </w:r>
+      <w:r>
+        <w:t xml:space="preserve">$\mathord{\smash[b]{\underset{\raise.3ex\hbox{$\scriptstyle\sim$}}{\beta}}\vphantom{\beta}}^*$</w:t>
+      </w:r>
+      <w:r>
+        <w:t xml:space="preserve"> </w:t>
+      </w:r>
+      <w:r>
+        <w:t xml:space="preserve">equals</w:t>
+      </w:r>
+    </w:p>
+    <w:p>
+      <w:pPr>
+        <w:pStyle w:val="Compact"/>
+        <w:numPr>
+          <w:ilvl w:val="0"/>
+          <w:numId w:val="1003"/>
+        </w:numPr>
+      </w:pPr>
+      <w:r>
+        <w:t xml:space="preserve">one step of the</w:t>
+      </w:r>
+      <w:r>
+        <w:t xml:space="preserve"> </w:t>
+      </w:r>
+      <w:hyperlink r:id="rId28">
+        <w:r>
+          <w:rPr>
+            <w:rStyle w:val="Hyperlink"/>
+          </w:rPr>
+          <w:t xml:space="preserve">Newton-Raphson algorithm</w:t>
+        </w:r>
+      </w:hyperlink>
+      <w:r>
+        <w:t xml:space="preserve"> </w:t>
+      </w:r>
+      <w:r>
+        <w:t xml:space="preserve">on the</w:t>
+      </w:r>
+      <w:r>
+        <w:t xml:space="preserve"> </w:t>
+      </w:r>
+      <w:hyperlink r:id="rId29">
+        <w:r>
+          <w:rPr>
+            <w:rStyle w:val="Hyperlink"/>
+          </w:rPr>
+          <w:t xml:space="preserve">log-likelihood</w:t>
+        </w:r>
+      </w:hyperlink>
+      <w:r>
+        <w:t xml:space="preserve"> </w:t>
+      </w:r>
+      <w:r>
+        <w:t xml:space="preserve">from</w:t>
+      </w:r>
+      <w:r>
+        <w:t xml:space="preserve"> </w:t>
+      </w:r>
+      <w:r>
+        <w:t xml:space="preserve">$\mathord{\smash[b]{\underset{\raise.3ex\hbox{$\scriptstyle\sim$}}{\beta}}\vphantom{\beta}}^*$</w:t>
+      </w:r>
+      <w:r>
+        <w:t xml:space="preserve">, and</w:t>
+      </w:r>
+    </w:p>
+    <w:p>
+      <w:pPr>
+        <w:pStyle w:val="Compact"/>
+        <w:numPr>
+          <w:ilvl w:val="0"/>
+          <w:numId w:val="1003"/>
+        </w:numPr>
+      </w:pPr>
+      <w:r>
+        <w:t xml:space="preserve">one step of</w:t>
+      </w:r>
+      <w:r>
+        <w:t xml:space="preserve"> </w:t>
+      </w:r>
+      <w:hyperlink r:id="rId19">
+        <w:r>
+          <w:rPr>
+            <w:rStyle w:val="Hyperlink"/>
+          </w:rPr>
+          <w:t xml:space="preserve">Fisher scoring</w:t>
+        </w:r>
+      </w:hyperlink>
+      <w:r>
+        <w:t xml:space="preserve"> </w:t>
+      </w:r>
+      <w:r>
+        <w:t xml:space="preserve">from</w:t>
+      </w:r>
+      <w:r>
+        <w:t xml:space="preserve"> </w:t>
+      </w:r>
+      <w:r>
+        <w:t xml:space="preserve">$\mathord{\smash[b]{\underset{\raise.3ex\hbox{$\scriptstyle\sim$}}{\beta}}\vphantom{\beta}}^*$</w:t>
+      </w:r>
+      <w:r>
+        <w:t xml:space="preserve">:</w:t>
+      </w:r>
+    </w:p>
+    <w:p>
+      <w:pPr>
+        <w:pStyle w:val="FirstParagraph"/>
+      </w:pPr>
+      <w:bookmarkStart w:id="30" w:name="eq-irls-newton"/>
+      <w:r>
+        <w:t xml:space="preserve">$$
+    \mathord{\smash[b]{\underset{\raise.3ex\hbox{$\scriptstyle\sim$}}{\beta}}\vphantom{\beta}}^* + {\mathopen{}\left(\mathopen{}\left({X}^{\top} W X\right)\mathclose{}\right)\mathclose{}}^{-1} {X}^{\top} \mathopen{}\left(\mathord{\smash[b]{\underset{\raise.3ex\hbox{$\scriptstyle\sim$}}{y}}\vphantom{y}}- \mathord{\smash[b]{\underset{\raise.3ex\hbox{$\scriptstyle\sim$}}{\pi}}\vphantom{\pi}}^*\right)\mathclose{}.
+     \qquad(2)$$</w:t>
+      </w:r>
+      <w:bookmarkEnd w:id="30"/>
+    </w:p>
+    <w:bookmarkEnd w:id="31"/>
+    <w:p>
+      <w:pPr>
+        <w:pStyle w:val="FirstParagraph"/>
+      </w:pPr>
+      <w:r>
+        <w:rPr>
+          <w:i/>
+          <w:iCs/>
+        </w:rPr>
+        <w:t xml:space="preserve">Proof</w:t>
+      </w:r>
+      <w:r>
+        <w:t xml:space="preserve">. </w:t>
+      </w:r>
+      <w:r>
+        <w:t xml:space="preserve">The</w:t>
+      </w:r>
+      <w:r>
+        <w:t xml:space="preserve"> </w:t>
+      </w:r>
+      <w:hyperlink r:id="rId29">
+        <w:r>
+          <w:rPr>
+            <w:rStyle w:val="Hyperlink"/>
+          </w:rPr>
+          <w:t xml:space="preserve">log-likelihood</w:t>
+        </w:r>
+      </w:hyperlink>
+      <w:r>
+        <w:t xml:space="preserve"> </w:t>
+      </w:r>
+      <w:r>
+        <w:t xml:space="preserve">has</w:t>
+      </w:r>
+      <w:r>
+        <w:t xml:space="preserve"> </w:t>
+      </w:r>
+      <w:hyperlink r:id="rId18">
+        <w:r>
+          <w:rPr>
+            <w:rStyle w:val="Hyperlink"/>
+          </w:rPr>
+          <w:t xml:space="preserve">score</w:t>
+        </w:r>
+      </w:hyperlink>
+      <w:r>
+        <w:t xml:space="preserve"> </w:t>
+      </w:r>
+      <w:r>
+        <w:t xml:space="preserve">${X}^{\top} \mathopen{}\left(\mathord{\smash[b]{\underset{\raise.3ex\hbox{$\scriptstyle\sim$}}{y}}\vphantom{y}}- \mathord{\smash[b]{\underset{\raise.3ex\hbox{$\scriptstyle\sim$}}{\pi}}\vphantom{\pi}}\right)\mathclose{}$</w:t>
+      </w:r>
+      <w:r>
+        <w:t xml:space="preserve"> </w:t>
+      </w:r>
+      <w:r>
+        <w:t xml:space="preserve">and</w:t>
+      </w:r>
+      <w:r>
+        <w:t xml:space="preserve"> </w:t>
+      </w:r>
+      <w:hyperlink r:id="rId32">
+        <w:r>
+          <w:rPr>
+            <w:rStyle w:val="Hyperlink"/>
+          </w:rPr>
+          <w:t xml:space="preserve">Hessian</w:t>
+        </w:r>
+      </w:hyperlink>
+      <w:r>
+        <w:t xml:space="preserve"> </w:t>
+      </w:r>
+      <m:oMath>
+        <m:r>
+          <m:rPr>
+            <m:sty m:val="p"/>
+          </m:rPr>
+          <m:t>−</m:t>
+        </m:r>
+        <m:sSup>
+          <m:e>
+            <m:r>
+              <m:t>X</m:t>
+            </m:r>
+          </m:e>
+          <m:sup>
+            <m:r>
+              <m:rPr>
+                <m:sty m:val="p"/>
+              </m:rPr>
+              <m:t>⊤</m:t>
+            </m:r>
+          </m:sup>
+        </m:sSup>
+        <m:r>
+          <m:t>W</m:t>
+        </m:r>
+        <m:r>
+          <m:t>X</m:t>
+        </m:r>
+      </m:oMath>
+      <w:r>
+        <w:t xml:space="preserve"> </w:t>
+      </w:r>
+      <w:r>
+        <w:t xml:space="preserve">at every</w:t>
+      </w:r>
+      <w:r>
+        <w:t xml:space="preserve"> </w:t>
+      </w:r>
+      <w:r>
+        <w:t xml:space="preserve">$\mathord{\smash[b]{\underset{\raise.3ex\hbox{$\scriptstyle\sim$}}{\beta}}\vphantom{\beta}}$</w:t>
+      </w:r>
+      <w:r>
+        <w:t xml:space="preserve"> </w:t>
+      </w:r>
+      <w:r>
+        <w:t xml:space="preserve">(with</w:t>
+      </w:r>
+      <w:r>
+        <w:t xml:space="preserve"> </w:t>
+      </w:r>
+      <w:r>
+        <w:t xml:space="preserve">$\mathord{\smash[b]{\underset{\raise.3ex\hbox{$\scriptstyle\sim$}}{\pi}}\vphantom{\pi}}$</w:t>
+      </w:r>
+      <w:r>
+        <w:t xml:space="preserve"> </w:t>
+      </w:r>
+      <w:r>
+        <w:t xml:space="preserve">and</w:t>
+      </w:r>
+      <w:r>
+        <w:t xml:space="preserve"> </w:t>
+      </w:r>
+      <m:oMath>
+        <m:r>
+          <m:t>W</m:t>
+        </m:r>
+      </m:oMath>
+      <w:r>
+        <w:t xml:space="preserve"> </w:t>
+      </w:r>
+      <w:r>
+        <w:t xml:space="preserve">computed from</w:t>
+      </w:r>
+      <w:r>
+        <w:t xml:space="preserve"> </w:t>
+      </w:r>
+      <w:r>
+        <w:t xml:space="preserve">$\mathord{\smash[b]{\underset{\raise.3ex\hbox{$\scriptstyle\sim$}}{\beta}}\vphantom{\beta}}$</w:t>
+      </w:r>
+      <w:r>
+        <w:t xml:space="preserve">),</w:t>
+      </w:r>
+      <w:r>
+        <w:t xml:space="preserve"> </w:t>
+      </w:r>
+      <w:r>
+        <w:t xml:space="preserve">and the Hessian does not involve the outcomes</w:t>
+      </w:r>
+      <w:r>
+        <w:t xml:space="preserve"> </w:t>
+      </w:r>
+      <w:r>
+        <w:t xml:space="preserve">(proof of</w:t>
+      </w:r>
+      <w:r>
+        <w:t xml:space="preserve"> </w:t>
+      </w:r>
+      <w:hyperlink w:anchor="thm-logistic-mle-distribution">
+        <w:r>
+          <w:rPr>
+            <w:rStyle w:val="Hyperlink"/>
+          </w:rPr>
+          <w:t xml:space="preserve">Theorem 5</w:t>
+        </w:r>
+      </w:hyperlink>
+      <w:r>
+        <w:t xml:space="preserve">).</w:t>
+      </w:r>
+      <w:r>
+        <w:t xml:space="preserve"> </w:t>
+      </w:r>
+      <w:r>
+        <w:t xml:space="preserve">So the</w:t>
+      </w:r>
+      <w:r>
+        <w:t xml:space="preserve"> </w:t>
+      </w:r>
+      <w:hyperlink r:id="rId33">
+        <w:r>
+          <w:rPr>
+            <w:rStyle w:val="Hyperlink"/>
+          </w:rPr>
+          <w:t xml:space="preserve">observed information</w:t>
+        </w:r>
+      </w:hyperlink>
+      <w:r>
+        <w:t xml:space="preserve"> </w:t>
+      </w:r>
+      <m:oMath>
+        <m:sSup>
+          <m:e>
+            <m:r>
+              <m:t>X</m:t>
+            </m:r>
+          </m:e>
+          <m:sup>
+            <m:r>
+              <m:rPr>
+                <m:sty m:val="p"/>
+              </m:rPr>
+              <m:t>⊤</m:t>
+            </m:r>
+          </m:sup>
+        </m:sSup>
+        <m:r>
+          <m:t>W</m:t>
+        </m:r>
+        <m:r>
+          <m:t>X</m:t>
+        </m:r>
+      </m:oMath>
+      <w:r>
+        <w:t xml:space="preserve"> </w:t>
+      </w:r>
+      <w:r>
+        <w:t xml:space="preserve">equals the</w:t>
+      </w:r>
+      <w:r>
+        <w:t xml:space="preserve"> </w:t>
+      </w:r>
+      <w:hyperlink r:id="rId34">
+        <w:r>
+          <w:rPr>
+            <w:rStyle w:val="Hyperlink"/>
+          </w:rPr>
+          <w:t xml:space="preserve">expected information</w:t>
+        </w:r>
+      </w:hyperlink>
+      <w:r>
+        <w:t xml:space="preserve">,</w:t>
+      </w:r>
+      <w:r>
+        <w:t xml:space="preserve"> </w:t>
+      </w:r>
+      <w:r>
+        <w:t xml:space="preserve">and the Newton-Raphson and</w:t>
+      </w:r>
+      <w:r>
+        <w:t xml:space="preserve"> </w:t>
+      </w:r>
+      <w:hyperlink r:id="rId19">
+        <w:r>
+          <w:rPr>
+            <w:rStyle w:val="Hyperlink"/>
+          </w:rPr>
+          <w:t xml:space="preserve">Fisher scoring</w:t>
+        </w:r>
+      </w:hyperlink>
+      <w:r>
+        <w:t xml:space="preserve"> </w:t>
+      </w:r>
+      <w:r>
+        <w:t xml:space="preserve">steps both equal</w:t>
+      </w:r>
+      <w:r>
+        <w:t xml:space="preserve"> </w:t>
+      </w:r>
+      <w:hyperlink w:anchor="eq-irls-newton">
+        <w:r>
+          <w:rPr>
+            <w:rStyle w:val="Hyperlink"/>
+          </w:rPr>
+          <w:t xml:space="preserve">Equation 2</w:t>
+        </w:r>
+      </w:hyperlink>
+      <w:r>
+        <w:t xml:space="preserve">.</w:t>
+      </w:r>
+    </w:p>
+    <w:p>
+      <w:pPr>
+        <w:pStyle w:val="BodyText"/>
+      </w:pPr>
+      <w:r>
+        <w:t xml:space="preserve">For</w:t>
+      </w:r>
+      <w:r>
+        <w:t xml:space="preserve"> </w:t>
+      </w:r>
+      <w:hyperlink w:anchor="def-irls">
+        <w:r>
+          <w:rPr>
+            <w:rStyle w:val="Hyperlink"/>
+          </w:rPr>
+          <w:t xml:space="preserve">IRLS</w:t>
+        </w:r>
+      </w:hyperlink>
+      <w:r>
+        <w:t xml:space="preserve">, the working responses satisfy</w:t>
+      </w:r>
+      <w:r>
+        <w:t xml:space="preserve"> </w:t>
+      </w:r>
+      <w:r>
+        <w:t xml:space="preserve">$W \mathord{\smash[b]{\underset{\raise.3ex\hbox{$\scriptstyle\sim$}}{z}}\vphantom{z}} = W X \mathord{\smash[b]{\underset{\raise.3ex\hbox{$\scriptstyle\sim$}}{\beta}}\vphantom{\beta}}^* + \mathopen{}\left(\mathord{\smash[b]{\underset{\raise.3ex\hbox{$\scriptstyle\sim$}}{y}}\vphantom{y}}- \mathord{\smash[b]{\underset{\raise.3ex\hbox{$\scriptstyle\sim$}}{\pi}}\vphantom{\pi}}^*\right)\mathclose{}$</w:t>
+      </w:r>
+      <w:r>
+        <w:t xml:space="preserve">, so</w:t>
+      </w:r>
+    </w:p>
+    <w:p>
+      <w:pPr>
+        <w:pStyle w:val="BodyText"/>
+      </w:pPr>
+      <w:r>
+        <w:t xml:space="preserve">$$
+    \begin{aligned}
+    {\mathopen{}\left(\mathopen{}\left({X}^{\top} W X\right)\mathclose{}\right)\mathclose{}}^{-1} {X}^{\top} W \mathord{\smash[b]{\underset{\raise.3ex\hbox{$\scriptstyle\sim$}}{z}}\vphantom{z}}
+    &amp;= {\mathopen{}\left(\mathopen{}\left({X}^{\top} W X\right)\mathclose{}\right)\mathclose{}}^{-1} {X}^{\top} W X \mathord{\smash[b]{\underset{\raise.3ex\hbox{$\scriptstyle\sim$}}{\beta}}\vphantom{\beta}}^* + {\mathopen{}\left(\mathopen{}\left({X}^{\top} W X\right)\mathclose{}\right)\mathclose{}}^{-1} {X}^{\top} \mathopen{}\left(\mathord{\smash[b]{\underset{\raise.3ex\hbox{$\scriptstyle\sim$}}{y}}\vphantom{y}}- \mathord{\smash[b]{\underset{\raise.3ex\hbox{$\scriptstyle\sim$}}{\pi}}\vphantom{\pi}}^*\right)\mathclose{}
+    &amp;&amp; \text{(substitute } W \mathord{\smash[b]{\underset{\raise.3ex\hbox{$\scriptstyle\sim$}}{z}}\vphantom{z}} \text{)}
+    \\
+    &amp;= \mathord{\smash[b]{\underset{\raise.3ex\hbox{$\scriptstyle\sim$}}{\beta}}\vphantom{\beta}}^* + {\mathopen{}\left(\mathopen{}\left({X}^{\top} W X\right)\mathclose{}\right)\mathclose{}}^{-1} {X}^{\top} \mathopen{}\left(\mathord{\smash[b]{\underset{\raise.3ex\hbox{$\scriptstyle\sim$}}{y}}\vphantom{y}}- \mathord{\smash[b]{\underset{\raise.3ex\hbox{$\scriptstyle\sim$}}{\pi}}\vphantom{\pi}}^*\right)\mathclose{}.
+    &amp;&amp; \text{(cancel } {X}^{\top} W X \text{)}
+    \end{aligned}
+    $$</w:t>
+      </w:r>
+    </w:p>
+    <w:bookmarkStart w:id="37" w:name="exm-irls-six-patients"/>
+    <w:p>
+      <w:pPr>
+        <w:pStyle w:val="FirstParagraph"/>
+      </w:pPr>
+      <w:r>
+        <w:rPr>
+          <w:b/>
+          <w:bCs/>
+        </w:rPr>
+        <w:t xml:space="preserve">Example 2 (IRLS on the six-patient trial)</w:t>
+      </w:r>
+      <w:r>
+        <w:t xml:space="preserve"> </w:t>
+      </w:r>
+      <w:r>
+        <w:t xml:space="preserve">The code runs</w:t>
+      </w:r>
+      <w:r>
+        <w:t xml:space="preserve"> </w:t>
+      </w:r>
+      <w:hyperlink w:anchor="def-irls">
+        <w:r>
+          <w:rPr>
+            <w:rStyle w:val="Hyperlink"/>
+          </w:rPr>
+          <w:t xml:space="preserve">IRLS</w:t>
+        </w:r>
+      </w:hyperlink>
+      <w:r>
+        <w:t xml:space="preserve"> </w:t>
+      </w:r>
+      <w:r>
+        <w:t xml:space="preserve">from</w:t>
+      </w:r>
+      <w:r>
+        <w:t xml:space="preserve"> </w:t>
+      </w:r>
+      <w:r>
+        <w:t xml:space="preserve">$\mathord{\smash[b]{\underset{\raise.3ex\hbox{$\scriptstyle\sim$}}{\beta}}\vphantom{\beta}}^* = \mathord{\smash[b]{\underset{\raise.3ex\hbox{$\scriptstyle\sim$}}{0}}\vphantom{0}}$</w:t>
+      </w:r>
+      <w:r>
+        <w:t xml:space="preserve"> </w:t>
+      </w:r>
+      <w:r>
+        <w:t xml:space="preserve">on the data of the</w:t>
+      </w:r>
+      <w:r>
+        <w:t xml:space="preserve"> </w:t>
+      </w:r>
+      <w:hyperlink w:anchor="exm-logistic-regression">
+        <w:r>
+          <w:rPr>
+            <w:rStyle w:val="Hyperlink"/>
+          </w:rPr>
+          <w:t xml:space="preserve">six-patient trial</w:t>
+        </w:r>
+      </w:hyperlink>
+      <w:r>
+        <w:t xml:space="preserve"> </w:t>
+      </w:r>
+      <w:r>
+        <w:t xml:space="preserve">and compares the result with the coefficients from</w:t>
+      </w:r>
+      <w:r>
+        <w:t xml:space="preserve"> </w:t>
+      </w:r>
+      <w:r>
+        <w:rPr>
+          <w:rStyle w:val="VerbatimChar"/>
+        </w:rPr>
+        <w:t xml:space="preserve">glm()</w:t>
+      </w:r>
+      <w:r>
+        <w:t xml:space="preserve">.</w:t>
+      </w:r>
+    </w:p>
+    <w:p>
+      <w:pPr>
+        <w:pStyle w:val="SourceCode"/>
+      </w:pPr>
+      <w:r>
+        <w:rPr>
+          <w:rStyle w:val="CommentTok"/>
+        </w:rPr>
+        <w:t xml:space="preserve"># design matrix: intercept, group (-1 control, +1 treatment); y = 1: recovered</w:t>
+      </w:r>
+      <w:r>
+        <w:br/>
+      </w:r>
+      <w:r>
+        <w:rPr>
+          <w:rStyle w:val="NormalTok"/>
+        </w:rPr>
+        <w:t xml:space="preserve">irls_x </w:t>
+      </w:r>
+      <w:r>
+        <w:rPr>
+          <w:rStyle w:val="OtherTok"/>
+        </w:rPr>
+        <w:t xml:space="preserve">&lt;-</w:t>
+      </w:r>
+      <w:r>
+        <w:rPr>
+          <w:rStyle w:val="NormalTok"/>
+        </w:rPr>
+        <w:t xml:space="preserve"> </w:t>
+      </w:r>
+      <w:r>
+        <w:rPr>
+          <w:rStyle w:val="FunctionTok"/>
+        </w:rPr>
+        <w:t xml:space="preserve">cbind</w:t>
+      </w:r>
+      <w:r>
+        <w:rPr>
+          <w:rStyle w:val="NormalTok"/>
+        </w:rPr>
+        <w:t xml:space="preserve">(</w:t>
+      </w:r>
+      <w:r>
+        <w:rPr>
+          <w:rStyle w:val="DecValTok"/>
+        </w:rPr>
+        <w:t xml:space="preserve">1</w:t>
+      </w:r>
+      <w:r>
+        <w:rPr>
+          <w:rStyle w:val="NormalTok"/>
+        </w:rPr>
+        <w:t xml:space="preserve">, </w:t>
+      </w:r>
+      <w:r>
+        <w:rPr>
+          <w:rStyle w:val="FunctionTok"/>
+        </w:rPr>
+        <w:t xml:space="preserve">rep</w:t>
+      </w:r>
+      <w:r>
+        <w:rPr>
+          <w:rStyle w:val="NormalTok"/>
+        </w:rPr>
+        <w:t xml:space="preserve">(</w:t>
+      </w:r>
+      <w:r>
+        <w:rPr>
+          <w:rStyle w:val="FunctionTok"/>
+        </w:rPr>
+        <w:t xml:space="preserve">c</w:t>
+      </w:r>
+      <w:r>
+        <w:rPr>
+          <w:rStyle w:val="NormalTok"/>
+        </w:rPr>
+        <w:t xml:space="preserve">(</w:t>
+      </w:r>
+      <w:r>
+        <w:rPr>
+          <w:rStyle w:val="SpecialCharTok"/>
+        </w:rPr>
+        <w:t xml:space="preserve">-</w:t>
+      </w:r>
+      <w:r>
+        <w:rPr>
+          <w:rStyle w:val="DecValTok"/>
+        </w:rPr>
+        <w:t xml:space="preserve">1</w:t>
+      </w:r>
+      <w:r>
+        <w:rPr>
+          <w:rStyle w:val="NormalTok"/>
+        </w:rPr>
+        <w:t xml:space="preserve">, </w:t>
+      </w:r>
+      <w:r>
+        <w:rPr>
+          <w:rStyle w:val="DecValTok"/>
+        </w:rPr>
+        <w:t xml:space="preserve">1</w:t>
+      </w:r>
+      <w:r>
+        <w:rPr>
+          <w:rStyle w:val="NormalTok"/>
+        </w:rPr>
+        <w:t xml:space="preserve">), </w:t>
+      </w:r>
+      <w:r>
+        <w:rPr>
+          <w:rStyle w:val="AttributeTok"/>
+        </w:rPr>
+        <w:t xml:space="preserve">each =</w:t>
+      </w:r>
+      <w:r>
+        <w:rPr>
+          <w:rStyle w:val="NormalTok"/>
+        </w:rPr>
+        <w:t xml:space="preserve"> </w:t>
+      </w:r>
+      <w:r>
+        <w:rPr>
+          <w:rStyle w:val="DecValTok"/>
+        </w:rPr>
+        <w:t xml:space="preserve">3</w:t>
+      </w:r>
+      <w:r>
+        <w:rPr>
+          <w:rStyle w:val="NormalTok"/>
+        </w:rPr>
+        <w:t xml:space="preserve">))</w:t>
+      </w:r>
+      <w:r>
+        <w:br/>
+      </w:r>
+      <w:r>
+        <w:rPr>
+          <w:rStyle w:val="NormalTok"/>
+        </w:rPr>
+        <w:t xml:space="preserve">irls_y </w:t>
+      </w:r>
+      <w:r>
+        <w:rPr>
+          <w:rStyle w:val="OtherTok"/>
+        </w:rPr>
+        <w:t xml:space="preserve">&lt;-</w:t>
+      </w:r>
+      <w:r>
+        <w:rPr>
+          <w:rStyle w:val="NormalTok"/>
+        </w:rPr>
+        <w:t xml:space="preserve"> </w:t>
+      </w:r>
+      <w:r>
+        <w:rPr>
+          <w:rStyle w:val="FunctionTok"/>
+        </w:rPr>
+        <w:t xml:space="preserve">c</w:t>
+      </w:r>
+      <w:r>
+        <w:rPr>
+          <w:rStyle w:val="NormalTok"/>
+        </w:rPr>
+        <w:t xml:space="preserve">(</w:t>
+      </w:r>
+      <w:r>
+        <w:rPr>
+          <w:rStyle w:val="DecValTok"/>
+        </w:rPr>
+        <w:t xml:space="preserve">0</w:t>
+      </w:r>
+      <w:r>
+        <w:rPr>
+          <w:rStyle w:val="NormalTok"/>
+        </w:rPr>
+        <w:t xml:space="preserve">, </w:t>
+      </w:r>
+      <w:r>
+        <w:rPr>
+          <w:rStyle w:val="DecValTok"/>
+        </w:rPr>
+        <w:t xml:space="preserve">0</w:t>
+      </w:r>
+      <w:r>
+        <w:rPr>
+          <w:rStyle w:val="NormalTok"/>
+        </w:rPr>
+        <w:t xml:space="preserve">, </w:t>
+      </w:r>
+      <w:r>
+        <w:rPr>
+          <w:rStyle w:val="DecValTok"/>
+        </w:rPr>
+        <w:t xml:space="preserve">1</w:t>
+      </w:r>
+      <w:r>
+        <w:rPr>
+          <w:rStyle w:val="NormalTok"/>
+        </w:rPr>
+        <w:t xml:space="preserve">, </w:t>
+      </w:r>
+      <w:r>
+        <w:rPr>
+          <w:rStyle w:val="DecValTok"/>
+        </w:rPr>
+        <w:t xml:space="preserve">0</w:t>
+      </w:r>
+      <w:r>
+        <w:rPr>
+          <w:rStyle w:val="NormalTok"/>
+        </w:rPr>
+        <w:t xml:space="preserve">, </w:t>
+      </w:r>
+      <w:r>
+        <w:rPr>
+          <w:rStyle w:val="DecValTok"/>
+        </w:rPr>
+        <w:t xml:space="preserve">1</w:t>
+      </w:r>
+      <w:r>
+        <w:rPr>
+          <w:rStyle w:val="NormalTok"/>
+        </w:rPr>
+        <w:t xml:space="preserve">, </w:t>
+      </w:r>
+      <w:r>
+        <w:rPr>
+          <w:rStyle w:val="DecValTok"/>
+        </w:rPr>
+        <w:t xml:space="preserve">1</w:t>
+      </w:r>
+      <w:r>
+        <w:rPr>
+          <w:rStyle w:val="NormalTok"/>
+        </w:rPr>
+        <w:t xml:space="preserve">)</w:t>
+      </w:r>
+      <w:r>
+        <w:br/>
+      </w:r>
+      <w:r>
+        <w:rPr>
+          <w:rStyle w:val="CommentTok"/>
+        </w:rPr>
+        <w:t xml:space="preserve"># start from zero coefficients and take six IRLS steps</w:t>
+      </w:r>
+      <w:r>
+        <w:br/>
+      </w:r>
+      <w:r>
+        <w:rPr>
+          <w:rStyle w:val="NormalTok"/>
+        </w:rPr>
+        <w:t xml:space="preserve">irls_coef </w:t>
+      </w:r>
+      <w:r>
+        <w:rPr>
+          <w:rStyle w:val="OtherTok"/>
+        </w:rPr>
+        <w:t xml:space="preserve">&lt;-</w:t>
+      </w:r>
+      <w:r>
+        <w:rPr>
+          <w:rStyle w:val="NormalTok"/>
+        </w:rPr>
+        <w:t xml:space="preserve"> </w:t>
+      </w:r>
+      <w:r>
+        <w:rPr>
+          <w:rStyle w:val="FunctionTok"/>
+        </w:rPr>
+        <w:t xml:space="preserve">c</w:t>
+      </w:r>
+      <w:r>
+        <w:rPr>
+          <w:rStyle w:val="NormalTok"/>
+        </w:rPr>
+        <w:t xml:space="preserve">(</w:t>
+      </w:r>
+      <w:r>
+        <w:rPr>
+          <w:rStyle w:val="DecValTok"/>
+        </w:rPr>
+        <w:t xml:space="preserve">0</w:t>
+      </w:r>
+      <w:r>
+        <w:rPr>
+          <w:rStyle w:val="NormalTok"/>
+        </w:rPr>
+        <w:t xml:space="preserve">, </w:t>
+      </w:r>
+      <w:r>
+        <w:rPr>
+          <w:rStyle w:val="DecValTok"/>
+        </w:rPr>
+        <w:t xml:space="preserve">0</w:t>
+      </w:r>
+      <w:r>
+        <w:rPr>
+          <w:rStyle w:val="NormalTok"/>
+        </w:rPr>
+        <w:t xml:space="preserve">)</w:t>
+      </w:r>
+      <w:r>
+        <w:br/>
+      </w:r>
+      <w:r>
+        <w:rPr>
+          <w:rStyle w:val="NormalTok"/>
+        </w:rPr>
+        <w:t xml:space="preserve">irls_path </w:t>
+      </w:r>
+      <w:r>
+        <w:rPr>
+          <w:rStyle w:val="OtherTok"/>
+        </w:rPr>
+        <w:t xml:space="preserve">&lt;-</w:t>
+      </w:r>
+      <w:r>
+        <w:rPr>
+          <w:rStyle w:val="NormalTok"/>
+        </w:rPr>
+        <w:t xml:space="preserve"> </w:t>
+      </w:r>
+      <w:r>
+        <w:rPr>
+          <w:rStyle w:val="FunctionTok"/>
+        </w:rPr>
+        <w:t xml:space="preserve">data.frame</w:t>
+      </w:r>
+      <w:r>
+        <w:rPr>
+          <w:rStyle w:val="NormalTok"/>
+        </w:rPr>
+        <w:t xml:space="preserve">(</w:t>
+      </w:r>
+      <w:r>
+        <w:rPr>
+          <w:rStyle w:val="AttributeTok"/>
+        </w:rPr>
+        <w:t xml:space="preserve">step =</w:t>
+      </w:r>
+      <w:r>
+        <w:rPr>
+          <w:rStyle w:val="NormalTok"/>
+        </w:rPr>
+        <w:t xml:space="preserve"> </w:t>
+      </w:r>
+      <w:r>
+        <w:rPr>
+          <w:rStyle w:val="DecValTok"/>
+        </w:rPr>
+        <w:t xml:space="preserve">0</w:t>
+      </w:r>
+      <w:r>
+        <w:rPr>
+          <w:rStyle w:val="NormalTok"/>
+        </w:rPr>
+        <w:t xml:space="preserve">, </w:t>
+      </w:r>
+      <w:r>
+        <w:rPr>
+          <w:rStyle w:val="AttributeTok"/>
+        </w:rPr>
+        <w:t xml:space="preserve">intercept =</w:t>
+      </w:r>
+      <w:r>
+        <w:rPr>
+          <w:rStyle w:val="NormalTok"/>
+        </w:rPr>
+        <w:t xml:space="preserve"> </w:t>
+      </w:r>
+      <w:r>
+        <w:rPr>
+          <w:rStyle w:val="DecValTok"/>
+        </w:rPr>
+        <w:t xml:space="preserve">0</w:t>
+      </w:r>
+      <w:r>
+        <w:rPr>
+          <w:rStyle w:val="NormalTok"/>
+        </w:rPr>
+        <w:t xml:space="preserve">, </w:t>
+      </w:r>
+      <w:r>
+        <w:rPr>
+          <w:rStyle w:val="AttributeTok"/>
+        </w:rPr>
+        <w:t xml:space="preserve">slope =</w:t>
+      </w:r>
+      <w:r>
+        <w:rPr>
+          <w:rStyle w:val="NormalTok"/>
+        </w:rPr>
+        <w:t xml:space="preserve"> </w:t>
+      </w:r>
+      <w:r>
+        <w:rPr>
+          <w:rStyle w:val="DecValTok"/>
+        </w:rPr>
+        <w:t xml:space="preserve">0</w:t>
+      </w:r>
+      <w:r>
+        <w:rPr>
+          <w:rStyle w:val="NormalTok"/>
+        </w:rPr>
+        <w:t xml:space="preserve">)</w:t>
+      </w:r>
+      <w:r>
+        <w:br/>
+      </w:r>
+      <w:r>
+        <w:rPr>
+          <w:rStyle w:val="ControlFlowTok"/>
+        </w:rPr>
+        <w:t xml:space="preserve">for</w:t>
+      </w:r>
+      <w:r>
+        <w:rPr>
+          <w:rStyle w:val="NormalTok"/>
+        </w:rPr>
+        <w:t xml:space="preserve"> (step </w:t>
+      </w:r>
+      <w:r>
+        <w:rPr>
+          <w:rStyle w:val="ControlFlowTok"/>
+        </w:rPr>
+        <w:t xml:space="preserve">in</w:t>
+      </w:r>
+      <w:r>
+        <w:rPr>
+          <w:rStyle w:val="NormalTok"/>
+        </w:rPr>
+        <w:t xml:space="preserve"> </w:t>
+      </w:r>
+      <w:r>
+        <w:rPr>
+          <w:rStyle w:val="DecValTok"/>
+        </w:rPr>
+        <w:t xml:space="preserve">1</w:t>
+      </w:r>
+      <w:r>
+        <w:rPr>
+          <w:rStyle w:val="SpecialCharTok"/>
+        </w:rPr>
+        <w:t xml:space="preserve">:</w:t>
+      </w:r>
+      <w:r>
+        <w:rPr>
+          <w:rStyle w:val="DecValTok"/>
+        </w:rPr>
+        <w:t xml:space="preserve">6</w:t>
+      </w:r>
+      <w:r>
+        <w:rPr>
+          <w:rStyle w:val="NormalTok"/>
+        </w:rPr>
+        <w:t xml:space="preserve">) {</w:t>
+      </w:r>
+      <w:r>
+        <w:br/>
+      </w:r>
+      <w:r>
+        <w:rPr>
+          <w:rStyle w:val="NormalTok"/>
+        </w:rPr>
+        <w:t xml:space="preserve">  prob </w:t>
+      </w:r>
+      <w:r>
+        <w:rPr>
+          <w:rStyle w:val="OtherTok"/>
+        </w:rPr>
+        <w:t xml:space="preserve">&lt;-</w:t>
+      </w:r>
+      <w:r>
+        <w:rPr>
+          <w:rStyle w:val="NormalTok"/>
+        </w:rPr>
+        <w:t xml:space="preserve"> </w:t>
+      </w:r>
+      <w:r>
+        <w:rPr>
+          <w:rStyle w:val="FunctionTok"/>
+        </w:rPr>
+        <w:t xml:space="preserve">plogis</w:t>
+      </w:r>
+      <w:r>
+        <w:rPr>
+          <w:rStyle w:val="NormalTok"/>
+        </w:rPr>
+        <w:t xml:space="preserve">(</w:t>
+      </w:r>
+      <w:r>
+        <w:rPr>
+          <w:rStyle w:val="FunctionTok"/>
+        </w:rPr>
+        <w:t xml:space="preserve">drop</w:t>
+      </w:r>
+      <w:r>
+        <w:rPr>
+          <w:rStyle w:val="NormalTok"/>
+        </w:rPr>
+        <w:t xml:space="preserve">(irls_x </w:t>
+      </w:r>
+      <w:r>
+        <w:rPr>
+          <w:rStyle w:val="SpecialCharTok"/>
+        </w:rPr>
+        <w:t xml:space="preserve">%*%</w:t>
+      </w:r>
+      <w:r>
+        <w:rPr>
+          <w:rStyle w:val="NormalTok"/>
+        </w:rPr>
+        <w:t xml:space="preserve"> irls_coef))</w:t>
+      </w:r>
+      <w:r>
+        <w:br/>
+      </w:r>
+      <w:r>
+        <w:rPr>
+          <w:rStyle w:val="NormalTok"/>
+        </w:rPr>
+        <w:t xml:space="preserve">  weight </w:t>
+      </w:r>
+      <w:r>
+        <w:rPr>
+          <w:rStyle w:val="OtherTok"/>
+        </w:rPr>
+        <w:t xml:space="preserve">&lt;-</w:t>
+      </w:r>
+      <w:r>
+        <w:rPr>
+          <w:rStyle w:val="NormalTok"/>
+        </w:rPr>
+        <w:t xml:space="preserve"> prob </w:t>
+      </w:r>
+      <w:r>
+        <w:rPr>
+          <w:rStyle w:val="SpecialCharTok"/>
+        </w:rPr>
+        <w:t xml:space="preserve">*</w:t>
+      </w:r>
+      <w:r>
+        <w:rPr>
+          <w:rStyle w:val="NormalTok"/>
+        </w:rPr>
+        <w:t xml:space="preserve"> (</w:t>
+      </w:r>
+      <w:r>
+        <w:rPr>
+          <w:rStyle w:val="DecValTok"/>
+        </w:rPr>
+        <w:t xml:space="preserve">1</w:t>
+      </w:r>
+      <w:r>
+        <w:rPr>
+          <w:rStyle w:val="NormalTok"/>
+        </w:rPr>
+        <w:t xml:space="preserve"> </w:t>
+      </w:r>
+      <w:r>
+        <w:rPr>
+          <w:rStyle w:val="SpecialCharTok"/>
+        </w:rPr>
+        <w:t xml:space="preserve">-</w:t>
+      </w:r>
+      <w:r>
+        <w:rPr>
+          <w:rStyle w:val="NormalTok"/>
+        </w:rPr>
+        <w:t xml:space="preserve"> prob)</w:t>
+      </w:r>
+      <w:r>
+        <w:br/>
+      </w:r>
+      <w:r>
+        <w:rPr>
+          <w:rStyle w:val="NormalTok"/>
+        </w:rPr>
+        <w:t xml:space="preserve">  work_resp </w:t>
+      </w:r>
+      <w:r>
+        <w:rPr>
+          <w:rStyle w:val="OtherTok"/>
+        </w:rPr>
+        <w:t xml:space="preserve">&lt;-</w:t>
+      </w:r>
+      <w:r>
+        <w:rPr>
+          <w:rStyle w:val="NormalTok"/>
+        </w:rPr>
+        <w:t xml:space="preserve"> </w:t>
+      </w:r>
+      <w:r>
+        <w:rPr>
+          <w:rStyle w:val="FunctionTok"/>
+        </w:rPr>
+        <w:t xml:space="preserve">drop</w:t>
+      </w:r>
+      <w:r>
+        <w:rPr>
+          <w:rStyle w:val="NormalTok"/>
+        </w:rPr>
+        <w:t xml:space="preserve">(irls_x </w:t>
+      </w:r>
+      <w:r>
+        <w:rPr>
+          <w:rStyle w:val="SpecialCharTok"/>
+        </w:rPr>
+        <w:t xml:space="preserve">%*%</w:t>
+      </w:r>
+      <w:r>
+        <w:rPr>
+          <w:rStyle w:val="NormalTok"/>
+        </w:rPr>
+        <w:t xml:space="preserve"> irls_coef) </w:t>
+      </w:r>
+      <w:r>
+        <w:rPr>
+          <w:rStyle w:val="SpecialCharTok"/>
+        </w:rPr>
+        <w:t xml:space="preserve">+</w:t>
+      </w:r>
+      <w:r>
+        <w:rPr>
+          <w:rStyle w:val="NormalTok"/>
+        </w:rPr>
+        <w:t xml:space="preserve"> (irls_y </w:t>
+      </w:r>
+      <w:r>
+        <w:rPr>
+          <w:rStyle w:val="SpecialCharTok"/>
+        </w:rPr>
+        <w:t xml:space="preserve">-</w:t>
+      </w:r>
+      <w:r>
+        <w:rPr>
+          <w:rStyle w:val="NormalTok"/>
+        </w:rPr>
+        <w:t xml:space="preserve"> prob) </w:t>
+      </w:r>
+      <w:r>
+        <w:rPr>
+          <w:rStyle w:val="SpecialCharTok"/>
+        </w:rPr>
+        <w:t xml:space="preserve">/</w:t>
+      </w:r>
+      <w:r>
+        <w:rPr>
+          <w:rStyle w:val="NormalTok"/>
+        </w:rPr>
+        <w:t xml:space="preserve"> weight</w:t>
+      </w:r>
+      <w:r>
+        <w:br/>
+      </w:r>
+      <w:r>
+        <w:rPr>
+          <w:rStyle w:val="NormalTok"/>
+        </w:rPr>
+        <w:t xml:space="preserve">  irls_coef </w:t>
+      </w:r>
+      <w:r>
+        <w:rPr>
+          <w:rStyle w:val="OtherTok"/>
+        </w:rPr>
+        <w:t xml:space="preserve">&lt;-</w:t>
+      </w:r>
+      <w:r>
+        <w:rPr>
+          <w:rStyle w:val="NormalTok"/>
+        </w:rPr>
+        <w:t xml:space="preserve"> </w:t>
+      </w:r>
+      <w:r>
+        <w:rPr>
+          <w:rStyle w:val="FunctionTok"/>
+        </w:rPr>
+        <w:t xml:space="preserve">drop</w:t>
+      </w:r>
+      <w:r>
+        <w:rPr>
+          <w:rStyle w:val="NormalTok"/>
+        </w:rPr>
+        <w:t xml:space="preserve">(</w:t>
+      </w:r>
+      <w:r>
+        <w:rPr>
+          <w:rStyle w:val="FunctionTok"/>
+        </w:rPr>
+        <w:t xml:space="preserve">solve</w:t>
+      </w:r>
+      <w:r>
+        <w:rPr>
+          <w:rStyle w:val="NormalTok"/>
+        </w:rPr>
+        <w:t xml:space="preserve">(</w:t>
+      </w:r>
+      <w:r>
+        <w:rPr>
+          <w:rStyle w:val="FunctionTok"/>
+        </w:rPr>
+        <w:t xml:space="preserve">crossprod</w:t>
+      </w:r>
+      <w:r>
+        <w:rPr>
+          <w:rStyle w:val="NormalTok"/>
+        </w:rPr>
+        <w:t xml:space="preserve">(irls_x, weight </w:t>
+      </w:r>
+      <w:r>
+        <w:rPr>
+          <w:rStyle w:val="SpecialCharTok"/>
+        </w:rPr>
+        <w:t xml:space="preserve">*</w:t>
+      </w:r>
+      <w:r>
+        <w:rPr>
+          <w:rStyle w:val="NormalTok"/>
+        </w:rPr>
+        <w:t xml:space="preserve"> irls_x),</w:t>
+      </w:r>
+      <w:r>
+        <w:br/>
+      </w:r>
+      <w:r>
+        <w:rPr>
+          <w:rStyle w:val="NormalTok"/>
+        </w:rPr>
+        <w:t xml:space="preserve">                          </w:t>
+      </w:r>
+      <w:r>
+        <w:rPr>
+          <w:rStyle w:val="FunctionTok"/>
+        </w:rPr>
+        <w:t xml:space="preserve">crossprod</w:t>
+      </w:r>
+      <w:r>
+        <w:rPr>
+          <w:rStyle w:val="NormalTok"/>
+        </w:rPr>
+        <w:t xml:space="preserve">(irls_x, weight </w:t>
+      </w:r>
+      <w:r>
+        <w:rPr>
+          <w:rStyle w:val="SpecialCharTok"/>
+        </w:rPr>
+        <w:t xml:space="preserve">*</w:t>
+      </w:r>
+      <w:r>
+        <w:rPr>
+          <w:rStyle w:val="NormalTok"/>
+        </w:rPr>
+        <w:t xml:space="preserve"> work_resp)))</w:t>
+      </w:r>
+      <w:r>
+        <w:br/>
+      </w:r>
+      <w:r>
+        <w:rPr>
+          <w:rStyle w:val="NormalTok"/>
+        </w:rPr>
+        <w:t xml:space="preserve">  irls_path[step </w:t>
+      </w:r>
+      <w:r>
+        <w:rPr>
+          <w:rStyle w:val="SpecialCharTok"/>
+        </w:rPr>
+        <w:t xml:space="preserve">+</w:t>
+      </w:r>
+      <w:r>
+        <w:rPr>
+          <w:rStyle w:val="NormalTok"/>
+        </w:rPr>
+        <w:t xml:space="preserve"> </w:t>
+      </w:r>
+      <w:r>
+        <w:rPr>
+          <w:rStyle w:val="DecValTok"/>
+        </w:rPr>
+        <w:t xml:space="preserve">1</w:t>
+      </w:r>
+      <w:r>
+        <w:rPr>
+          <w:rStyle w:val="NormalTok"/>
+        </w:rPr>
+        <w:t xml:space="preserve">, ] </w:t>
+      </w:r>
+      <w:r>
+        <w:rPr>
+          <w:rStyle w:val="OtherTok"/>
+        </w:rPr>
+        <w:t xml:space="preserve">&lt;-</w:t>
+      </w:r>
+      <w:r>
+        <w:rPr>
+          <w:rStyle w:val="NormalTok"/>
+        </w:rPr>
+        <w:t xml:space="preserve"> </w:t>
+      </w:r>
+      <w:r>
+        <w:rPr>
+          <w:rStyle w:val="FunctionTok"/>
+        </w:rPr>
+        <w:t xml:space="preserve">c</w:t>
+      </w:r>
+      <w:r>
+        <w:rPr>
+          <w:rStyle w:val="NormalTok"/>
+        </w:rPr>
+        <w:t xml:space="preserve">(step, irls_coef)</w:t>
+      </w:r>
+      <w:r>
+        <w:br/>
+      </w:r>
+      <w:r>
+        <w:rPr>
+          <w:rStyle w:val="NormalTok"/>
+        </w:rPr>
+        <w:t xml:space="preserve">}</w:t>
+      </w:r>
+      <w:r>
+        <w:br/>
+      </w:r>
+      <w:r>
+        <w:rPr>
+          <w:rStyle w:val="NormalTok"/>
+        </w:rPr>
+        <w:t xml:space="preserve">irls_path</w:t>
+      </w:r>
+      <w:r>
+        <w:br/>
+      </w:r>
+      <w:r>
+        <w:rPr>
+          <w:rStyle w:val="CommentTok"/>
+        </w:rPr>
+        <w:t xml:space="preserve">#&gt; # A tibble: 7 × 3</w:t>
+      </w:r>
+      <w:r>
+        <w:br/>
+      </w:r>
+      <w:r>
+        <w:rPr>
+          <w:rStyle w:val="CommentTok"/>
+        </w:rPr>
+        <w:t xml:space="preserve">#&gt;    step intercept slope</w:t>
+      </w:r>
+      <w:r>
+        <w:br/>
+      </w:r>
+      <w:r>
+        <w:rPr>
+          <w:rStyle w:val="CommentTok"/>
+        </w:rPr>
+        <w:t xml:space="preserve">#&gt;   &lt;dbl&gt;     &lt;dbl&gt; &lt;dbl&gt;</w:t>
+      </w:r>
+      <w:r>
+        <w:br/>
+      </w:r>
+      <w:r>
+        <w:rPr>
+          <w:rStyle w:val="CommentTok"/>
+        </w:rPr>
+        <w:t xml:space="preserve">#&gt; 1     0  0        0    </w:t>
+      </w:r>
+      <w:r>
+        <w:br/>
+      </w:r>
+      <w:r>
+        <w:rPr>
+          <w:rStyle w:val="CommentTok"/>
+        </w:rPr>
+        <w:t xml:space="preserve">#&gt; 2     1  0        0.667</w:t>
+      </w:r>
+      <w:r>
+        <w:br/>
+      </w:r>
+      <w:r>
+        <w:rPr>
+          <w:rStyle w:val="CommentTok"/>
+        </w:rPr>
+        <w:t xml:space="preserve">#&gt; 3     2 -2.48e-16 0.693</w:t>
+      </w:r>
+      <w:r>
+        <w:br/>
+      </w:r>
+      <w:r>
+        <w:rPr>
+          <w:rStyle w:val="CommentTok"/>
+        </w:rPr>
+        <w:t xml:space="preserve">#&gt; 4     3  5.44e-17 0.693</w:t>
+      </w:r>
+      <w:r>
+        <w:br/>
+      </w:r>
+      <w:r>
+        <w:rPr>
+          <w:rStyle w:val="CommentTok"/>
+        </w:rPr>
+        <w:t xml:space="preserve">#&gt; 5     4 -1.12e-16 0.693</w:t>
+      </w:r>
+      <w:r>
+        <w:br/>
+      </w:r>
+      <w:r>
+        <w:rPr>
+          <w:rStyle w:val="CommentTok"/>
+        </w:rPr>
+        <w:t xml:space="preserve">#&gt; 6     5  2.21e-16 0.693</w:t>
+      </w:r>
+      <w:r>
+        <w:br/>
+      </w:r>
+      <w:r>
+        <w:rPr>
+          <w:rStyle w:val="CommentTok"/>
+        </w:rPr>
+        <w:t xml:space="preserve">#&gt; 7     6  5.77e-17 0.693</w:t>
+      </w:r>
+      <w:r>
+        <w:br/>
+      </w:r>
+      <w:r>
+        <w:rPr>
+          <w:rStyle w:val="CommentTok"/>
+        </w:rPr>
+        <w:t xml:space="preserve"># the maximum likelihood fit from glm()</w:t>
+      </w:r>
+      <w:r>
+        <w:br/>
+      </w:r>
+      <w:r>
+        <w:rPr>
+          <w:rStyle w:val="FunctionTok"/>
+        </w:rPr>
+        <w:t xml:space="preserve">coef</w:t>
+      </w:r>
+      <w:r>
+        <w:rPr>
+          <w:rStyle w:val="NormalTok"/>
+        </w:rPr>
+        <w:t xml:space="preserve">(</w:t>
+      </w:r>
+      <w:r>
+        <w:rPr>
+          <w:rStyle w:val="FunctionTok"/>
+        </w:rPr>
+        <w:t xml:space="preserve">glm</w:t>
+      </w:r>
+      <w:r>
+        <w:rPr>
+          <w:rStyle w:val="NormalTok"/>
+        </w:rPr>
+        <w:t xml:space="preserve">(irls_y </w:t>
+      </w:r>
+      <w:r>
+        <w:rPr>
+          <w:rStyle w:val="SpecialCharTok"/>
+        </w:rPr>
+        <w:t xml:space="preserve">~</w:t>
+      </w:r>
+      <w:r>
+        <w:rPr>
+          <w:rStyle w:val="NormalTok"/>
+        </w:rPr>
+        <w:t xml:space="preserve"> irls_x[, </w:t>
+      </w:r>
+      <w:r>
+        <w:rPr>
+          <w:rStyle w:val="DecValTok"/>
+        </w:rPr>
+        <w:t xml:space="preserve">2</w:t>
+      </w:r>
+      <w:r>
+        <w:rPr>
+          <w:rStyle w:val="NormalTok"/>
+        </w:rPr>
+        <w:t xml:space="preserve">], </w:t>
+      </w:r>
+      <w:r>
+        <w:rPr>
+          <w:rStyle w:val="AttributeTok"/>
+        </w:rPr>
+        <w:t xml:space="preserve">family =</w:t>
+      </w:r>
+      <w:r>
+        <w:rPr>
+          <w:rStyle w:val="NormalTok"/>
+        </w:rPr>
+        <w:t xml:space="preserve"> binomial))</w:t>
+      </w:r>
+      <w:r>
+        <w:br/>
+      </w:r>
+      <w:r>
+        <w:rPr>
+          <w:rStyle w:val="CommentTok"/>
+        </w:rPr>
+        <w:t xml:space="preserve">#&gt;  (Intercept)  irls_x[, 2] </w:t>
+      </w:r>
+      <w:r>
+        <w:br/>
+      </w:r>
+      <w:r>
+        <w:rPr>
+          <w:rStyle w:val="CommentTok"/>
+        </w:rPr>
+        <w:t xml:space="preserve">#&gt; -2.25619e-16  6.93147e-01</w:t>
+      </w:r>
+    </w:p>
+    <w:p>
+      <w:pPr>
+        <w:pStyle w:val="FirstParagraph"/>
+      </w:pPr>
+      <w:r>
+        <w:t xml:space="preserve">The first step moves the</w:t>
+      </w:r>
+      <w:r>
+        <w:t xml:space="preserve"> </w:t>
+      </w:r>
+      <w:hyperlink r:id="rId26">
+        <w:r>
+          <w:rPr>
+            <w:rStyle w:val="Hyperlink"/>
+          </w:rPr>
+          <w:t xml:space="preserve">slope</w:t>
+        </w:r>
+      </w:hyperlink>
+      <w:r>
+        <w:t xml:space="preserve"> </w:t>
+      </w:r>
+      <w:r>
+        <w:t xml:space="preserve">to</w:t>
+      </w:r>
+      <w:r>
+        <w:t xml:space="preserve"> </w:t>
+      </w:r>
+      <m:oMath>
+        <m:r>
+          <m:t>0.6667</m:t>
+        </m:r>
+      </m:oMath>
+      <w:r>
+        <w:t xml:space="preserve">, which is</w:t>
+      </w:r>
+      <w:r>
+        <w:t xml:space="preserve"> </w:t>
+      </w:r>
+      <m:oMath>
+        <m:r>
+          <m:t>2</m:t>
+        </m:r>
+        <m:r>
+          <m:rPr>
+            <m:sty m:val="p"/>
+          </m:rPr>
+          <m:t>/</m:t>
+        </m:r>
+        <m:r>
+          <m:t>3</m:t>
+        </m:r>
+      </m:oMath>
+      <w:r>
+        <w:t xml:space="preserve"> </w:t>
+      </w:r>
+      <w:r>
+        <w:t xml:space="preserve">(</w:t>
+      </w:r>
+      <w:hyperlink w:anchor="exr-irls-step">
+        <w:r>
+          <w:rPr>
+            <w:rStyle w:val="Hyperlink"/>
+          </w:rPr>
+          <w:t xml:space="preserve">the hand computation</w:t>
+        </w:r>
+      </w:hyperlink>
+      <w:r>
+        <w:t xml:space="preserve">).</w:t>
+      </w:r>
+      <w:r>
+        <w:t xml:space="preserve"> </w:t>
+      </w:r>
+      <w:r>
+        <w:t xml:space="preserve">After six steps the slope is</w:t>
+      </w:r>
+      <w:r>
+        <w:t xml:space="preserve"> </w:t>
+      </w:r>
+      <m:oMath>
+        <m:r>
+          <m:t>0.693147</m:t>
+        </m:r>
+      </m:oMath>
+      <w:r>
+        <w:t xml:space="preserve">,</w:t>
+      </w:r>
+      <w:r>
+        <w:t xml:space="preserve"> </w:t>
+      </w:r>
+      <w:r>
+        <w:t xml:space="preserve">and</w:t>
+      </w:r>
+      <w:r>
+        <w:t xml:space="preserve"> </w:t>
+      </w:r>
+      <w:r>
+        <w:rPr>
+          <w:rStyle w:val="VerbatimChar"/>
+        </w:rPr>
+        <w:t xml:space="preserve">glm()</w:t>
+      </w:r>
+      <w:r>
+        <w:t xml:space="preserve"> </w:t>
+      </w:r>
+      <w:r>
+        <w:t xml:space="preserve">reports</w:t>
+      </w:r>
+      <w:r>
+        <w:t xml:space="preserve"> </w:t>
+      </w:r>
+      <m:oMath>
+        <m:r>
+          <m:t>0.693147</m:t>
+        </m:r>
+      </m:oMath>
+      <w:r>
+        <w:t xml:space="preserve">.</w:t>
+      </w:r>
+      <w:r>
+        <w:t xml:space="preserve"> </w:t>
+      </w:r>
+      <w:r>
+        <w:t xml:space="preserve">The slope settles at</w:t>
+      </w:r>
+      <w:r>
+        <w:t xml:space="preserve"> </w:t>
+      </w:r>
+      <m:oMath>
+        <m:r>
+          <m:rPr>
+            <m:sty m:val="p"/>
+          </m:rPr>
+          <m:t>ln</m:t>
+        </m:r>
+        <m:r>
+          <m:t>2</m:t>
+        </m:r>
+        <m:r>
+          <m:rPr>
+            <m:sty m:val="p"/>
+          </m:rPr>
+          <m:t>=</m:t>
+        </m:r>
+        <m:r>
+          <m:t>0.693147</m:t>
+        </m:r>
+      </m:oMath>
+      <w:r>
+        <w:t xml:space="preserve">,</w:t>
+      </w:r>
+      <w:r>
+        <w:t xml:space="preserve"> </w:t>
+      </w:r>
+      <w:r>
+        <w:t xml:space="preserve">half the natural logarithm of the</w:t>
+      </w:r>
+      <w:r>
+        <w:t xml:space="preserve"> </w:t>
+      </w:r>
+      <w:hyperlink r:id="rId35">
+        <w:r>
+          <w:rPr>
+            <w:rStyle w:val="Hyperlink"/>
+          </w:rPr>
+          <w:t xml:space="preserve">odds ratio</w:t>
+        </w:r>
+      </w:hyperlink>
+      <w:r>
+        <w:t xml:space="preserve"> </w:t>
+      </w:r>
+      <w:r>
+        <w:t xml:space="preserve">between the treatment group (recovery</w:t>
+      </w:r>
+      <w:r>
+        <w:t xml:space="preserve"> </w:t>
+      </w:r>
+      <w:hyperlink r:id="rId36">
+        <w:r>
+          <w:rPr>
+            <w:rStyle w:val="Hyperlink"/>
+          </w:rPr>
+          <w:t xml:space="preserve">odds</w:t>
+        </w:r>
+      </w:hyperlink>
+      <w:r>
+        <w:t xml:space="preserve"> </w:t>
+      </w:r>
+      <m:oMath>
+        <m:r>
+          <m:t>2</m:t>
+        </m:r>
+      </m:oMath>
+      <w:r>
+        <w:t xml:space="preserve">) and the other group (recovery odds</w:t>
+      </w:r>
+      <w:r>
+        <w:t xml:space="preserve"> </w:t>
+      </w:r>
+      <m:oMath>
+        <m:r>
+          <m:t>1</m:t>
+        </m:r>
+        <m:r>
+          <m:rPr>
+            <m:sty m:val="p"/>
+          </m:rPr>
+          <m:t>/</m:t>
+        </m:r>
+        <m:r>
+          <m:t>2</m:t>
+        </m:r>
+      </m:oMath>
+      <w:r>
+        <w:t xml:space="preserve">), since the groups are coded</w:t>
+      </w:r>
+      <w:r>
+        <w:t xml:space="preserve"> </w:t>
+      </w:r>
+      <m:oMath>
+        <m:r>
+          <m:rPr>
+            <m:sty m:val="p"/>
+          </m:rPr>
+          <m:t>±</m:t>
+        </m:r>
+        <m:r>
+          <m:t>1</m:t>
+        </m:r>
+      </m:oMath>
+      <w:r>
+        <w:t xml:space="preserve">.</w:t>
+      </w:r>
+    </w:p>
+    <w:bookmarkEnd w:id="37"/>
+    <w:bookmarkEnd w:id="38"/>
+    <w:bookmarkStart w:id="55" w:name="deviance"/>
+    <w:p>
+      <w:pPr>
+        <w:pStyle w:val="Heading2"/>
+      </w:pPr>
+      <w:r>
+        <w:t xml:space="preserve">3 Deviance</w:t>
+      </w:r>
+    </w:p>
+    <w:bookmarkStart w:id="40" w:name="def-deviance"/>
+    <w:p>
+      <w:pPr>
+        <w:pStyle w:val="FirstParagraph"/>
+      </w:pPr>
+      <w:r>
+        <w:rPr>
+          <w:b/>
+          <w:bCs/>
+        </w:rPr>
+        <w:t xml:space="preserve">Definition 3 (Deviance)</w:t>
       </w:r>
       <w:r>
         <w:t xml:space="preserve"> </w:t>
@@ -1086,14 +5331,14 @@
       <w:pPr>
         <w:pStyle w:val="BodyText"/>
       </w:pPr>
-      <w:bookmarkStart w:id="15" w:name="eq-deviance"/>
+      <w:bookmarkStart w:id="39" w:name="eq-deviance"/>
       <w:r>
         <w:t xml:space="preserve">$$
-    D\stackrel{\text{def}}{=}-2 \, {\ell\mathopen{}\left(\hat{\mathord{\smash[b]{\underset{\raise.3ex\hbox{$\scriptstyle\sim$}}{\beta}}\vphantom{\beta}}}\right)\mathclose{}}
+    \operatorname{dev}\stackrel{\text{def}}{=}-2 \, {\ell\mathopen{}\left(\hat{\mathord{\smash[b]{\underset{\raise.3ex\hbox{$\scriptstyle\sim$}}{\beta}}\vphantom{\beta}}}\right)\mathclose{}}
     = -2 \sum_{i=1}^n\mathopen{}\left\{y_i\ln \hat\pi_i + \mathopen{}\left(1 - y_i\right)\mathclose{} {\ln\mathopen{}\left(1 - \hat\pi_i\right)\mathclose{}}\right\}\mathclose{},
-     \qquad(2)$$</w:t>
-      </w:r>
-      <w:bookmarkEnd w:id="15"/>
+     \qquad(3)$$</w:t>
+      </w:r>
+      <w:bookmarkEnd w:id="39"/>
     </w:p>
     <w:p>
       <w:pPr>
@@ -1106,7 +5351,7 @@
         <w:t xml:space="preserve"> </w:t>
       </w:r>
       <w:r>
-        <w:t xml:space="preserve">$\hat\pi_i = {\sigma\mathopen{}\left(\hat{\mathord{\smash[b]{\underset{\raise.3ex\hbox{$\scriptstyle\sim$}}{\beta}}\vphantom{\beta}}} \cdot \mathord{\smash[b]{\underset{\raise.3ex\hbox{$\scriptstyle\sim$}}{x}}\vphantom{x}}_i\right)\mathclose{}}$</w:t>
+        <w:t xml:space="preserve">$\hat\pi_i = {\operatorname{expit}\mathopen{}\left(\hat{\mathord{\smash[b]{\underset{\raise.3ex\hbox{$\scriptstyle\sim$}}{\beta}}\vphantom{\beta}}} \cdot \mathord{\smash[b]{\underset{\raise.3ex\hbox{$\scriptstyle\sim$}}{x}}\vphantom{x}}_i\right)\mathclose{}}$</w:t>
       </w:r>
       <w:r>
         <w:t xml:space="preserve"> </w:t>
@@ -1126,13 +5371,13 @@
         <w:t xml:space="preserve"> </w:t>
       </w:r>
       <w:r>
-        <w:t xml:space="preserve">Wikipedia contributors [3]</w:t>
+        <w:t xml:space="preserve">Wikipedia contributors [4]</w:t>
       </w:r>
       <w:r>
         <w:t xml:space="preserve">.</w:t>
       </w:r>
     </w:p>
-    <w:bookmarkEnd w:id="16"/>
+    <w:bookmarkEnd w:id="40"/>
     <w:tbl>
       <w:tblPr>
         <w:tblStyle w:val="Table"/>
@@ -1173,18 +5418,18 @@
                 <wp:inline>
                   <wp:extent cx="152400" cy="152400"/>
                   <wp:effectExtent b="0" l="0" r="0" t="0"/>
-                  <wp:docPr descr="" title="" id="18" name="Picture"/>
+                  <wp:docPr descr="" title="" id="41" name="Picture"/>
                   <a:graphic>
                     <a:graphicData uri="http://schemas.openxmlformats.org/drawingml/2006/picture">
                       <pic:pic>
                         <pic:nvPicPr>
-                          <pic:cNvPr descr="/opt/quarto/share/formats/docx/note.png" id="19" name="Picture"/>
+                          <pic:cNvPr descr="/opt/quarto/share/formats/docx/note.png" id="42" name="Picture"/>
                           <pic:cNvPicPr>
                             <a:picLocks noChangeArrowheads="1" noChangeAspect="1"/>
                           </pic:cNvPicPr>
                         </pic:nvPicPr>
                         <pic:blipFill>
-                          <a:blip r:embed="rId17"/>
+                          <a:blip r:embed="rId15"/>
                           <a:stretch>
                             <a:fillRect/>
                           </a:stretch>
@@ -1236,7 +5481,7 @@
               <w:spacing w:before="16" w:after="16"/>
             </w:pPr>
             <w:r>
-              <w:t xml:space="preserve">Nelder and Wedderburn [4]</w:t>
+              <w:t xml:space="preserve">Nelder and Wedderburn [5]</w:t>
             </w:r>
             <w:r>
               <w:t xml:space="preserve"> </w:t>
@@ -1254,7 +5499,7 @@
               <w:t xml:space="preserve"> </w:t>
             </w:r>
             <w:r>
-              <w:t xml:space="preserve">Hastie et al. [5, Sec. 4.4.2]</w:t>
+              <w:t xml:space="preserve">Hastie et al. [6, Sec. 4.4.2]</w:t>
             </w:r>
             <w:r>
               <w:t xml:space="preserve"> </w:t>
@@ -1266,7 +5511,7 @@
         </w:tc>
       </w:tr>
     </w:tbl>
-    <w:bookmarkStart w:id="20" w:name="exm-deviance"/>
+    <w:bookmarkStart w:id="43" w:name="exm-deviance"/>
     <w:p>
       <w:pPr>
         <w:pStyle w:val="BodyText"/>
@@ -1276,7 +5521,7 @@
           <w:b/>
           <w:bCs/>
         </w:rPr>
-        <w:t xml:space="preserve">Example 2 (The deviance of the six-patient trial)</w:t>
+        <w:t xml:space="preserve">Example 3 (The deviance of the six-patient trial)</w:t>
       </w:r>
       <w:r>
         <w:t xml:space="preserve"> </w:t>
@@ -1327,7 +5572,7 @@
           <w:rPr>
             <w:rStyle w:val="Hyperlink"/>
           </w:rPr>
-          <w:t xml:space="preserve">Equation 2</w:t>
+          <w:t xml:space="preserve">Equation 3</w:t>
         </w:r>
       </w:hyperlink>
       <w:r>
@@ -1672,7 +5917,10 @@
       </w:r>
       <m:oMath>
         <m:r>
-          <m:t>D</m:t>
+          <m:rPr>
+            <m:sty m:val="p"/>
+          </m:rPr>
+          <m:t>dev</m:t>
         </m:r>
         <m:r>
           <m:rPr>
@@ -1688,8 +5936,8 @@
         <w:t xml:space="preserve">.</w:t>
       </w:r>
     </w:p>
-    <w:bookmarkEnd w:id="20"/>
-    <w:bookmarkStart w:id="21" w:name="rem-deviance-shortfall"/>
+    <w:bookmarkEnd w:id="43"/>
+    <w:bookmarkStart w:id="44" w:name="rem-deviance-shortfall"/>
     <w:p>
       <w:pPr>
         <w:pStyle w:val="BodyText"/>
@@ -1699,7 +5947,7 @@
           <w:i/>
           <w:iCs/>
         </w:rPr>
-        <w:t xml:space="preserve">Remark 1</w:t>
+        <w:t xml:space="preserve">Remark 2</w:t>
       </w:r>
       <w:r>
         <w:t xml:space="preserve"> (Why the deviance measures a shortfall). </w:t>
@@ -1797,7 +6045,10 @@
       </w:r>
       <m:oMath>
         <m:r>
-          <m:t>D</m:t>
+          <m:rPr>
+            <m:sty m:val="p"/>
+          </m:rPr>
+          <m:t>dev</m:t>
         </m:r>
       </m:oMath>
       <w:r>
@@ -1807,8 +6058,8 @@
         <w:t xml:space="preserve">is twice the amount by which the maximized log-likelihood falls short of that largest value.</w:t>
       </w:r>
     </w:p>
-    <w:bookmarkEnd w:id="21"/>
-    <w:bookmarkStart w:id="23" w:name="def-null-deviance"/>
+    <w:bookmarkEnd w:id="44"/>
+    <w:bookmarkStart w:id="46" w:name="def-null-deviance"/>
     <w:p>
       <w:pPr>
         <w:pStyle w:val="BodyText"/>
@@ -1818,7 +6069,7 @@
           <w:b/>
           <w:bCs/>
         </w:rPr>
-        <w:t xml:space="preserve">Definition 3 (Null deviance)</w:t>
+        <w:t xml:space="preserve">Definition 4 (Null deviance)</w:t>
       </w:r>
       <w:r>
         <w:t xml:space="preserve"> </w:t>
@@ -1864,7 +6115,7 @@
       <w:pPr>
         <w:pStyle w:val="BodyText"/>
       </w:pPr>
-      <w:bookmarkStart w:id="22" w:name="eq-null-deviance"/>
+      <w:bookmarkStart w:id="45" w:name="eq-null-deviance"/>
       <m:oMathPara>
         <m:oMathParaPr>
           <m:jc m:val="center"/>
@@ -1873,7 +6124,10 @@
           <m:sSub>
             <m:e>
               <m:r>
-                <m:t>D</m:t>
+                <m:rPr>
+                  <m:sty m:val="p"/>
+                </m:rPr>
+                <m:t>dev</m:t>
               </m:r>
             </m:e>
             <m:sub>
@@ -2040,7 +6294,7 @@
             <m:t>(</m:t>
           </m:r>
           <m:r>
-            <m:t>3</m:t>
+            <m:t>4</m:t>
           </m:r>
           <m:r>
             <m:rPr>
@@ -2050,7 +6304,7 @@
           </m:r>
         </m:oMath>
       </m:oMathPara>
-      <w:bookmarkEnd w:id="22"/>
+      <w:bookmarkEnd w:id="45"/>
     </w:p>
     <w:p>
       <w:pPr>
@@ -2092,8 +6346,8 @@
         <w:t xml:space="preserve">.</w:t>
       </w:r>
     </w:p>
-    <w:bookmarkEnd w:id="23"/>
-    <w:bookmarkStart w:id="24" w:name="exm-null-deviance"/>
+    <w:bookmarkEnd w:id="46"/>
+    <w:bookmarkStart w:id="47" w:name="exm-null-deviance"/>
     <w:p>
       <w:pPr>
         <w:pStyle w:val="BodyText"/>
@@ -2103,7 +6357,7 @@
           <w:b/>
           <w:bCs/>
         </w:rPr>
-        <w:t xml:space="preserve">Example 3 (The null deviance of the six-patient trial)</w:t>
+        <w:t xml:space="preserve">Example 4 (The null deviance of the six-patient trial)</w:t>
       </w:r>
       <w:r>
         <w:t xml:space="preserve"> </w:t>
@@ -2158,7 +6412,7 @@
           <w:rPr>
             <w:rStyle w:val="Hyperlink"/>
           </w:rPr>
-          <w:t xml:space="preserve">Equation 3</w:t>
+          <w:t xml:space="preserve">Equation 4</w:t>
         </w:r>
       </w:hyperlink>
       <w:r>
@@ -2174,7 +6428,10 @@
         <m:sSub>
           <m:e>
             <m:r>
-              <m:t>D</m:t>
+              <m:rPr>
+                <m:sty m:val="p"/>
+              </m:rPr>
+              <m:t>dev</m:t>
             </m:r>
           </m:e>
           <m:sub>
@@ -2432,7 +6689,10 @@
         <m:sSub>
           <m:e>
             <m:r>
-              <m:t>D</m:t>
+              <m:rPr>
+                <m:sty m:val="p"/>
+              </m:rPr>
+              <m:t>dev</m:t>
             </m:r>
           </m:e>
           <m:sub>
@@ -2455,8 +6715,8 @@
         <w:t xml:space="preserve">.</w:t>
       </w:r>
     </w:p>
-    <w:bookmarkEnd w:id="24"/>
-    <w:bookmarkStart w:id="25" w:name="rem-null-deviance-fit"/>
+    <w:bookmarkEnd w:id="47"/>
+    <w:bookmarkStart w:id="48" w:name="rem-null-deviance-fit"/>
     <w:p>
       <w:pPr>
         <w:pStyle w:val="BodyText"/>
@@ -2466,7 +6726,7 @@
           <w:i/>
           <w:iCs/>
         </w:rPr>
-        <w:t xml:space="preserve">Remark 2</w:t>
+        <w:t xml:space="preserve">Remark 3</w:t>
       </w:r>
       <w:r>
         <w:t xml:space="preserve"> (Where the null deviance formula comes from). </w:t>
@@ -2571,7 +6831,7 @@
           <w:rPr>
             <w:rStyle w:val="Hyperlink"/>
           </w:rPr>
-          <w:t xml:space="preserve">Equation 2</w:t>
+          <w:t xml:space="preserve">Equation 3</w:t>
         </w:r>
       </w:hyperlink>
       <w:r>
@@ -2588,15 +6848,15 @@
           <w:rPr>
             <w:rStyle w:val="Hyperlink"/>
           </w:rPr>
-          <w:t xml:space="preserve">Equation 3</w:t>
+          <w:t xml:space="preserve">Equation 4</w:t>
         </w:r>
       </w:hyperlink>
       <w:r>
         <w:t xml:space="preserve">.</w:t>
       </w:r>
     </w:p>
-    <w:bookmarkEnd w:id="25"/>
-    <w:bookmarkStart w:id="27" w:name="thm-deviance-drop"/>
+    <w:bookmarkEnd w:id="48"/>
+    <w:bookmarkStart w:id="50" w:name="thm-deviance-drop"/>
     <w:p>
       <w:pPr>
         <w:pStyle w:val="BodyText"/>
@@ -2606,7 +6866,7 @@
           <w:b/>
           <w:bCs/>
         </w:rPr>
-        <w:t xml:space="preserve">Theorem 1 (The drop in deviance is the likelihood ratio statistic)</w:t>
+        <w:t xml:space="preserve">Theorem 2 (The drop in deviance is the likelihood ratio statistic)</w:t>
       </w:r>
       <w:r>
         <w:t xml:space="preserve"> </w:t>
@@ -2621,7 +6881,10 @@
         <m:sSub>
           <m:e>
             <m:r>
-              <m:t>D</m:t>
+              <m:rPr>
+                <m:sty m:val="p"/>
+              </m:rPr>
+              <m:t>dev</m:t>
             </m:r>
           </m:e>
           <m:sub>
@@ -2659,7 +6922,10 @@
       </w:r>
       <m:oMath>
         <m:r>
-          <m:t>D</m:t>
+          <m:rPr>
+            <m:sty m:val="p"/>
+          </m:rPr>
+          <m:t>dev</m:t>
         </m:r>
       </m:oMath>
       <w:r>
@@ -2708,7 +6974,7 @@
       <w:r>
         <w:t xml:space="preserve"> </w:t>
       </w:r>
-      <w:hyperlink r:id="rId26">
+      <w:hyperlink r:id="rId49">
         <w:r>
           <w:rPr>
             <w:rStyle w:val="Hyperlink"/>
@@ -2781,7 +7047,10 @@
           <m:sSub>
             <m:e>
               <m:r>
-                <m:t>D</m:t>
+                <m:rPr>
+                  <m:sty m:val="p"/>
+                </m:rPr>
+                <m:t>dev</m:t>
               </m:r>
             </m:e>
             <m:sub>
@@ -2797,7 +7066,10 @@
             <m:t>−</m:t>
           </m:r>
           <m:r>
-            <m:t>D</m:t>
+            <m:rPr>
+              <m:sty m:val="p"/>
+            </m:rPr>
+            <m:t>dev</m:t>
           </m:r>
           <m:r>
             <m:rPr>
@@ -2808,7 +7080,7 @@
         </m:oMath>
       </m:oMathPara>
     </w:p>
-    <w:bookmarkEnd w:id="27"/>
+    <w:bookmarkEnd w:id="50"/>
     <w:p>
       <w:pPr>
         <w:pStyle w:val="FirstParagraph"/>
@@ -2829,7 +7101,7 @@
       <w:r>
         <w:t xml:space="preserve"> </w:t>
       </w:r>
-      <w:hyperlink r:id="rId26">
+      <w:hyperlink r:id="rId49">
         <w:r>
           <w:rPr>
             <w:rStyle w:val="Hyperlink"/>
@@ -3001,7 +7273,10 @@
           <m:t>−</m:t>
         </m:r>
         <m:r>
-          <m:t>D</m:t>
+          <m:rPr>
+            <m:sty m:val="p"/>
+          </m:rPr>
+          <m:t>dev</m:t>
         </m:r>
         <m:r>
           <m:rPr>
@@ -3076,7 +7351,10 @@
         <m:sSub>
           <m:e>
             <m:r>
-              <m:t>D</m:t>
+              <m:rPr>
+                <m:sty m:val="p"/>
+              </m:rPr>
+              <m:t>dev</m:t>
             </m:r>
           </m:e>
           <m:sub>
@@ -3141,7 +7419,10 @@
               <m:t>−</m:t>
             </m:r>
             <m:r>
-              <m:t>D</m:t>
+              <m:rPr>
+                <m:sty m:val="p"/>
+              </m:rPr>
+              <m:t>dev</m:t>
             </m:r>
             <m:r>
               <m:rPr>
@@ -3161,7 +7442,10 @@
             <m:sSub>
               <m:e>
                 <m:r>
-                  <m:t>D</m:t>
+                  <m:rPr>
+                    <m:sty m:val="p"/>
+                  </m:rPr>
+                  <m:t>dev</m:t>
                 </m:r>
               </m:e>
               <m:sub>
@@ -3193,7 +7477,10 @@
         <m:sSub>
           <m:e>
             <m:r>
-              <m:t>D</m:t>
+              <m:rPr>
+                <m:sty m:val="p"/>
+              </m:rPr>
+              <m:t>dev</m:t>
             </m:r>
           </m:e>
           <m:sub>
@@ -3209,14 +7496,17 @@
           <m:t>−</m:t>
         </m:r>
         <m:r>
-          <m:t>D</m:t>
+          <m:rPr>
+            <m:sty m:val="p"/>
+          </m:rPr>
+          <m:t>dev</m:t>
         </m:r>
       </m:oMath>
       <w:r>
         <w:t xml:space="preserve">.</w:t>
       </w:r>
     </w:p>
-    <w:bookmarkStart w:id="28" w:name="exm-deviance-drop"/>
+    <w:bookmarkStart w:id="51" w:name="exm-deviance-drop"/>
     <w:p>
       <w:pPr>
         <w:pStyle w:val="BodyText"/>
@@ -3226,7 +7516,7 @@
           <w:b/>
           <w:bCs/>
         </w:rPr>
-        <w:t xml:space="preserve">Example 4 (The likelihood ratio statistic of the treatment effect)</w:t>
+        <w:t xml:space="preserve">Example 5 (The likelihood ratio statistic of the treatment effect)</w:t>
       </w:r>
       <w:r>
         <w:t xml:space="preserve"> </w:t>
@@ -3360,8 +7650,8 @@
         <w:t xml:space="preserve">.</w:t>
       </w:r>
     </w:p>
-    <w:bookmarkEnd w:id="28"/>
-    <w:bookmarkStart w:id="30" w:name="cor-deviance-drop-distribution"/>
+    <w:bookmarkEnd w:id="51"/>
+    <w:bookmarkStart w:id="53" w:name="cor-deviance-drop-distribution"/>
     <w:p>
       <w:pPr>
         <w:pStyle w:val="BodyText"/>
@@ -3382,7 +7672,7 @@
       <w:r>
         <w:t xml:space="preserve"> </w:t>
       </w:r>
-      <w:hyperlink r:id="rId29">
+      <w:hyperlink r:id="rId52">
         <w:r>
           <w:rPr>
             <w:rStyle w:val="Hyperlink"/>
@@ -3403,7 +7693,10 @@
         <m:sSub>
           <m:e>
             <m:r>
-              <m:t>D</m:t>
+              <m:rPr>
+                <m:sty m:val="p"/>
+              </m:rPr>
+              <m:t>dev</m:t>
             </m:r>
           </m:e>
           <m:sub>
@@ -3419,7 +7712,10 @@
           <m:t>−</m:t>
         </m:r>
         <m:r>
-          <m:t>D</m:t>
+          <m:rPr>
+            <m:sty m:val="p"/>
+          </m:rPr>
+          <m:t>dev</m:t>
         </m:r>
       </m:oMath>
       <w:r>
@@ -3480,7 +7776,7 @@
         <w:t xml:space="preserve">holds.</w:t>
       </w:r>
     </w:p>
-    <w:bookmarkEnd w:id="30"/>
+    <w:bookmarkEnd w:id="53"/>
     <w:p>
       <w:pPr>
         <w:pStyle w:val="BodyText"/>
@@ -3506,7 +7802,7 @@
           <w:rPr>
             <w:rStyle w:val="Hyperlink"/>
           </w:rPr>
-          <w:t xml:space="preserve">Theorem 1</w:t>
+          <w:t xml:space="preserve">Theorem 2</w:t>
         </w:r>
       </w:hyperlink>
       <w:r>
@@ -3532,7 +7828,7 @@
       <w:r>
         <w:t xml:space="preserve"> </w:t>
       </w:r>
-      <w:hyperlink r:id="rId29">
+      <w:hyperlink r:id="rId52">
         <w:r>
           <w:rPr>
             <w:rStyle w:val="Hyperlink"/>
@@ -3547,7 +7843,7 @@
         <w:t xml:space="preserve">gives its approximate distribution.</w:t>
       </w:r>
     </w:p>
-    <w:bookmarkStart w:id="31" w:name="exm-deviance-drop-distribution"/>
+    <w:bookmarkStart w:id="54" w:name="exm-deviance-drop-distribution"/>
     <w:p>
       <w:pPr>
         <w:pStyle w:val="BodyText"/>
@@ -3557,7 +7853,7 @@
           <w:b/>
           <w:bCs/>
         </w:rPr>
-        <w:t xml:space="preserve">Example 5 (Testing the treatment effect)</w:t>
+        <w:t xml:space="preserve">Example 6 (Testing the treatment effect)</w:t>
       </w:r>
       <w:r>
         <w:t xml:space="preserve"> </w:t>
@@ -3573,7 +7869,7 @@
           <w:rPr>
             <w:rStyle w:val="Hyperlink"/>
           </w:rPr>
-          <w:t xml:space="preserve">Example 4</w:t>
+          <w:t xml:space="preserve">Example 5</w:t>
         </w:r>
       </w:hyperlink>
       <w:r>
@@ -3738,18 +8034,18 @@
         <w:t xml:space="preserve">so six patients give no evidence of a treatment effect.</w:t>
       </w:r>
     </w:p>
-    <w:bookmarkEnd w:id="31"/>
-    <w:bookmarkEnd w:id="32"/>
-    <w:bookmarkStart w:id="57" w:name="X6921c8acb91e896e6cca408a54c848bac546047"/>
+    <w:bookmarkEnd w:id="54"/>
+    <w:bookmarkEnd w:id="55"/>
+    <w:bookmarkStart w:id="78" w:name="X6921c8acb91e896e6cca408a54c848bac546047"/>
     <w:p>
       <w:pPr>
         <w:pStyle w:val="Heading2"/>
       </w:pPr>
       <w:r>
-        <w:t xml:space="preserve">3 Covariate patterns and the saturated model</w:t>
+        <w:t xml:space="preserve">4 Covariate patterns and the saturated model</w:t>
       </w:r>
     </w:p>
-    <w:bookmarkStart w:id="33" w:name="def-covariate-pattern"/>
+    <w:bookmarkStart w:id="56" w:name="def-covariate-pattern"/>
     <w:p>
       <w:pPr>
         <w:pStyle w:val="FirstParagraph"/>
@@ -3759,7 +8055,7 @@
           <w:b/>
           <w:bCs/>
         </w:rPr>
-        <w:t xml:space="preserve">Definition 4 (Covariate pattern)</w:t>
+        <w:t xml:space="preserve">Definition 5 (Covariate pattern)</w:t>
       </w:r>
       <w:r>
         <w:t xml:space="preserve"> </w:t>
@@ -3842,8 +8138,8 @@
         <w:t xml:space="preserve">.</w:t>
       </w:r>
     </w:p>
-    <w:bookmarkEnd w:id="33"/>
-    <w:bookmarkStart w:id="34" w:name="def-replicates"/>
+    <w:bookmarkEnd w:id="56"/>
+    <w:bookmarkStart w:id="57" w:name="def-replicates"/>
     <w:p>
       <w:pPr>
         <w:pStyle w:val="BodyText"/>
@@ -3853,7 +8149,7 @@
           <w:b/>
           <w:bCs/>
         </w:rPr>
-        <w:t xml:space="preserve">Definition 5 (Replicates)</w:t>
+        <w:t xml:space="preserve">Definition 6 (Replicates)</w:t>
       </w:r>
       <w:r>
         <w:t xml:space="preserve"> </w:t>
@@ -4008,7 +8304,7 @@
         <w:t xml:space="preserve">.</w:t>
       </w:r>
     </w:p>
-    <w:bookmarkEnd w:id="34"/>
+    <w:bookmarkEnd w:id="57"/>
     <w:tbl>
       <w:tblPr>
         <w:tblStyle w:val="Table"/>
@@ -4049,18 +8345,18 @@
                 <wp:inline>
                   <wp:extent cx="152400" cy="152400"/>
                   <wp:effectExtent b="0" l="0" r="0" t="0"/>
-                  <wp:docPr descr="" title="" id="35" name="Picture"/>
+                  <wp:docPr descr="" title="" id="58" name="Picture"/>
                   <a:graphic>
                     <a:graphicData uri="http://schemas.openxmlformats.org/drawingml/2006/picture">
                       <pic:pic>
                         <pic:nvPicPr>
-                          <pic:cNvPr descr="/opt/quarto/share/formats/docx/note.png" id="36" name="Picture"/>
+                          <pic:cNvPr descr="/opt/quarto/share/formats/docx/note.png" id="59" name="Picture"/>
                           <pic:cNvPicPr>
                             <a:picLocks noChangeArrowheads="1" noChangeAspect="1"/>
                           </pic:cNvPicPr>
                         </pic:nvPicPr>
                         <pic:blipFill>
-                          <a:blip r:embed="rId17"/>
+                          <a:blip r:embed="rId15"/>
                           <a:stretch>
                             <a:fillRect/>
                           </a:stretch>
@@ -4101,7 +8397,7 @@
                 <w:b/>
                 <w:bCs/>
               </w:rPr>
-              <w:t xml:space="preserve">Note 3: Source: covariate patterns and replicates</w:t>
+              <w:t xml:space="preserve">Note 4: Source: covariate patterns and replicates</w:t>
             </w:r>
           </w:p>
           <w:p>
@@ -4112,7 +8408,7 @@
               <w:spacing w:before="16" w:after="16"/>
             </w:pPr>
             <w:r>
-              <w:t xml:space="preserve">Dobson and Barnett [6, Sec. 5.5]</w:t>
+              <w:t xml:space="preserve">Dobson and Barnett [7, Sec. 5.5]</w:t>
             </w:r>
             <w:r>
               <w:t xml:space="preserve"> </w:t>
@@ -4124,7 +8420,7 @@
         </w:tc>
       </w:tr>
     </w:tbl>
-    <w:bookmarkStart w:id="37" w:name="def-pattern-events"/>
+    <w:bookmarkStart w:id="60" w:name="def-pattern-events"/>
     <w:p>
       <w:pPr>
         <w:pStyle w:val="BodyText"/>
@@ -4134,7 +8430,7 @@
           <w:b/>
           <w:bCs/>
         </w:rPr>
-        <w:t xml:space="preserve">Definition 6 (Events at a covariate pattern)</w:t>
+        <w:t xml:space="preserve">Definition 7 (Events at a covariate pattern)</w:t>
       </w:r>
       <w:r>
         <w:t xml:space="preserve"> </w:t>
@@ -4261,8 +8557,8 @@
         <w:t xml:space="preserve">.</w:t>
       </w:r>
     </w:p>
-    <w:bookmarkEnd w:id="37"/>
-    <w:bookmarkStart w:id="38" w:name="exm-covariate-patterns"/>
+    <w:bookmarkEnd w:id="60"/>
+    <w:bookmarkStart w:id="61" w:name="exm-covariate-patterns"/>
     <w:p>
       <w:pPr>
         <w:pStyle w:val="BodyText"/>
@@ -4272,7 +8568,7 @@
           <w:b/>
           <w:bCs/>
         </w:rPr>
-        <w:t xml:space="preserve">Example 6 (Covariate patterns in the low-birth-weight data)</w:t>
+        <w:t xml:space="preserve">Example 7 (Covariate patterns in the low-birth-weight data)</w:t>
       </w:r>
       <w:r>
         <w:t xml:space="preserve"> </w:t>
@@ -4314,7 +8610,7 @@
         <w:t xml:space="preserve"> </w:t>
       </w:r>
       <w:r>
-        <w:t xml:space="preserve">[7]</w:t>
+        <w:t xml:space="preserve">[8]</w:t>
       </w:r>
       <w:r>
         <w:t xml:space="preserve">.</w:t>
@@ -4887,8 +9183,8 @@
         <w:t xml:space="preserve">= 3, and it has 55 of them.</w:t>
       </w:r>
     </w:p>
-    <w:bookmarkEnd w:id="38"/>
-    <w:bookmarkStart w:id="41" w:name="def-saturated-model"/>
+    <w:bookmarkEnd w:id="61"/>
+    <w:bookmarkStart w:id="63" w:name="def-saturated-model"/>
     <w:p>
       <w:pPr>
         <w:pStyle w:val="BodyText"/>
@@ -4898,7 +9194,7 @@
           <w:b/>
           <w:bCs/>
         </w:rPr>
-        <w:t xml:space="preserve">Definition 7 (Saturated model (full model, maximal model))</w:t>
+        <w:t xml:space="preserve">Definition 8 (Saturated model (full model, maximal model))</w:t>
       </w:r>
       <w:r>
         <w:t xml:space="preserve"> </w:t>
@@ -4952,7 +9248,7 @@
         <w:t xml:space="preserve"> </w:t>
       </w:r>
       <w:r>
-        <w:t xml:space="preserve">[6, Sec. 5.5]</w:t>
+        <w:t xml:space="preserve">[7, Sec. 5.5]</w:t>
       </w:r>
       <w:r>
         <w:t xml:space="preserve">) for binary outcomes gives each pattern its own free event</w:t>
@@ -4960,7 +9256,7 @@
       <w:r>
         <w:t xml:space="preserve"> </w:t>
       </w:r>
-      <w:hyperlink r:id="rId39">
+      <w:hyperlink r:id="rId22">
         <w:r>
           <w:rPr>
             <w:rStyle w:val="Hyperlink"/>
@@ -4976,14 +9272,14 @@
       <w:pPr>
         <w:pStyle w:val="BodyText"/>
       </w:pPr>
-      <w:bookmarkStart w:id="40" w:name="eq-saturated-model"/>
+      <w:bookmarkStart w:id="62" w:name="eq-saturated-model"/>
       <w:r>
         <w:t xml:space="preserve">$$
     {\Pr\mathopen{}\left(Y_i= 1 \mid \mathord{\smash[b]{\underset{\raise.3ex\hbox{$\scriptstyle\sim$}}{x}}\vphantom{x}}_i= \mathord{\smash[b]{\underset{\raise.3ex\hbox{$\scriptstyle\sim$}}{x}}\vphantom{x}}^{(k)}\right)\mathclose{}} = \pi_k,
     \qquad k = 1, \dots, K,
-     \qquad(4)$$</w:t>
-      </w:r>
-      <w:bookmarkEnd w:id="40"/>
+     \qquad(5)$$</w:t>
+      </w:r>
+      <w:bookmarkEnd w:id="62"/>
     </w:p>
     <w:p>
       <w:pPr>
@@ -5004,13 +9300,13 @@
         <w:t xml:space="preserve"> </w:t>
       </w:r>
       <w:r>
-        <w:t xml:space="preserve">Wikipedia contributors [8]</w:t>
+        <w:t xml:space="preserve">Wikipedia contributors [9]</w:t>
       </w:r>
       <w:r>
         <w:t xml:space="preserve">.</w:t>
       </w:r>
     </w:p>
-    <w:bookmarkEnd w:id="41"/>
+    <w:bookmarkEnd w:id="63"/>
     <w:tbl>
       <w:tblPr>
         <w:tblStyle w:val="Table"/>
@@ -5051,18 +9347,18 @@
                 <wp:inline>
                   <wp:extent cx="152400" cy="152400"/>
                   <wp:effectExtent b="0" l="0" r="0" t="0"/>
-                  <wp:docPr descr="" title="" id="42" name="Picture"/>
+                  <wp:docPr descr="" title="" id="64" name="Picture"/>
                   <a:graphic>
                     <a:graphicData uri="http://schemas.openxmlformats.org/drawingml/2006/picture">
                       <pic:pic>
                         <pic:nvPicPr>
-                          <pic:cNvPr descr="/opt/quarto/share/formats/docx/note.png" id="43" name="Picture"/>
+                          <pic:cNvPr descr="/opt/quarto/share/formats/docx/note.png" id="65" name="Picture"/>
                           <pic:cNvPicPr>
                             <a:picLocks noChangeArrowheads="1" noChangeAspect="1"/>
                           </pic:cNvPicPr>
                         </pic:nvPicPr>
                         <pic:blipFill>
-                          <a:blip r:embed="rId17"/>
+                          <a:blip r:embed="rId15"/>
                           <a:stretch>
                             <a:fillRect/>
                           </a:stretch>
@@ -5103,7 +9399,7 @@
                 <w:b/>
                 <w:bCs/>
               </w:rPr>
-              <w:t xml:space="preserve">Note 4: Source: saturated model</w:t>
+              <w:t xml:space="preserve">Note 5: Source: saturated model</w:t>
             </w:r>
           </w:p>
           <w:p>
@@ -5114,7 +9410,7 @@
               <w:spacing w:before="16" w:after="16"/>
             </w:pPr>
             <w:r>
-              <w:t xml:space="preserve">Dobson and Barnett [6, Sec. 5.5]</w:t>
+              <w:t xml:space="preserve">Dobson and Barnett [7, Sec. 5.5]</w:t>
             </w:r>
             <w:r>
               <w:t xml:space="preserve"> </w:t>
@@ -5144,7 +9440,7 @@
               <w:t xml:space="preserve"> </w:t>
             </w:r>
             <w:r>
-              <w:t xml:space="preserve">[6, Sec. 6.3]</w:t>
+              <w:t xml:space="preserve">[7, Sec. 6.3]</w:t>
             </w:r>
             <w:r>
               <w:t xml:space="preserve">.</w:t>
@@ -5159,7 +9455,7 @@
         </w:tc>
       </w:tr>
     </w:tbl>
-    <w:bookmarkStart w:id="44" w:name="thm-saturated-mle"/>
+    <w:bookmarkStart w:id="66" w:name="thm-saturated-mle"/>
     <w:p>
       <w:pPr>
         <w:pStyle w:val="BodyText"/>
@@ -5169,7 +9465,7 @@
           <w:b/>
           <w:bCs/>
         </w:rPr>
-        <w:t xml:space="preserve">Theorem 2 (The saturated model fits each pattern’s observed proportion)</w:t>
+        <w:t xml:space="preserve">Theorem 3 (The saturated model fits each pattern’s observed proportion)</w:t>
       </w:r>
       <w:r>
         <w:t xml:space="preserve"> </w:t>
@@ -5322,7 +9618,7 @@
         </m:oMath>
       </m:oMathPara>
     </w:p>
-    <w:bookmarkEnd w:id="44"/>
+    <w:bookmarkEnd w:id="66"/>
     <w:p>
       <w:pPr>
         <w:pStyle w:val="FirstParagraph"/>
@@ -5343,7 +9639,7 @@
       <w:r>
         <w:t xml:space="preserve"> </w:t>
       </w:r>
-      <w:hyperlink r:id="rId45">
+      <w:hyperlink r:id="rId29">
         <w:r>
           <w:rPr>
             <w:rStyle w:val="Hyperlink"/>
@@ -6607,7 +10903,7 @@
         <w:t xml:space="preserve">.</w:t>
       </w:r>
     </w:p>
-    <w:bookmarkStart w:id="47" w:name="def-saturated-deviance"/>
+    <w:bookmarkStart w:id="68" w:name="def-saturated-deviance"/>
     <w:p>
       <w:pPr>
         <w:pStyle w:val="BodyText"/>
@@ -6617,7 +10913,7 @@
           <w:b/>
           <w:bCs/>
         </w:rPr>
-        <w:t xml:space="preserve">Definition 8 (Deviance relative to the saturated model)</w:t>
+        <w:t xml:space="preserve">Definition 9 (Deviance relative to the saturated model)</w:t>
       </w:r>
       <w:r>
         <w:t xml:space="preserve"> </w:t>
@@ -6710,16 +11006,16 @@
       <w:pPr>
         <w:pStyle w:val="BodyText"/>
       </w:pPr>
-      <w:bookmarkStart w:id="46" w:name="eq-saturated-deviance"/>
+      <w:bookmarkStart w:id="67" w:name="eq-saturated-deviance"/>
       <w:r>
         <w:t xml:space="preserve">$$
-    D_{\mathrm{sat}}= 2 \mathopen{}\left(\ell_{\mathrm{sat}}- {\ell\mathopen{}\left(\hat{\mathord{\smash[b]{\underset{\raise.3ex\hbox{$\scriptstyle\sim$}}{\beta}}\vphantom{\beta}}}\right)\mathclose{}}\right)\mathclose{}.
-     \qquad(5)$$</w:t>
-      </w:r>
-      <w:bookmarkEnd w:id="46"/>
+    \operatorname{dev}_{\mathrm{sat}}= 2 \mathopen{}\left(\ell_{\mathrm{sat}}- {\ell\mathopen{}\left(\hat{\mathord{\smash[b]{\underset{\raise.3ex\hbox{$\scriptstyle\sim$}}{\beta}}\vphantom{\beta}}}\right)\mathclose{}}\right)\mathclose{}.
+     \qquad(6)$$</w:t>
+      </w:r>
+      <w:bookmarkEnd w:id="67"/>
     </w:p>
-    <w:bookmarkEnd w:id="47"/>
-    <w:bookmarkStart w:id="49" w:name="thm-saturated-deviance"/>
+    <w:bookmarkEnd w:id="68"/>
+    <w:bookmarkStart w:id="70" w:name="thm-saturated-deviance"/>
     <w:p>
       <w:pPr>
         <w:pStyle w:val="FirstParagraph"/>
@@ -6729,7 +11025,7 @@
           <w:b/>
           <w:bCs/>
         </w:rPr>
-        <w:t xml:space="preserve">Theorem 3 (The deviance relative to the saturated model, from grouped counts)</w:t>
+        <w:t xml:space="preserve">Theorem 4 (The deviance relative to the saturated model, from grouped counts)</w:t>
       </w:r>
       <w:r>
         <w:t xml:space="preserve"> </w:t>
@@ -6786,7 +11082,7 @@
       <w:pPr>
         <w:pStyle w:val="BodyText"/>
       </w:pPr>
-      <w:bookmarkStart w:id="48" w:name="eq-saturated-deviance-grouped"/>
+      <w:bookmarkStart w:id="69" w:name="eq-saturated-deviance-grouped"/>
       <m:oMathPara>
         <m:oMathParaPr>
           <m:jc m:val="center"/>
@@ -6795,7 +11091,10 @@
           <m:sSub>
             <m:e>
               <m:r>
-                <m:t>D</m:t>
+                <m:rPr>
+                  <m:sty m:val="p"/>
+                </m:rPr>
+                <m:t>dev</m:t>
               </m:r>
             </m:e>
             <m:sub>
@@ -7144,7 +11443,7 @@
             <m:t>(</m:t>
           </m:r>
           <m:r>
-            <m:t>6</m:t>
+            <m:t>7</m:t>
           </m:r>
           <m:r>
             <m:rPr>
@@ -7154,7 +11453,7 @@
           </m:r>
         </m:oMath>
       </m:oMathPara>
-      <w:bookmarkEnd w:id="48"/>
+      <w:bookmarkEnd w:id="69"/>
     </w:p>
     <w:p>
       <w:pPr>
@@ -7251,7 +11550,7 @@
         <w:t xml:space="preserve">in its zero-count part.</w:t>
       </w:r>
     </w:p>
-    <w:bookmarkEnd w:id="49"/>
+    <w:bookmarkEnd w:id="70"/>
     <w:p>
       <w:pPr>
         <w:pStyle w:val="BodyText"/>
@@ -7272,7 +11571,7 @@
       <w:r>
         <w:t xml:space="preserve"> </w:t>
       </w:r>
-      <w:hyperlink r:id="rId50">
+      <w:hyperlink r:id="rId71">
         <w:r>
           <w:rPr>
             <w:rStyle w:val="Hyperlink"/>
@@ -7286,7 +11585,7 @@
       <w:r>
         <w:t xml:space="preserve"> </w:t>
       </w:r>
-      <w:hyperlink r:id="rId45">
+      <w:hyperlink r:id="rId29">
         <w:r>
           <w:rPr>
             <w:rStyle w:val="Hyperlink"/>
@@ -7323,7 +11622,7 @@
           <w:rPr>
             <w:rStyle w:val="Hyperlink"/>
           </w:rPr>
-          <w:t xml:space="preserve">Theorem 2</w:t>
+          <w:t xml:space="preserve">Theorem 3</w:t>
         </w:r>
       </w:hyperlink>
       <w:r>
@@ -7617,7 +11916,7 @@
           <w:rPr>
             <w:rStyle w:val="Hyperlink"/>
           </w:rPr>
-          <w:t xml:space="preserve">Equation 5</w:t>
+          <w:t xml:space="preserve">Equation 6</w:t>
         </w:r>
       </w:hyperlink>
       <w:r>
@@ -7634,7 +11933,7 @@
           <w:rPr>
             <w:rStyle w:val="Hyperlink"/>
           </w:rPr>
-          <w:t xml:space="preserve">Equation 6</w:t>
+          <w:t xml:space="preserve">Equation 7</w:t>
         </w:r>
       </w:hyperlink>
       <w:r>
@@ -7732,18 +12031,18 @@
                 <wp:inline>
                   <wp:extent cx="152400" cy="152400"/>
                   <wp:effectExtent b="0" l="0" r="0" t="0"/>
-                  <wp:docPr descr="" title="" id="51" name="Picture"/>
+                  <wp:docPr descr="" title="" id="72" name="Picture"/>
                   <a:graphic>
                     <a:graphicData uri="http://schemas.openxmlformats.org/drawingml/2006/picture">
                       <pic:pic>
                         <pic:nvPicPr>
-                          <pic:cNvPr descr="/opt/quarto/share/formats/docx/note.png" id="52" name="Picture"/>
+                          <pic:cNvPr descr="/opt/quarto/share/formats/docx/note.png" id="73" name="Picture"/>
                           <pic:cNvPicPr>
                             <a:picLocks noChangeArrowheads="1" noChangeAspect="1"/>
                           </pic:cNvPicPr>
                         </pic:nvPicPr>
                         <pic:blipFill>
-                          <a:blip r:embed="rId17"/>
+                          <a:blip r:embed="rId15"/>
                           <a:stretch>
                             <a:fillRect/>
                           </a:stretch>
@@ -7784,7 +12083,7 @@
                 <w:b/>
                 <w:bCs/>
               </w:rPr>
-              <w:t xml:space="preserve">Note 5: Source: deviance from grouped counts</w:t>
+              <w:t xml:space="preserve">Note 6: Source: deviance from grouped counts</w:t>
             </w:r>
           </w:p>
           <w:p>
@@ -7795,7 +12094,7 @@
               <w:spacing w:before="16" w:after="16"/>
             </w:pPr>
             <w:r>
-              <w:t xml:space="preserve">Dobson and Barnett [6, Sec. 5.6.1]</w:t>
+              <w:t xml:space="preserve">Dobson and Barnett [7, Sec. 5.6.1]</w:t>
             </w:r>
             <w:r>
               <w:t xml:space="preserve"> </w:t>
@@ -7811,7 +12110,7 @@
                 <w:rPr>
                   <w:rStyle w:val="Hyperlink"/>
                 </w:rPr>
-                <w:t xml:space="preserve">Equation 6</w:t>
+                <w:t xml:space="preserve">Equation 7</w:t>
               </w:r>
             </w:hyperlink>
             <w:r>
@@ -7852,7 +12151,7 @@
         </w:tc>
       </w:tr>
     </w:tbl>
-    <w:bookmarkStart w:id="53" w:name="cor-deviance-shift"/>
+    <w:bookmarkStart w:id="74" w:name="cor-deviance-shift"/>
     <w:p>
       <w:pPr>
         <w:pStyle w:val="BodyText"/>
@@ -7915,7 +12214,10 @@
         </m:oMathParaPr>
         <m:oMath>
           <m:r>
-            <m:t>D</m:t>
+            <m:rPr>
+              <m:sty m:val="p"/>
+            </m:rPr>
+            <m:t>dev</m:t>
           </m:r>
           <m:r>
             <m:rPr>
@@ -7926,7 +12228,10 @@
           <m:sSub>
             <m:e>
               <m:r>
-                <m:t>D</m:t>
+                <m:rPr>
+                  <m:sty m:val="p"/>
+                </m:rPr>
+                <m:t>dev</m:t>
               </m:r>
             </m:e>
             <m:sub>
@@ -7995,7 +12300,7 @@
         </m:oMath>
       </m:oMathPara>
     </w:p>
-    <w:bookmarkEnd w:id="53"/>
+    <w:bookmarkEnd w:id="74"/>
     <w:p>
       <w:pPr>
         <w:pStyle w:val="FirstParagraph"/>
@@ -8015,7 +12320,7 @@
           <w:rPr>
             <w:rStyle w:val="Hyperlink"/>
           </w:rPr>
-          <w:t xml:space="preserve">Definition 2</w:t>
+          <w:t xml:space="preserve">Definition 3</w:t>
         </w:r>
       </w:hyperlink>
       <w:r>
@@ -8028,7 +12333,7 @@
         <w:t xml:space="preserve"> </w:t>
       </w:r>
       <w:r>
-        <w:t xml:space="preserve">$D= -2 {\ell\mathopen{}\left(\hat{\mathord{\smash[b]{\underset{\raise.3ex\hbox{$\scriptstyle\sim$}}{\beta}}\vphantom{\beta}}}\right)\mathclose{}}$</w:t>
+        <w:t xml:space="preserve">$\operatorname{dev}= -2 {\ell\mathopen{}\left(\hat{\mathord{\smash[b]{\underset{\raise.3ex\hbox{$\scriptstyle\sim$}}{\beta}}\vphantom{\beta}}}\right)\mathclose{}}$</w:t>
       </w:r>
       <w:r>
         <w:t xml:space="preserve">.</w:t>
@@ -8061,7 +12366,7 @@
           <w:rPr>
             <w:rStyle w:val="Hyperlink"/>
           </w:rPr>
-          <w:t xml:space="preserve">Equation 5</w:t>
+          <w:t xml:space="preserve">Equation 6</w:t>
         </w:r>
       </w:hyperlink>
       <w:r>
@@ -8074,7 +12379,7 @@
         <w:t xml:space="preserve"> </w:t>
       </w:r>
       <w:r>
-        <w:t xml:space="preserve">$D_{\mathrm{sat}}= 2 \ell_{\mathrm{sat}}- 2 {\ell\mathopen{}\left(\hat{\mathord{\smash[b]{\underset{\raise.3ex\hbox{$\scriptstyle\sim$}}{\beta}}\vphantom{\beta}}}\right)\mathclose{}}$</w:t>
+        <w:t xml:space="preserve">$\operatorname{dev}_{\mathrm{sat}}= 2 \ell_{\mathrm{sat}}- 2 {\ell\mathopen{}\left(\hat{\mathord{\smash[b]{\underset{\raise.3ex\hbox{$\scriptstyle\sim$}}{\beta}}\vphantom{\beta}}}\right)\mathclose{}}$</w:t>
       </w:r>
       <w:r>
         <w:t xml:space="preserve">.</w:t>
@@ -8089,7 +12394,7 @@
         <w:t xml:space="preserve"> </w:t>
       </w:r>
       <w:r>
-        <w:t xml:space="preserve">$D= -2 {\ell\mathopen{}\left(\hat{\mathord{\smash[b]{\underset{\raise.3ex\hbox{$\scriptstyle\sim$}}{\beta}}\vphantom{\beta}}}\right)\mathclose{}}$</w:t>
+        <w:t xml:space="preserve">$\operatorname{dev}= -2 {\ell\mathopen{}\left(\hat{\mathord{\smash[b]{\underset{\raise.3ex\hbox{$\scriptstyle\sim$}}{\beta}}\vphantom{\beta}}}\right)\mathclose{}}$</w:t>
       </w:r>
       <w:r>
         <w:t xml:space="preserve"> </w:t>
@@ -8104,7 +12409,10 @@
         <m:sSub>
           <m:e>
             <m:r>
-              <m:t>D</m:t>
+              <m:rPr>
+                <m:sty m:val="p"/>
+              </m:rPr>
+              <m:t>dev</m:t>
             </m:r>
           </m:e>
           <m:sub>
@@ -8171,7 +12479,10 @@
           <m:t>+</m:t>
         </m:r>
         <m:r>
-          <m:t>D</m:t>
+          <m:rPr>
+            <m:sty m:val="p"/>
+          </m:rPr>
+          <m:t>dev</m:t>
         </m:r>
       </m:oMath>
       <w:r>
@@ -8225,7 +12536,7 @@
         <w:t xml:space="preserve">from both sides gives the claim.</w:t>
       </w:r>
     </w:p>
-    <w:bookmarkStart w:id="54" w:name="rem-deviance-shift"/>
+    <w:bookmarkStart w:id="75" w:name="rem-deviance-shift"/>
     <w:p>
       <w:pPr>
         <w:pStyle w:val="BodyText"/>
@@ -8235,7 +12546,7 @@
           <w:i/>
           <w:iCs/>
         </w:rPr>
-        <w:t xml:space="preserve">Remark 6</w:t>
+        <w:t xml:space="preserve">Remark 7</w:t>
       </w:r>
       <w:r>
         <w:t xml:space="preserve"> (Why the shift does not change the drop in deviance). </w:t>
@@ -8315,7 +12626,7 @@
           <w:rPr>
             <w:rStyle w:val="Hyperlink"/>
           </w:rPr>
-          <w:t xml:space="preserve">Theorem 1</w:t>
+          <w:t xml:space="preserve">Theorem 2</w:t>
         </w:r>
       </w:hyperlink>
       <w:r>
@@ -8326,7 +12637,10 @@
       </w:r>
       <m:oMath>
         <m:r>
-          <m:t>D</m:t>
+          <m:rPr>
+            <m:sty m:val="p"/>
+          </m:rPr>
+          <m:t>dev</m:t>
         </m:r>
       </m:oMath>
       <w:r>
@@ -8342,7 +12656,10 @@
         <m:sSub>
           <m:e>
             <m:r>
-              <m:t>D</m:t>
+              <m:rPr>
+                <m:sty m:val="p"/>
+              </m:rPr>
+              <m:t>dev</m:t>
             </m:r>
           </m:e>
           <m:sub>
@@ -8427,7 +12744,10 @@
         <m:sSub>
           <m:e>
             <m:r>
-              <m:t>D</m:t>
+              <m:rPr>
+                <m:sty m:val="p"/>
+              </m:rPr>
+              <m:t>dev</m:t>
             </m:r>
           </m:e>
           <m:sub>
@@ -8458,15 +12778,18 @@
           <m:t>=</m:t>
         </m:r>
         <m:r>
-          <m:t>D</m:t>
+          <m:rPr>
+            <m:sty m:val="p"/>
+          </m:rPr>
+          <m:t>dev</m:t>
         </m:r>
       </m:oMath>
       <w:r>
         <w:t xml:space="preserve">.</w:t>
       </w:r>
     </w:p>
-    <w:bookmarkEnd w:id="54"/>
-    <w:bookmarkStart w:id="55" w:name="exm-saturated-deviance"/>
+    <w:bookmarkEnd w:id="75"/>
+    <w:bookmarkStart w:id="76" w:name="exm-saturated-deviance"/>
     <w:p>
       <w:pPr>
         <w:pStyle w:val="BodyText"/>
@@ -8476,7 +12799,7 @@
           <w:b/>
           <w:bCs/>
         </w:rPr>
-        <w:t xml:space="preserve">Example 7 (The deviance of the low-birth-weight model, ungrouped and grouped)</w:t>
+        <w:t xml:space="preserve">Example 8 (The deviance of the low-birth-weight model, ungrouped and grouped)</w:t>
       </w:r>
       <w:r>
         <w:t xml:space="preserve"> </w:t>
@@ -8498,7 +12821,7 @@
           <w:rPr>
             <w:rStyle w:val="Hyperlink"/>
           </w:rPr>
-          <w:t xml:space="preserve">Example 6</w:t>
+          <w:t xml:space="preserve">Example 7</w:t>
         </w:r>
       </w:hyperlink>
       <w:r>
@@ -8533,7 +12856,7 @@
           <w:rPr>
             <w:rStyle w:val="Hyperlink"/>
           </w:rPr>
-          <w:t xml:space="preserve">Definition 2</w:t>
+          <w:t xml:space="preserve">Definition 3</w:t>
         </w:r>
       </w:hyperlink>
       <w:r>
@@ -8556,7 +12879,7 @@
           <w:rPr>
             <w:rStyle w:val="Hyperlink"/>
           </w:rPr>
-          <w:t xml:space="preserve">Definition 8</w:t>
+          <w:t xml:space="preserve">Definition 9</w:t>
         </w:r>
       </w:hyperlink>
       <w:r>
@@ -8579,7 +12902,7 @@
           <w:rPr>
             <w:rStyle w:val="Hyperlink"/>
           </w:rPr>
-          <w:t xml:space="preserve">Equation 6</w:t>
+          <w:t xml:space="preserve">Equation 7</w:t>
         </w:r>
       </w:hyperlink>
       <w:r>
@@ -9421,7 +13744,10 @@
         <m:sSub>
           <m:e>
             <m:r>
-              <m:t>D</m:t>
+              <m:rPr>
+                <m:sty m:val="p"/>
+              </m:rPr>
+              <m:t>dev</m:t>
             </m:r>
           </m:e>
           <m:sub>
@@ -9472,7 +13798,10 @@
       </w:r>
       <m:oMath>
         <m:r>
-          <m:t>D</m:t>
+          <m:rPr>
+            <m:sty m:val="p"/>
+          </m:rPr>
+          <m:t>dev</m:t>
         </m:r>
         <m:r>
           <m:rPr>
@@ -9491,8 +13820,8 @@
         <w:t xml:space="preserve">on the individual babies.</w:t>
       </w:r>
     </w:p>
-    <w:bookmarkEnd w:id="55"/>
-    <w:bookmarkStart w:id="56" w:name="exm-deviance-shift"/>
+    <w:bookmarkEnd w:id="76"/>
+    <w:bookmarkStart w:id="77" w:name="exm-deviance-shift"/>
     <w:p>
       <w:pPr>
         <w:pStyle w:val="BodyText"/>
@@ -9502,7 +13831,7 @@
           <w:b/>
           <w:bCs/>
         </w:rPr>
-        <w:t xml:space="preserve">Example 8 (The shift between the two deviances)</w:t>
+        <w:t xml:space="preserve">Example 9 (The shift between the two deviances)</w:t>
       </w:r>
       <w:r>
         <w:t xml:space="preserve"> </w:t>
@@ -9518,7 +13847,7 @@
           <w:rPr>
             <w:rStyle w:val="Hyperlink"/>
           </w:rPr>
-          <w:t xml:space="preserve">Example 7</w:t>
+          <w:t xml:space="preserve">Example 8</w:t>
         </w:r>
       </w:hyperlink>
       <w:r>
@@ -9546,7 +13875,10 @@
       </w:r>
       <m:oMath>
         <m:r>
-          <m:t>D</m:t>
+          <m:rPr>
+            <m:sty m:val="p"/>
+          </m:rPr>
+          <m:t>dev</m:t>
         </m:r>
         <m:r>
           <m:rPr>
@@ -9557,7 +13889,10 @@
         <m:sSub>
           <m:e>
             <m:r>
-              <m:t>D</m:t>
+              <m:rPr>
+                <m:sty m:val="p"/>
+              </m:rPr>
+              <m:t>dev</m:t>
             </m:r>
           </m:e>
           <m:sub>
@@ -9647,7 +13982,7 @@
           <w:rPr>
             <w:rStyle w:val="Hyperlink"/>
           </w:rPr>
-          <w:t xml:space="preserve">Theorem 2</w:t>
+          <w:t xml:space="preserve">Theorem 3</w:t>
         </w:r>
       </w:hyperlink>
       <w:r>
@@ -10220,18 +14555,18 @@
         <w:t xml:space="preserve">#&gt;            216.818            216.818</w:t>
       </w:r>
     </w:p>
-    <w:bookmarkEnd w:id="56"/>
-    <w:bookmarkEnd w:id="57"/>
-    <w:bookmarkStart w:id="66" w:name="X840099c27253be6d59b8623dccfe2e383b0f72c"/>
+    <w:bookmarkEnd w:id="77"/>
+    <w:bookmarkEnd w:id="78"/>
+    <w:bookmarkStart w:id="87" w:name="X840099c27253be6d59b8623dccfe2e383b0f72c"/>
     <w:p>
       <w:pPr>
         <w:pStyle w:val="Heading2"/>
       </w:pPr>
       <w:r>
-        <w:t xml:space="preserve">4 Confidence intervals for the coefficients</w:t>
+        <w:t xml:space="preserve">5 Confidence intervals for the coefficients</w:t>
       </w:r>
     </w:p>
-    <w:bookmarkStart w:id="59" w:name="thm-logistic-mle-distribution"/>
+    <w:bookmarkStart w:id="80" w:name="thm-logistic-mle-distribution"/>
     <w:p>
       <w:pPr>
         <w:pStyle w:val="FirstParagraph"/>
@@ -10241,7 +14576,7 @@
           <w:b/>
           <w:bCs/>
         </w:rPr>
-        <w:t xml:space="preserve">Theorem 4 (Approximate distribution of the fitted coefficients)</w:t>
+        <w:t xml:space="preserve">Theorem 5 (Approximate distribution of the fitted coefficients)</w:t>
       </w:r>
       <w:r>
         <w:t xml:space="preserve"> </w:t>
@@ -10380,15 +14715,15 @@
       <w:pPr>
         <w:pStyle w:val="BodyText"/>
       </w:pPr>
-      <w:bookmarkStart w:id="58" w:name="eq-logistic-mle-distribution"/>
+      <w:bookmarkStart w:id="79" w:name="eq-logistic-mle-distribution"/>
       <w:r>
         <w:t xml:space="preserve">$$
     \hat{\mathord{\smash[b]{\underset{\raise.3ex\hbox{$\scriptstyle\sim$}}{\beta}}\vphantom{\beta}}}\approx \operatorname{N}\mathopen{}\left(\mathord{\smash[b]{\underset{\raise.3ex\hbox{$\scriptstyle\sim$}}{\beta}}\vphantom{\beta}}, {\mathopen{}\left({X}^{\top} W X\right)\mathclose{}}^{-1}\right)\mathclose{}.
-     \qquad(7)$$</w:t>
-      </w:r>
-      <w:bookmarkEnd w:id="58"/>
+     \qquad(8)$$</w:t>
+      </w:r>
+      <w:bookmarkEnd w:id="79"/>
     </w:p>
-    <w:bookmarkEnd w:id="59"/>
+    <w:bookmarkEnd w:id="80"/>
     <w:p>
       <w:pPr>
         <w:pStyle w:val="FirstParagraph"/>
@@ -10500,7 +14835,7 @@
       <w:r>
         <w:t xml:space="preserve"> </w:t>
       </w:r>
-      <w:hyperlink r:id="rId60">
+      <w:hyperlink r:id="rId81">
         <w:r>
           <w:rPr>
             <w:rStyle w:val="Hyperlink"/>
@@ -10521,7 +14856,7 @@
         <w:t xml:space="preserve"> </w:t>
       </w:r>
       <w:r>
-        <w:t xml:space="preserve">Hastie et al. [5, Sec. 4.4.3]</w:t>
+        <w:t xml:space="preserve">Hastie et al. [6, Sec. 4.4.3]</w:t>
       </w:r>
       <w:r>
         <w:t xml:space="preserve">.</w:t>
@@ -10536,7 +14871,7 @@
         <w:t xml:space="preserve"> </w:t>
       </w:r>
       <w:r>
-        <w:t xml:space="preserve">Fahrmeir and Kaufmann [9]</w:t>
+        <w:t xml:space="preserve">Fahrmeir and Kaufmann [10]</w:t>
       </w:r>
       <w:r>
         <w:t xml:space="preserve"> </w:t>
@@ -10545,7 +14880,7 @@
         <w:t xml:space="preserve">give.</w:t>
       </w:r>
     </w:p>
-    <w:bookmarkStart w:id="62" w:name="cor-logistic-wald"/>
+    <w:bookmarkStart w:id="83" w:name="cor-logistic-wald"/>
     <w:p>
       <w:pPr>
         <w:pStyle w:val="BodyText"/>
@@ -10822,7 +15157,7 @@
       <w:r>
         <w:t xml:space="preserve"> </w:t>
       </w:r>
-      <w:hyperlink r:id="rId61">
+      <w:hyperlink r:id="rId82">
         <w:r>
           <w:rPr>
             <w:rStyle w:val="Hyperlink"/>
@@ -11000,8 +15335,8 @@
         </m:oMath>
       </m:oMathPara>
     </w:p>
-    <w:bookmarkEnd w:id="62"/>
-    <w:bookmarkStart w:id="63" w:name="exm-logistic-wald"/>
+    <w:bookmarkEnd w:id="83"/>
+    <w:bookmarkStart w:id="84" w:name="exm-logistic-wald"/>
     <w:p>
       <w:pPr>
         <w:pStyle w:val="FirstParagraph"/>
@@ -11011,7 +15346,7 @@
           <w:b/>
           <w:bCs/>
         </w:rPr>
-        <w:t xml:space="preserve">Example 9 (A Wald interval from six patients)</w:t>
+        <w:t xml:space="preserve">Example 10 (A Wald interval from six patients)</w:t>
       </w:r>
       <w:r>
         <w:t xml:space="preserve"> </w:t>
@@ -11646,15 +15981,15 @@
           <w:rPr>
             <w:rStyle w:val="Hyperlink"/>
           </w:rPr>
-          <w:t xml:space="preserve">Example 5</w:t>
+          <w:t xml:space="preserve">Example 6</w:t>
         </w:r>
       </w:hyperlink>
       <w:r>
         <w:t xml:space="preserve">.</w:t>
       </w:r>
     </w:p>
-    <w:bookmarkEnd w:id="63"/>
-    <w:bookmarkStart w:id="64" w:name="cor-logistic-odds-interval"/>
+    <w:bookmarkEnd w:id="84"/>
+    <w:bookmarkStart w:id="85" w:name="cor-logistic-odds-interval"/>
     <w:p>
       <w:pPr>
         <w:pStyle w:val="BodyText"/>
@@ -11875,7 +16210,7 @@
         <w:t xml:space="preserve">.</w:t>
       </w:r>
     </w:p>
-    <w:bookmarkEnd w:id="64"/>
+    <w:bookmarkEnd w:id="85"/>
     <w:p>
       <w:pPr>
         <w:pStyle w:val="BodyText"/>
@@ -12000,7 +16335,7 @@
         <w:t xml:space="preserve">.</w:t>
       </w:r>
     </w:p>
-    <w:bookmarkStart w:id="65" w:name="exm-logistic-odds-interval"/>
+    <w:bookmarkStart w:id="86" w:name="exm-logistic-odds-interval"/>
     <w:p>
       <w:pPr>
         <w:pStyle w:val="BodyText"/>
@@ -12010,7 +16345,7 @@
           <w:b/>
           <w:bCs/>
         </w:rPr>
-        <w:t xml:space="preserve">Example 10 (How little six patients tell us)</w:t>
+        <w:t xml:space="preserve">Example 11 (How little six patients tell us)</w:t>
       </w:r>
       <w:r>
         <w:t xml:space="preserve"> </w:t>
@@ -12372,19 +16707,113 @@
         <w:t xml:space="preserve">Its width shows how little information six observations carry about the slope.</w:t>
       </w:r>
     </w:p>
-    <w:bookmarkEnd w:id="65"/>
-    <w:bookmarkEnd w:id="66"/>
-    <w:bookmarkStart w:id="85" w:name="references"/>
+    <w:bookmarkEnd w:id="86"/>
+    <w:bookmarkEnd w:id="87"/>
+    <w:bookmarkStart w:id="91" w:name="sec-logistic-inference-reading"/>
     <w:p>
       <w:pPr>
         <w:pStyle w:val="Heading2"/>
       </w:pPr>
       <w:r>
+        <w:t xml:space="preserve">6 Further reading</w:t>
+      </w:r>
+    </w:p>
+    <w:p>
+      <w:pPr>
+        <w:pStyle w:val="Compact"/>
+        <w:numPr>
+          <w:ilvl w:val="0"/>
+          <w:numId w:val="1004"/>
+        </w:numPr>
+      </w:pPr>
+      <w:hyperlink r:id="rId88">
+        <w:r>
+          <w:rPr>
+            <w:rStyle w:val="Hyperlink"/>
+          </w:rPr>
+          <w:t xml:space="preserve">Hua Zhou</w:t>
+        </w:r>
+      </w:hyperlink>
+      <w:r>
+        <w:t xml:space="preserve">’s</w:t>
+      </w:r>
+      <w:r>
+        <w:t xml:space="preserve"> </w:t>
+      </w:r>
+      <w:hyperlink r:id="rId89">
+        <w:r>
+          <w:rPr>
+            <w:rStyle w:val="Hyperlink"/>
+          </w:rPr>
+          <w:t xml:space="preserve">course page for</w:t>
+        </w:r>
+        <w:r>
+          <w:rPr>
+            <w:rStyle w:val="Hyperlink"/>
+          </w:rPr>
+          <w:t xml:space="preserve"> </w:t>
+        </w:r>
+        <w:r>
+          <w:rPr>
+            <w:rStyle w:val="Hyperlink"/>
+          </w:rPr>
+          <w:t xml:space="preserve">“UCLA Biostat 257 - Statistical Computing”</w:t>
+        </w:r>
+        <w:r>
+          <w:rPr>
+            <w:rStyle w:val="Hyperlink"/>
+          </w:rPr>
+          <w:t xml:space="preserve"> </w:t>
+        </w:r>
+        <w:r>
+          <w:rPr>
+            <w:rStyle w:val="Hyperlink"/>
+          </w:rPr>
+          <w:t xml:space="preserve">(2025 Spring)</w:t>
+        </w:r>
+      </w:hyperlink>
+      <w:r>
+        <w:t xml:space="preserve"> </w:t>
+      </w:r>
+      <w:r>
+        <w:t xml:space="preserve">has lectures on fitting generalized linear models and on quasi-Newton optimization.</w:t>
+      </w:r>
+      <w:r>
+        <w:t xml:space="preserve"> </w:t>
+      </w:r>
+      <w:r>
+        <w:t xml:space="preserve">Its source is</w:t>
+      </w:r>
+      <w:r>
+        <w:t xml:space="preserve"> </w:t>
+      </w:r>
+      <w:hyperlink r:id="rId90">
+        <w:r>
+          <w:rPr>
+            <w:rStyle w:val="Hyperlink"/>
+          </w:rPr>
+          <w:t xml:space="preserve">on GitHub</w:t>
+        </w:r>
+      </w:hyperlink>
+      <w:r>
+        <w:t xml:space="preserve"> </w:t>
+      </w:r>
+      <w:r>
+        <w:t xml:space="preserve">under the MIT License.</w:t>
+      </w:r>
+    </w:p>
+    <w:bookmarkEnd w:id="91"/>
+    <w:bookmarkStart w:id="112" w:name="references"/>
+    <w:p>
+      <w:pPr>
+        <w:pStyle w:val="Heading2"/>
+      </w:pPr>
+      <w:r>
         <w:t xml:space="preserve">References</w:t>
       </w:r>
     </w:p>
-    <w:bookmarkStart w:id="84" w:name="refs"/>
-    <w:bookmarkStart w:id="68" w:name="ref-wikipedia_likelihood_ratio_test"/>
+    <w:bookmarkStart w:id="111" w:name="refs"/>
+    <w:bookmarkStart w:id="93" w:name="ref-wikipedia_likelihood_ratio_test"/>
     <w:p>
       <w:pPr>
         <w:pStyle w:val="Bibliography"/>
@@ -12431,7 +16860,7 @@
       <w:r>
         <w:t xml:space="preserve"> </w:t>
       </w:r>
-      <w:hyperlink r:id="rId67">
+      <w:hyperlink r:id="rId92">
         <w:r>
           <w:rPr>
             <w:rStyle w:val="Hyperlink"/>
@@ -12440,8 +16869,8 @@
         </w:r>
       </w:hyperlink>
     </w:p>
-    <w:bookmarkEnd w:id="68"/>
-    <w:bookmarkStart w:id="70" w:name="ref-wikipedia_logistic_regression"/>
+    <w:bookmarkEnd w:id="93"/>
+    <w:bookmarkStart w:id="95" w:name="ref-wikipedia_logistic_regression"/>
     <w:p>
       <w:pPr>
         <w:pStyle w:val="Bibliography"/>
@@ -12488,7 +16917,7 @@
       <w:r>
         <w:t xml:space="preserve"> </w:t>
       </w:r>
-      <w:hyperlink r:id="rId69">
+      <w:hyperlink r:id="rId94">
         <w:r>
           <w:rPr>
             <w:rStyle w:val="Hyperlink"/>
@@ -12497,8 +16926,8 @@
         </w:r>
       </w:hyperlink>
     </w:p>
-    <w:bookmarkEnd w:id="70"/>
-    <w:bookmarkStart w:id="72" w:name="ref-wikipedia_deviance_statistics"/>
+    <w:bookmarkEnd w:id="95"/>
+    <w:bookmarkStart w:id="97" w:name="ref-zhou2025newton"/>
     <w:p>
       <w:pPr>
         <w:pStyle w:val="Bibliography"/>
@@ -12513,6 +16942,66 @@
         <w:t xml:space="preserve">	</w:t>
       </w:r>
       <w:r>
+        <w:t xml:space="preserve">H. Zhou,</w:t>
+      </w:r>
+      <w:r>
+        <w:t xml:space="preserve"> </w:t>
+      </w:r>
+      <w:r>
+        <w:t xml:space="preserve">“</w:t>
+      </w:r>
+      <w:r>
+        <w:t xml:space="preserve">Newton</w:t>
+      </w:r>
+      <w:r>
+        <w:t xml:space="preserve">’s method and</w:t>
+      </w:r>
+      <w:r>
+        <w:t xml:space="preserve"> </w:t>
+      </w:r>
+      <w:r>
+        <w:t xml:space="preserve">Fisher</w:t>
+      </w:r>
+      <w:r>
+        <w:t xml:space="preserve"> </w:t>
+      </w:r>
+      <w:r>
+        <w:t xml:space="preserve">scoring.”</w:t>
+      </w:r>
+      <w:r>
+        <w:t xml:space="preserve"> </w:t>
+      </w:r>
+      <w:r>
+        <w:t xml:space="preserve">Lecture notes for Biostat M257, Statistical Computing, University of California, Los Angeles, 2025. Accessed: Oct. 26, 2026. [Online]. Available:</w:t>
+      </w:r>
+      <w:r>
+        <w:t xml:space="preserve"> </w:t>
+      </w:r>
+      <w:hyperlink r:id="rId96">
+        <w:r>
+          <w:rPr>
+            <w:rStyle w:val="Hyperlink"/>
+          </w:rPr>
+          <w:t xml:space="preserve">https://ucla-biostat-257.github.io/2025spring/slides/23-newton/newton.html</w:t>
+        </w:r>
+      </w:hyperlink>
+    </w:p>
+    <w:bookmarkEnd w:id="97"/>
+    <w:bookmarkStart w:id="99" w:name="ref-wikipedia_deviance_statistics"/>
+    <w:p>
+      <w:pPr>
+        <w:pStyle w:val="Bibliography"/>
+      </w:pPr>
+      <w:r>
+        <w:t xml:space="preserve">[4]</w:t>
+      </w:r>
+      <w:r>
+        <w:t xml:space="preserve"> </w:t>
+      </w:r>
+      <w:r>
+        <w:t xml:space="preserve">	</w:t>
+      </w:r>
+      <w:r>
         <w:t xml:space="preserve">Wikipedia contributors,</w:t>
       </w:r>
       <w:r>
@@ -12545,7 +17034,7 @@
       <w:r>
         <w:t xml:space="preserve"> </w:t>
       </w:r>
-      <w:hyperlink r:id="rId71">
+      <w:hyperlink r:id="rId98">
         <w:r>
           <w:rPr>
             <w:rStyle w:val="Hyperlink"/>
@@ -12554,14 +17043,14 @@
         </w:r>
       </w:hyperlink>
     </w:p>
-    <w:bookmarkEnd w:id="72"/>
-    <w:bookmarkStart w:id="74" w:name="ref-nelder1972generalized"/>
+    <w:bookmarkEnd w:id="99"/>
+    <w:bookmarkStart w:id="101" w:name="ref-nelder1972generalized"/>
     <w:p>
       <w:pPr>
         <w:pStyle w:val="Bibliography"/>
       </w:pPr>
       <w:r>
-        <w:t xml:space="preserve">[4]</w:t>
+        <w:t xml:space="preserve">[5]</w:t>
       </w:r>
       <w:r>
         <w:t xml:space="preserve"> </w:t>
@@ -12594,7 +17083,7 @@
       <w:r>
         <w:t xml:space="preserve"> </w:t>
       </w:r>
-      <w:hyperlink r:id="rId73">
+      <w:hyperlink r:id="rId100">
         <w:r>
           <w:rPr>
             <w:rStyle w:val="Hyperlink"/>
@@ -12606,14 +17095,14 @@
         <w:t xml:space="preserve">.</w:t>
       </w:r>
     </w:p>
-    <w:bookmarkEnd w:id="74"/>
-    <w:bookmarkStart w:id="76" w:name="ref-hastie2009elements"/>
+    <w:bookmarkEnd w:id="101"/>
+    <w:bookmarkStart w:id="103" w:name="ref-hastie2009elements"/>
     <w:p>
       <w:pPr>
         <w:pStyle w:val="Bibliography"/>
       </w:pPr>
       <w:r>
-        <w:t xml:space="preserve">[5]</w:t>
+        <w:t xml:space="preserve">[6]</w:t>
       </w:r>
       <w:r>
         <w:t xml:space="preserve"> </w:t>
@@ -12640,7 +17129,7 @@
       <w:r>
         <w:t xml:space="preserve"> </w:t>
       </w:r>
-      <w:hyperlink r:id="rId75">
+      <w:hyperlink r:id="rId102">
         <w:r>
           <w:rPr>
             <w:rStyle w:val="Hyperlink"/>
@@ -12652,14 +17141,14 @@
         <w:t xml:space="preserve">.</w:t>
       </w:r>
     </w:p>
-    <w:bookmarkEnd w:id="76"/>
-    <w:bookmarkStart w:id="78" w:name="ref-dobson4e"/>
+    <w:bookmarkEnd w:id="103"/>
+    <w:bookmarkStart w:id="105" w:name="ref-dobson4e"/>
     <w:p>
       <w:pPr>
         <w:pStyle w:val="Bibliography"/>
       </w:pPr>
       <w:r>
-        <w:t xml:space="preserve">[6]</w:t>
+        <w:t xml:space="preserve">[7]</w:t>
       </w:r>
       <w:r>
         <w:t xml:space="preserve"> </w:t>
@@ -12686,7 +17175,7 @@
       <w:r>
         <w:t xml:space="preserve"> </w:t>
       </w:r>
-      <w:hyperlink r:id="rId77">
+      <w:hyperlink r:id="rId104">
         <w:r>
           <w:rPr>
             <w:rStyle w:val="Hyperlink"/>
@@ -12698,14 +17187,14 @@
         <w:t xml:space="preserve">.</w:t>
       </w:r>
     </w:p>
-    <w:bookmarkEnd w:id="78"/>
-    <w:bookmarkStart w:id="79" w:name="ref-hosmer1989applied"/>
+    <w:bookmarkEnd w:id="105"/>
+    <w:bookmarkStart w:id="106" w:name="ref-hosmer1989applied"/>
     <w:p>
       <w:pPr>
         <w:pStyle w:val="Bibliography"/>
       </w:pPr>
       <w:r>
-        <w:t xml:space="preserve">[7]</w:t>
+        <w:t xml:space="preserve">[8]</w:t>
       </w:r>
       <w:r>
         <w:t xml:space="preserve"> </w:t>
@@ -12730,14 +17219,14 @@
         <w:t xml:space="preserve">. New York: Wiley, 1989.</w:t>
       </w:r>
     </w:p>
-    <w:bookmarkEnd w:id="79"/>
-    <w:bookmarkStart w:id="81" w:name="ref-wikipedia_saturated_model"/>
+    <w:bookmarkEnd w:id="106"/>
+    <w:bookmarkStart w:id="108" w:name="ref-wikipedia_saturated_model"/>
     <w:p>
       <w:pPr>
         <w:pStyle w:val="Bibliography"/>
       </w:pPr>
       <w:r>
-        <w:t xml:space="preserve">[8]</w:t>
+        <w:t xml:space="preserve">[9]</w:t>
       </w:r>
       <w:r>
         <w:t xml:space="preserve"> </w:t>
@@ -12778,7 +17267,7 @@
       <w:r>
         <w:t xml:space="preserve"> </w:t>
       </w:r>
-      <w:hyperlink r:id="rId80">
+      <w:hyperlink r:id="rId107">
         <w:r>
           <w:rPr>
             <w:rStyle w:val="Hyperlink"/>
@@ -12787,14 +17276,14 @@
         </w:r>
       </w:hyperlink>
     </w:p>
-    <w:bookmarkEnd w:id="81"/>
-    <w:bookmarkStart w:id="83" w:name="ref-fahrmeir1985consistency"/>
+    <w:bookmarkEnd w:id="108"/>
+    <w:bookmarkStart w:id="110" w:name="ref-fahrmeir1985consistency"/>
     <w:p>
       <w:pPr>
         <w:pStyle w:val="Bibliography"/>
       </w:pPr>
       <w:r>
-        <w:t xml:space="preserve">[9]</w:t>
+        <w:t xml:space="preserve">[10]</w:t>
       </w:r>
       <w:r>
         <w:t xml:space="preserve"> </w:t>
@@ -12827,7 +17316,7 @@
       <w:r>
         <w:t xml:space="preserve"> </w:t>
       </w:r>
-      <w:hyperlink r:id="rId82">
+      <w:hyperlink r:id="rId109">
         <w:r>
           <w:rPr>
             <w:rStyle w:val="Hyperlink"/>
@@ -12839,9 +17328,9 @@
         <w:t xml:space="preserve">.</w:t>
       </w:r>
     </w:p>
-    <w:bookmarkEnd w:id="83"/>
-    <w:bookmarkEnd w:id="84"/>
-    <w:bookmarkEnd w:id="85"/>
+    <w:bookmarkEnd w:id="110"/>
+    <w:bookmarkEnd w:id="111"/>
+    <w:bookmarkEnd w:id="112"/>
     <w:sectPr>
       <w:footnotePr>
         <w:numRestart w:val="eachSect"/>
@@ -12952,8 +17441,235 @@
       </w:pPr>
     </w:lvl>
   </w:abstractNum>
+  <w:abstractNum w:abstractNumId="991">
+    <w:nsid w:val="0000A991"/>
+    <w:multiLevelType w:val="multilevel"/>
+    <w:lvl w:ilvl="0">
+      <w:numFmt w:val="bullet"/>
+      <w:lvlText w:val=""/>
+      <w:lvlJc w:val="left"/>
+      <w:pPr>
+        <w:ind w:left="720" w:hanging="360"/>
+      </w:pPr>
+      <w:rPr>
+        <w:rFonts w:ascii="Symbol" w:hAnsi="Symbol" w:cs="Symbol" w:hint="default"/>
+      </w:rPr>
+    </w:lvl>
+    <w:lvl w:ilvl="1">
+      <w:numFmt w:val="bullet"/>
+      <w:lvlText w:val="o"/>
+      <w:lvlJc w:val="left"/>
+      <w:pPr>
+        <w:ind w:left="1440" w:hanging="360"/>
+      </w:pPr>
+      <w:rPr>
+        <w:rFonts w:ascii="Courier New" w:hAnsi="Courier New" w:cs="Courier New" w:hint="default"/>
+      </w:rPr>
+    </w:lvl>
+    <w:lvl w:ilvl="2">
+      <w:numFmt w:val="bullet"/>
+      <w:lvlText w:val=""/>
+      <w:lvlJc w:val="left"/>
+      <w:pPr>
+        <w:ind w:left="2160" w:hanging="360"/>
+      </w:pPr>
+      <w:rPr>
+        <w:rFonts w:ascii="Wingdings" w:hAnsi="Wingdings" w:cs="Wingdings" w:hint="default"/>
+      </w:rPr>
+    </w:lvl>
+    <w:lvl w:ilvl="3">
+      <w:numFmt w:val="bullet"/>
+      <w:lvlText w:val=""/>
+      <w:lvlJc w:val="left"/>
+      <w:pPr>
+        <w:ind w:left="2880" w:hanging="360"/>
+      </w:pPr>
+      <w:rPr>
+        <w:rFonts w:ascii="Symbol" w:hAnsi="Symbol" w:cs="Symbol" w:hint="default"/>
+      </w:rPr>
+    </w:lvl>
+    <w:lvl w:ilvl="4">
+      <w:numFmt w:val="bullet"/>
+      <w:lvlText w:val="o"/>
+      <w:lvlJc w:val="left"/>
+      <w:pPr>
+        <w:ind w:left="3600" w:hanging="360"/>
+      </w:pPr>
+      <w:rPr>
+        <w:rFonts w:ascii="Courier New" w:hAnsi="Courier New" w:cs="Courier New" w:hint="default"/>
+      </w:rPr>
+    </w:lvl>
+    <w:lvl w:ilvl="5">
+      <w:numFmt w:val="bullet"/>
+      <w:lvlText w:val=""/>
+      <w:lvlJc w:val="left"/>
+      <w:pPr>
+        <w:ind w:left="4320" w:hanging="360"/>
+      </w:pPr>
+      <w:rPr>
+        <w:rFonts w:ascii="Wingdings" w:hAnsi="Wingdings" w:cs="Wingdings" w:hint="default"/>
+      </w:rPr>
+    </w:lvl>
+    <w:lvl w:ilvl="6">
+      <w:numFmt w:val="bullet"/>
+      <w:lvlText w:val=""/>
+      <w:lvlJc w:val="left"/>
+      <w:pPr>
+        <w:ind w:left="5040" w:hanging="360"/>
+      </w:pPr>
+      <w:rPr>
+        <w:rFonts w:ascii="Symbol" w:hAnsi="Symbol" w:cs="Symbol" w:hint="default"/>
+      </w:rPr>
+    </w:lvl>
+    <w:lvl w:ilvl="7">
+      <w:numFmt w:val="bullet"/>
+      <w:lvlText w:val="o"/>
+      <w:lvlJc w:val="left"/>
+      <w:pPr>
+        <w:ind w:left="5760" w:hanging="360"/>
+      </w:pPr>
+      <w:rPr>
+        <w:rFonts w:ascii="Courier New" w:hAnsi="Courier New" w:cs="Courier New" w:hint="default"/>
+      </w:rPr>
+    </w:lvl>
+    <w:lvl w:ilvl="8">
+      <w:numFmt w:val="bullet"/>
+      <w:lvlText w:val=""/>
+      <w:lvlJc w:val="left"/>
+      <w:pPr>
+        <w:ind w:left="6480" w:hanging="360"/>
+      </w:pPr>
+      <w:rPr>
+        <w:rFonts w:ascii="Wingdings" w:hAnsi="Wingdings" w:cs="Wingdings" w:hint="default"/>
+      </w:rPr>
+    </w:lvl>
+  </w:abstractNum>
+  <w:abstractNum w:abstractNumId="99411">
+    <w:nsid w:val="00A99411"/>
+    <w:multiLevelType w:val="multilevel"/>
+    <w:lvl w:ilvl="0">
+      <w:start w:val="1"/>
+      <w:numFmt w:val="decimal"/>
+      <w:lvlText w:val="%1."/>
+      <w:lvlJc w:val="left"/>
+      <w:pPr>
+        <w:ind w:left="720" w:hanging="360"/>
+      </w:pPr>
+    </w:lvl>
+    <w:lvl w:ilvl="1">
+      <w:start w:val="1"/>
+      <w:numFmt w:val="decimal"/>
+      <w:lvlText w:val="%2."/>
+      <w:lvlJc w:val="left"/>
+      <w:pPr>
+        <w:ind w:left="1440" w:hanging="360"/>
+      </w:pPr>
+    </w:lvl>
+    <w:lvl w:ilvl="2">
+      <w:start w:val="1"/>
+      <w:numFmt w:val="decimal"/>
+      <w:lvlText w:val="%3."/>
+      <w:lvlJc w:val="left"/>
+      <w:pPr>
+        <w:ind w:left="2160" w:hanging="360"/>
+      </w:pPr>
+    </w:lvl>
+    <w:lvl w:ilvl="3">
+      <w:start w:val="1"/>
+      <w:numFmt w:val="decimal"/>
+      <w:lvlText w:val="%4."/>
+      <w:lvlJc w:val="left"/>
+      <w:pPr>
+        <w:ind w:left="2880" w:hanging="360"/>
+      </w:pPr>
+    </w:lvl>
+    <w:lvl w:ilvl="4">
+      <w:start w:val="1"/>
+      <w:numFmt w:val="decimal"/>
+      <w:lvlText w:val="%5."/>
+      <w:lvlJc w:val="left"/>
+      <w:pPr>
+        <w:ind w:left="3600" w:hanging="360"/>
+      </w:pPr>
+    </w:lvl>
+    <w:lvl w:ilvl="5">
+      <w:start w:val="1"/>
+      <w:numFmt w:val="decimal"/>
+      <w:lvlText w:val="%6."/>
+      <w:lvlJc w:val="left"/>
+      <w:pPr>
+        <w:ind w:left="4320" w:hanging="360"/>
+      </w:pPr>
+    </w:lvl>
+    <w:lvl w:ilvl="6">
+      <w:start w:val="1"/>
+      <w:numFmt w:val="decimal"/>
+      <w:lvlText w:val="%7."/>
+      <w:lvlJc w:val="left"/>
+      <w:pPr>
+        <w:ind w:left="5040" w:hanging="360"/>
+      </w:pPr>
+    </w:lvl>
+    <w:lvl w:ilvl="7">
+      <w:start w:val="1"/>
+      <w:numFmt w:val="decimal"/>
+      <w:lvlText w:val="%8."/>
+      <w:lvlJc w:val="left"/>
+      <w:pPr>
+        <w:ind w:left="5760" w:hanging="360"/>
+      </w:pPr>
+    </w:lvl>
+    <w:lvl w:ilvl="8">
+      <w:start w:val="1"/>
+      <w:numFmt w:val="decimal"/>
+      <w:lvlText w:val="%9."/>
+      <w:lvlJc w:val="left"/>
+      <w:pPr>
+        <w:ind w:left="6480" w:hanging="360"/>
+      </w:pPr>
+    </w:lvl>
+  </w:abstractNum>
   <w:num w:numId="1000">
     <w:abstractNumId w:val="990"/>
+  </w:num>
+  <w:num w:numId="1001">
+    <w:abstractNumId w:val="991"/>
+  </w:num>
+  <w:num w:numId="1002">
+    <w:abstractNumId w:val="99411"/>
+    <w:lvlOverride w:ilvl="0">
+      <w:startOverride w:val="1"/>
+    </w:lvlOverride>
+    <w:lvlOverride w:ilvl="1">
+      <w:startOverride w:val="1"/>
+    </w:lvlOverride>
+    <w:lvlOverride w:ilvl="2">
+      <w:startOverride w:val="1"/>
+    </w:lvlOverride>
+    <w:lvlOverride w:ilvl="3">
+      <w:startOverride w:val="1"/>
+    </w:lvlOverride>
+    <w:lvlOverride w:ilvl="4">
+      <w:startOverride w:val="1"/>
+    </w:lvlOverride>
+    <w:lvlOverride w:ilvl="5">
+      <w:startOverride w:val="1"/>
+    </w:lvlOverride>
+    <w:lvlOverride w:ilvl="6">
+      <w:startOverride w:val="1"/>
+    </w:lvlOverride>
+    <w:lvlOverride w:ilvl="7">
+      <w:startOverride w:val="1"/>
+    </w:lvlOverride>
+    <w:lvlOverride w:ilvl="8">
+      <w:startOverride w:val="1"/>
+    </w:lvlOverride>
+  </w:num>
+  <w:num w:numId="1003">
+    <w:abstractNumId w:val="991"/>
+  </w:num>
+  <w:num w:numId="1004">
+    <w:abstractNumId w:val="991"/>
   </w:num>
 </w:numbering>
 </file>
